--- a/downloads/workbook/ai-1-week-32.docx
+++ b/downloads/workbook/ai-1-week-32.docx
@@ -1292,6 +1292,178 @@
         <w:t>Project connection: Save sorter instruction cards, dated versions and operator traces alongside the manual expected outputs.</w:t>
       </w:r>
     </w:p>
+    <w:p>
+      <w:pPr>
+        <w:pStyle w:val="Heading1"/>
+      </w:pPr>
+      <w:r>
+        <w:t>19. Project portfolio milestone</w:t>
+      </w:r>
+    </w:p>
+    <w:p>
+      <w:r>
+        <w:t>Project: Helpful Classroom Sorter</w:t>
+      </w:r>
+    </w:p>
+    <w:p>
+      <w:r>
+        <w:t>Current milestone: Present and defend. Demonstrate the system, explain one failure and justify the next improvement with evidence.</w:t>
+      </w:r>
+    </w:p>
+    <w:p>
+      <w:r>
+        <w:t>Save sorter instruction cards, dated versions and operator traces alongside the manual expected outputs.</w:t>
+      </w:r>
+    </w:p>
+    <w:tbl>
+      <w:tblPr>
+        <w:tblStyle w:val="LightShading-Accent1"/>
+        <w:tblW w:type="auto" w:w="0"/>
+        <w:tblLook w:firstColumn="1" w:firstRow="1" w:lastColumn="0" w:lastRow="0" w:noHBand="0" w:noVBand="1" w:val="04A0"/>
+      </w:tblPr>
+      <w:tblGrid>
+        <w:gridCol w:w="5112"/>
+        <w:gridCol w:w="5112"/>
+      </w:tblGrid>
+      <w:tr>
+        <w:trPr>
+          <w:tblHeader/>
+        </w:trPr>
+        <w:tc>
+          <w:tcPr>
+            <w:tcW w:type="dxa" w:w="5112"/>
+          </w:tcPr>
+          <w:p>
+            <w:r>
+              <w:t>Evidence to keep</w:t>
+            </w:r>
+          </w:p>
+        </w:tc>
+        <w:tc>
+          <w:tcPr>
+            <w:tcW w:type="dxa" w:w="5112"/>
+          </w:tcPr>
+          <w:p>
+            <w:r>
+              <w:t>My record</w:t>
+            </w:r>
+          </w:p>
+        </w:tc>
+      </w:tr>
+      <w:tr>
+        <w:tc>
+          <w:tcPr>
+            <w:tcW w:type="dxa" w:w="5112"/>
+          </w:tcPr>
+          <w:p>
+            <w:r>
+              <w:t>This week’s input and deciding step</w:t>
+            </w:r>
+          </w:p>
+        </w:tc>
+        <w:tc>
+          <w:tcPr>
+            <w:tcW w:type="dxa" w:w="5112"/>
+          </w:tcPr>
+          <w:p>
+            <w:r/>
+          </w:p>
+        </w:tc>
+      </w:tr>
+      <w:tr>
+        <w:tc>
+          <w:tcPr>
+            <w:tcW w:type="dxa" w:w="5112"/>
+          </w:tcPr>
+          <w:p>
+            <w:r>
+              <w:t>Prediction and actual result (or labelled paper trace)</w:t>
+            </w:r>
+          </w:p>
+        </w:tc>
+        <w:tc>
+          <w:tcPr>
+            <w:tcW w:type="dxa" w:w="5112"/>
+          </w:tcPr>
+          <w:p>
+            <w:r/>
+          </w:p>
+        </w:tc>
+      </w:tr>
+      <w:tr>
+        <w:tc>
+          <w:tcPr>
+            <w:tcW w:type="dxa" w:w="5112"/>
+          </w:tcPr>
+          <w:p>
+            <w:r>
+              <w:t>One change since the previous checkpoint and why</w:t>
+            </w:r>
+          </w:p>
+        </w:tc>
+        <w:tc>
+          <w:tcPr>
+            <w:tcW w:type="dxa" w:w="5112"/>
+          </w:tcPr>
+          <w:p>
+            <w:r/>
+          </w:p>
+        </w:tc>
+      </w:tr>
+      <w:tr>
+        <w:tc>
+          <w:tcPr>
+            <w:tcW w:type="dxa" w:w="5112"/>
+          </w:tcPr>
+          <w:p>
+            <w:r>
+              <w:t>One error or limit and the next test</w:t>
+            </w:r>
+          </w:p>
+        </w:tc>
+        <w:tc>
+          <w:tcPr>
+            <w:tcW w:type="dxa" w:w="5112"/>
+          </w:tcPr>
+          <w:p>
+            <w:r/>
+          </w:p>
+        </w:tc>
+      </w:tr>
+    </w:tbl>
+    <w:p>
+      <w:pPr>
+        <w:pStyle w:val="Heading3"/>
+      </w:pPr>
+      <w:r>
+        <w:t>Explain what this week adds to your project. Reuse last week’s record rather than starting again.</w:t>
+      </w:r>
+    </w:p>
+    <w:p>
+      <w:r>
+        <w:t>________________________________________________________________</w:t>
+      </w:r>
+    </w:p>
+    <w:p>
+      <w:r>
+        <w:t>________________________________________________________________</w:t>
+      </w:r>
+    </w:p>
+    <w:p>
+      <w:r>
+        <w:t>________________________________________________________________</w:t>
+      </w:r>
+    </w:p>
+    <w:p>
+      <w:r>
+        <w:t>________________________________________________________________</w:t>
+      </w:r>
+    </w:p>
+    <w:p>
+      <w:r>
+        <w:t>________________________________________________________________</w:t>
+      </w:r>
+    </w:p>
     <w:sectPr>
       <w:pgSz w:w="12240" w:h="15840"/>
       <w:pgMar w:top="936" w:right="1008" w:bottom="936" w:left="1008" w:header="720" w:footer="720" w:gutter="0"/>

--- a/downloads/workbook/ai-1-week-32.docx
+++ b/downloads/workbook/ai-1-week-32.docx
@@ -1464,6 +1464,240 @@
         <w:t>________________________________________________________________</w:t>
       </w:r>
     </w:p>
+    <w:p>
+      <w:pPr>
+        <w:pStyle w:val="Heading1"/>
+      </w:pPr>
+      <w:r>
+        <w:t>20. Supported practice and learning evidence</w:t>
+      </w:r>
+    </w:p>
+    <w:p>
+      <w:r>
+        <w:t>Use this supported practice once, in the browser or on paper. Keep the reserved independent assessment for a separate first attempt before teacher feedback.</w:t>
+      </w:r>
+    </w:p>
+    <w:p>
+      <w:r>
+        <w:t>A fictional team turns a storage-bin specification into movable instruction cards.</w:t>
+      </w:r>
+    </w:p>
+    <w:p>
+      <w:pPr>
+        <w:pStyle w:val="Heading3"/>
+      </w:pPr>
+      <w:r>
+        <w:t>Practice 1: explain the deciding evidence</w:t>
+      </w:r>
+    </w:p>
+    <w:p>
+      <w:r>
+        <w:t>Which labelled step matches this detail? Expected Y, actual X: locate the missing check.</w:t>
+      </w:r>
+    </w:p>
+    <w:p>
+      <w:r>
+        <w:t>1. Actual trace</w:t>
+      </w:r>
+    </w:p>
+    <w:p>
+      <w:r>
+        <w:t>2. Record mismatch</w:t>
+      </w:r>
+    </w:p>
+    <w:p>
+      <w:r>
+        <w:t>3. Operate literally</w:t>
+      </w:r>
+    </w:p>
+    <w:p>
+      <w:r>
+        <w:t>4. Expected result</w:t>
+      </w:r>
+    </w:p>
+    <w:p>
+      <w:pPr>
+        <w:pStyle w:val="Heading3"/>
+      </w:pPr>
+      <w:r>
+        <w:t>My selected conclusion, deciding fact and explanation</w:t>
+      </w:r>
+    </w:p>
+    <w:p>
+      <w:r>
+        <w:t>________________________________________________________________</w:t>
+      </w:r>
+    </w:p>
+    <w:p>
+      <w:r>
+        <w:t>________________________________________________________________</w:t>
+      </w:r>
+    </w:p>
+    <w:p>
+      <w:r>
+        <w:t>________________________________________________________________</w:t>
+      </w:r>
+    </w:p>
+    <w:p>
+      <w:r>
+        <w:t>________________________________________________________________</w:t>
+      </w:r>
+    </w:p>
+    <w:p>
+      <w:r>
+        <w:t>________________________________________________________________</w:t>
+      </w:r>
+    </w:p>
+    <w:p>
+      <w:r>
+        <w:t>Hint if needed: Read the steps in the pictorial case. Match the supplied detail to the stage that performs or records it.</w:t>
+      </w:r>
+    </w:p>
+    <w:p>
+      <w:r>
+        <w:t>After your attempt, compare with the supported explanation: Record mismatch Expected Y, actual X: locate the missing check. A paper prototype is executable when another person can follow its instructions without guessing your intention. Record the actual wrong result separately from the expected one. Discovering a missing comparison is useful evidence for repair; pretending the operator followed the intended rule would hide the defect.</w:t>
+      </w:r>
+    </w:p>
+    <w:p>
+      <w:pPr>
+        <w:pStyle w:val="Heading3"/>
+      </w:pPr>
+      <w:r>
+        <w:t>Practice 2: explain the deciding evidence</w:t>
+      </w:r>
+    </w:p>
+    <w:p>
+      <w:r>
+        <w:t>Changed-case practice: Insert “if capacity is below count, continue” before accepting a bin. Which conclusion is supported by the supplied facts?</w:t>
+      </w:r>
+    </w:p>
+    <w:p>
+      <w:r>
+        <w:t>1. This one example guarantees correct results for every future input.</w:t>
+      </w:r>
+    </w:p>
+    <w:p>
+      <w:r>
+        <w:t>2. The revised trace rejects X and accepts Y for 4.</w:t>
+      </w:r>
+    </w:p>
+    <w:p>
+      <w:r>
+        <w:t>3. We can decide the result without examining the changed input or the procedure.</w:t>
+      </w:r>
+    </w:p>
+    <w:p>
+      <w:pPr>
+        <w:pStyle w:val="Heading3"/>
+      </w:pPr>
+      <w:r>
+        <w:t>My selected conclusion, deciding fact and explanation</w:t>
+      </w:r>
+    </w:p>
+    <w:p>
+      <w:r>
+        <w:t>________________________________________________________________</w:t>
+      </w:r>
+    </w:p>
+    <w:p>
+      <w:r>
+        <w:t>________________________________________________________________</w:t>
+      </w:r>
+    </w:p>
+    <w:p>
+      <w:r>
+        <w:t>________________________________________________________________</w:t>
+      </w:r>
+    </w:p>
+    <w:p>
+      <w:r>
+        <w:t>________________________________________________________________</w:t>
+      </w:r>
+    </w:p>
+    <w:p>
+      <w:r>
+        <w:t>________________________________________________________________</w:t>
+      </w:r>
+    </w:p>
+    <w:p>
+      <w:r>
+        <w:t>Hint if needed: Use the changed condition and the deciding step in the pictorial trace. The answer must say what follows from those facts.</w:t>
+      </w:r>
+    </w:p>
+    <w:p>
+      <w:r>
+        <w:t>After your attempt, compare with the supported explanation: The revised trace rejects X and accepts Y for 4. 3&lt;4 is true; 7&lt;4 is false, so Y fits.</w:t>
+      </w:r>
+    </w:p>
+    <w:p>
+      <w:pPr>
+        <w:pStyle w:val="Heading3"/>
+      </w:pPr>
+      <w:r>
+        <w:t>Repair a missing building block</w:t>
+      </w:r>
+    </w:p>
+    <w:p>
+      <w:r>
+        <w:t>Review Design the Decision Process (ai-1/31). Goal: Design a decision process that covers valid, invalid and no-match requests. Short practice: Where does the first original rejection occur, and why is K3 not originally selected?. Return to this week and explain what you changed.</w:t>
+      </w:r>
+    </w:p>
+    <w:p>
+      <w:r>
+        <w:t>Review Find a Real Problem (ai-1/29). Goal: Describe a specific user difficulty using supplied evidence without inventing its cause. Short practice: Write a one-sentence project goal and say what evidence would count as a failure.. Return to this week and explain what you changed.</w:t>
+      </w:r>
+    </w:p>
+    <w:p>
+      <w:r>
+        <w:t>Review Prompts Are Design Instructions (ai-1/26). Goal: Write a prompt with a clear task, supplied evidence and checkable output requirements. Short practice: What must happen if B instead conflicts with another equally authoritative duration record?. Return to this week and explain what you changed.</w:t>
+      </w:r>
+    </w:p>
+    <w:p>
+      <w:pPr>
+        <w:pStyle w:val="Heading3"/>
+      </w:pPr>
+      <w:r>
+        <w:t>Keep your completed work</w:t>
+      </w:r>
+    </w:p>
+    <w:p>
+      <w:r>
+        <w:t>Use Download completed work in the hosted lesson to export your answers, reflections, practice feedback and code-run evidence. Open the HTML copy to read or print it. Drafts stay in this browser when storage is available; clear drafts on a shared device.</w:t>
+      </w:r>
+    </w:p>
+    <w:p>
+      <w:pPr>
+        <w:pStyle w:val="Heading3"/>
+      </w:pPr>
+      <w:r>
+        <w:t>What I repaired, the evidence I kept and the next test</w:t>
+      </w:r>
+    </w:p>
+    <w:p>
+      <w:r>
+        <w:t>________________________________________________________________</w:t>
+      </w:r>
+    </w:p>
+    <w:p>
+      <w:r>
+        <w:t>________________________________________________________________</w:t>
+      </w:r>
+    </w:p>
+    <w:p>
+      <w:r>
+        <w:t>________________________________________________________________</w:t>
+      </w:r>
+    </w:p>
+    <w:p>
+      <w:r>
+        <w:t>________________________________________________________________</w:t>
+      </w:r>
+    </w:p>
+    <w:p>
+      <w:r>
+        <w:t>________________________________________________________________</w:t>
+      </w:r>
+    </w:p>
     <w:sectPr>
       <w:pgSz w:w="12240" w:h="15840"/>
       <w:pgMar w:top="936" w:right="1008" w:bottom="936" w:left="1008" w:header="720" w:footer="720" w:gutter="0"/>

--- a/downloads/workbook/ai-1-week-32.docx
+++ b/downloads/workbook/ai-1-week-32.docx
@@ -30,6 +30,17 @@
     </w:p>
     <w:p>
       <w:r>
+        <w:t>Record your starting explanation for Build a Paper Prototype before opening notes. Show any later correction separately.</w:t>
+      </w:r>
+    </w:p>
+    <w:p>
+      <w:pPr>
+        <w:spacing w:line="336" w:lineRule="auto" w:after="180"/>
+      </w:pPr>
+      <w:r>
+        <w:rPr>
+          <w:b w:val="0"/>
+        </w:rPr>
         <w:t>Try the recall before opening notes. Then use a different colour or a labelled second line to correct your explanation.</w:t>
       </w:r>
     </w:p>
@@ -42,8 +53,26 @@
       </w:r>
     </w:p>
     <w:p>
-      <w:r>
-        <w:t>Without opening the old lesson, explain one key idea from Design the Decision Process. Give an example and a mistake that the idea helps you avoid.</w:t>
+      <w:pPr>
+        <w:spacing w:line="336" w:lineRule="auto" w:after="180"/>
+      </w:pPr>
+      <w:r>
+        <w:rPr>
+          <w:b w:val="0"/>
+        </w:rPr>
+        <w:t xml:space="preserve">Without opening the old lesson, explain one key idea from Design the Decision </w:t>
+      </w:r>
+      <w:r>
+        <w:rPr>
+          <w:b/>
+        </w:rPr>
+        <w:t>Process</w:t>
+      </w:r>
+      <w:r>
+        <w:rPr>
+          <w:b w:val="0"/>
+        </w:rPr>
+        <w:t>. Give an example and a mistake that the idea helps you avoid.</w:t>
       </w:r>
     </w:p>
     <w:p>
@@ -78,7 +107,13 @@
       </w:r>
     </w:p>
     <w:p>
-      <w:r>
+      <w:pPr>
+        <w:spacing w:line="336" w:lineRule="auto" w:after="180"/>
+      </w:pPr>
+      <w:r>
+        <w:rPr>
+          <w:b w:val="0"/>
+        </w:rPr>
         <w:t>Without opening the old lesson, explain one key idea from Find a Real Problem. Give an example and a mistake that the idea helps you avoid.</w:t>
       </w:r>
     </w:p>
@@ -114,8 +149,26 @@
       </w:r>
     </w:p>
     <w:p>
-      <w:r>
-        <w:t>Without opening the old lesson, explain one key idea from Prompts Are Design Instructions. Give an example and a mistake that the idea helps you avoid.</w:t>
+      <w:pPr>
+        <w:spacing w:line="336" w:lineRule="auto" w:after="180"/>
+      </w:pPr>
+      <w:r>
+        <w:rPr>
+          <w:b w:val="0"/>
+        </w:rPr>
+        <w:t xml:space="preserve">Without opening the old lesson, explain one key idea from Prompts Are Design </w:t>
+      </w:r>
+      <w:r>
+        <w:rPr>
+          <w:b/>
+        </w:rPr>
+        <w:t>Instruction</w:t>
+      </w:r>
+      <w:r>
+        <w:rPr>
+          <w:b w:val="0"/>
+        </w:rPr>
+        <w:t>s. Give an example and a mistake that the idea helps you avoid.</w:t>
       </w:r>
     </w:p>
     <w:p>
@@ -151,7 +204,30 @@
     </w:p>
     <w:p>
       <w:r>
-        <w:t>Use W2: Run and record the first match for Building and tracing a paper prototype. Record the answer once; the lesson and workbook refer to the same attempt.</w:t>
+        <w:t>Complete the supported Build a Paper Prototype trace and record the first step you can explain without help.</w:t>
+      </w:r>
+    </w:p>
+    <w:p>
+      <w:pPr>
+        <w:spacing w:line="336" w:lineRule="auto" w:after="180"/>
+      </w:pPr>
+      <w:r>
+        <w:rPr>
+          <w:b w:val="0"/>
+        </w:rPr>
+        <w:t xml:space="preserve">Use W2: Run and record the first match for Building and tracing a paper </w:t>
+      </w:r>
+      <w:r>
+        <w:rPr>
+          <w:b/>
+        </w:rPr>
+        <w:t>prototype</w:t>
+      </w:r>
+      <w:r>
+        <w:rPr>
+          <w:b w:val="0"/>
+        </w:rPr>
+        <w:t>. Record the answer once; the lesson and workbook refer to the same attempt.</w:t>
       </w:r>
     </w:p>
     <w:tbl>
@@ -279,7 +355,41 @@
     </w:p>
     <w:p>
       <w:r>
-        <w:t>Use the worked case for Building and tracing a paper prototype. Proposed explanation: “A correct-looking answer is enough”. Decide whether this explanation is supported. Point to the step or supplied fact that decides; explain your repair if needed.</w:t>
+        <w:t>Check the proposed Build a Paper Prototype explanation against the supplied facts before discussing it.</w:t>
+      </w:r>
+    </w:p>
+    <w:p>
+      <w:pPr>
+        <w:spacing w:line="336" w:lineRule="auto" w:after="180"/>
+      </w:pPr>
+      <w:r>
+        <w:rPr>
+          <w:b w:val="0"/>
+        </w:rPr>
+        <w:t xml:space="preserve">Use the worked case for Building and tracing a paper </w:t>
+      </w:r>
+      <w:r>
+        <w:rPr>
+          <w:b/>
+        </w:rPr>
+        <w:t>prototype</w:t>
+      </w:r>
+      <w:r>
+        <w:rPr>
+          <w:b w:val="0"/>
+        </w:rPr>
+        <w:t>. Proposed explanation: “A correct-looking answer is enough”. Decide whether this explanation is supported.</w:t>
+      </w:r>
+    </w:p>
+    <w:p>
+      <w:pPr>
+        <w:spacing w:line="336" w:lineRule="auto" w:after="180"/>
+      </w:pPr>
+      <w:r>
+        <w:rPr>
+          <w:b w:val="0"/>
+        </w:rPr>
+        <w:t>Point to the step or supplied fact that decides; explain your repair if needed.</w:t>
       </w:r>
     </w:p>
     <w:p>
@@ -319,6 +429,11 @@
       </w:r>
     </w:p>
     <w:p>
+      <w:r>
+        <w:t>Write one first attempt at the reserved independent case before feedback. Repeated copies of that case refer to the same recorded attempt.</w:t>
+      </w:r>
+    </w:p>
+    <w:p>
       <w:pPr>
         <w:pStyle w:val="Heading3"/>
       </w:pPr>
@@ -327,8 +442,96 @@
       </w:r>
     </w:p>
     <w:p>
-      <w:r>
-        <w:t>Independently make and trace instruction cards for this paper equipment catalogue: E1 first, capacity 3 people; E2 second, capacity 6. Valid input is a whole group size from 1 to 8. Suggest the first item whose capacity is at least the group size; no booking occurs. Include invalid input and no match. Write expected results, then operate your cards for groups of 5 and 7. Record both runs and explain every stopping point.</w:t>
+      <w:pPr>
+        <w:spacing w:line="336" w:lineRule="auto" w:after="180"/>
+      </w:pPr>
+      <w:r>
+        <w:rPr>
+          <w:b w:val="0"/>
+        </w:rPr>
+        <w:t xml:space="preserve">Independently make and </w:t>
+      </w:r>
+      <w:r>
+        <w:rPr>
+          <w:b/>
+        </w:rPr>
+        <w:t>trace</w:t>
+      </w:r>
+      <w:r>
+        <w:rPr>
+          <w:b w:val="0"/>
+        </w:rPr>
+        <w:t xml:space="preserve"> </w:t>
+      </w:r>
+      <w:r>
+        <w:rPr>
+          <w:b/>
+        </w:rPr>
+        <w:t>instruction</w:t>
+      </w:r>
+      <w:r>
+        <w:rPr>
+          <w:b w:val="0"/>
+        </w:rPr>
+        <w:t xml:space="preserve"> cards for this paper equipment catalogue: E1 first, capacity 3 people; E2 second, capacity 6. Valid </w:t>
+      </w:r>
+      <w:r>
+        <w:rPr>
+          <w:b/>
+        </w:rPr>
+        <w:t>input</w:t>
+      </w:r>
+      <w:r>
+        <w:rPr>
+          <w:b w:val="0"/>
+        </w:rPr>
+        <w:t xml:space="preserve"> is a whole group size from 1 to 8.</w:t>
+      </w:r>
+    </w:p>
+    <w:p>
+      <w:pPr>
+        <w:spacing w:line="336" w:lineRule="auto" w:after="180"/>
+      </w:pPr>
+      <w:r>
+        <w:rPr>
+          <w:b w:val="0"/>
+        </w:rPr>
+        <w:t xml:space="preserve">Suggest the first item whose capacity is at least the group size; no booking occurs. Include invalid </w:t>
+      </w:r>
+      <w:r>
+        <w:rPr>
+          <w:b/>
+        </w:rPr>
+        <w:t>input</w:t>
+      </w:r>
+      <w:r>
+        <w:rPr>
+          <w:b w:val="0"/>
+        </w:rPr>
+        <w:t xml:space="preserve"> and no match. Write </w:t>
+      </w:r>
+      <w:r>
+        <w:rPr>
+          <w:b/>
+        </w:rPr>
+        <w:t>expected result</w:t>
+      </w:r>
+      <w:r>
+        <w:rPr>
+          <w:b w:val="0"/>
+        </w:rPr>
+        <w:t>s, then operate your cards for groups of 5 and 7.</w:t>
+      </w:r>
+    </w:p>
+    <w:p>
+      <w:pPr>
+        <w:spacing w:line="336" w:lineRule="auto" w:after="180"/>
+      </w:pPr>
+      <w:r>
+        <w:rPr>
+          <w:b w:val="0"/>
+        </w:rPr>
+        <w:t>Record both runs and explain every stopping point.</w:t>
       </w:r>
     </w:p>
     <w:p>
@@ -375,7 +578,13 @@
       </w:r>
     </w:p>
     <w:p>
-      <w:r>
+      <w:pPr>
+        <w:spacing w:line="336" w:lineRule="auto" w:after="180"/>
+      </w:pPr>
+      <w:r>
+        <w:rPr>
+          <w:b w:val="0"/>
+        </w:rPr>
         <w:t>Attempt this case before feedback. Record any help. Earlier examples below are further practice; a case already practised with feedback cannot establish fresh transfer.</w:t>
       </w:r>
     </w:p>
@@ -389,7 +598,55 @@
     </w:p>
     <w:p>
       <w:r>
-        <w:t>Assign three people as input reader, rule follower and output recorder. Run the repaired sorter on paper, metal and an unreadable description. Record expected and observed outcomes. What does this prototype demonstrate?</w:t>
+        <w:t>Connect the Build a Paper Prototype target to a trace and a justified conclusion.</w:t>
+      </w:r>
+    </w:p>
+    <w:p>
+      <w:pPr>
+        <w:spacing w:line="336" w:lineRule="auto" w:after="180"/>
+        <w:shd w:fill="F5F1FB"/>
+      </w:pPr>
+      <w:r>
+        <w:rPr>
+          <w:b w:val="0"/>
+        </w:rPr>
+        <w:t xml:space="preserve">Assign three people as </w:t>
+      </w:r>
+      <w:r>
+        <w:rPr>
+          <w:b/>
+        </w:rPr>
+        <w:t>input</w:t>
+      </w:r>
+      <w:r>
+        <w:rPr>
+          <w:b w:val="0"/>
+        </w:rPr>
+        <w:t xml:space="preserve"> reader, rule follower and </w:t>
+      </w:r>
+      <w:r>
+        <w:rPr>
+          <w:b/>
+        </w:rPr>
+        <w:t>output</w:t>
+      </w:r>
+      <w:r>
+        <w:rPr>
+          <w:b w:val="0"/>
+        </w:rPr>
+        <w:t xml:space="preserve"> recorder. Run the repaired sorter on paper, metal and an unreadable description. Record expected and observed outcomes. What does this </w:t>
+      </w:r>
+      <w:r>
+        <w:rPr>
+          <w:b/>
+        </w:rPr>
+        <w:t>prototype</w:t>
+      </w:r>
+      <w:r>
+        <w:rPr>
+          <w:b w:val="0"/>
+        </w:rPr>
+        <w:t xml:space="preserve"> demonstrate?</w:t>
       </w:r>
     </w:p>
     <w:p>
@@ -402,17 +659,83 @@
     </w:p>
     <w:p>
       <w:r>
-        <w:t>A paper prototype has input cards, decision cards and paper, plastic and review trays.</w:t>
-      </w:r>
-    </w:p>
-    <w:p>
-      <w:r>
+        <w:t>Solve the supplied Build a Paper Prototype case and show the deciding evidence.</w:t>
+      </w:r>
+    </w:p>
+    <w:p>
+      <w:pPr>
+        <w:spacing w:line="336" w:lineRule="auto" w:after="180"/>
+      </w:pPr>
+      <w:r>
+        <w:rPr>
+          <w:b w:val="0"/>
+        </w:rPr>
+        <w:t xml:space="preserve">A paper </w:t>
+      </w:r>
+      <w:r>
+        <w:rPr>
+          <w:b/>
+        </w:rPr>
+        <w:t>prototype</w:t>
+      </w:r>
+      <w:r>
+        <w:rPr>
+          <w:b w:val="0"/>
+        </w:rPr>
+        <w:t xml:space="preserve"> has </w:t>
+      </w:r>
+      <w:r>
+        <w:rPr>
+          <w:b/>
+        </w:rPr>
+        <w:t>input</w:t>
+      </w:r>
+      <w:r>
+        <w:rPr>
+          <w:b w:val="0"/>
+        </w:rPr>
+        <w:t xml:space="preserve"> cards, decision cards and paper, plastic and review trays.</w:t>
+      </w:r>
+    </w:p>
+    <w:p>
+      <w:pPr>
+        <w:spacing w:line="336" w:lineRule="auto" w:after="180"/>
+        <w:shd w:fill="F5F1FB"/>
+      </w:pPr>
+      <w:r>
+        <w:rPr>
+          <w:b w:val="0"/>
+        </w:rPr>
         <w:t>How can a learner simulate it?</w:t>
       </w:r>
     </w:p>
     <w:p>
-      <w:r>
-        <w:t>Show your trace, calculation or evidence</w:t>
+      <w:pPr>
+        <w:spacing w:line="336" w:lineRule="auto" w:after="180"/>
+      </w:pPr>
+      <w:r>
+        <w:rPr>
+          <w:b w:val="0"/>
+        </w:rPr>
+        <w:t xml:space="preserve">Show your </w:t>
+      </w:r>
+      <w:r>
+        <w:rPr>
+          <w:b/>
+        </w:rPr>
+        <w:t>trace</w:t>
+      </w:r>
+      <w:r>
+        <w:rPr>
+          <w:b w:val="0"/>
+        </w:rPr>
+        <w:t xml:space="preserve">, calculation or </w:t>
+      </w:r>
+      <w:r>
+        <w:rPr>
+          <w:b/>
+        </w:rPr>
+        <w:t>evidence</w:t>
       </w:r>
     </w:p>
     <w:p>
@@ -458,11 +781,76 @@
     </w:p>
     <w:p>
       <w:r>
-        <w:t>Your paper prototype shows an input card, a decision card and an output card. Explain what a person must simulate and what the prototype cannot prove.</w:t>
-      </w:r>
-    </w:p>
-    <w:p>
-      <w:r>
+        <w:t>Apply the procedure to the changed case and record why the conclusion follows.</w:t>
+      </w:r>
+    </w:p>
+    <w:p>
+      <w:pPr>
+        <w:spacing w:line="336" w:lineRule="auto" w:after="180"/>
+      </w:pPr>
+      <w:r>
+        <w:rPr>
+          <w:b w:val="0"/>
+        </w:rPr>
+        <w:t xml:space="preserve">Your paper </w:t>
+      </w:r>
+      <w:r>
+        <w:rPr>
+          <w:b/>
+        </w:rPr>
+        <w:t>prototype</w:t>
+      </w:r>
+      <w:r>
+        <w:rPr>
+          <w:b w:val="0"/>
+        </w:rPr>
+        <w:t xml:space="preserve"> shows an </w:t>
+      </w:r>
+      <w:r>
+        <w:rPr>
+          <w:b/>
+        </w:rPr>
+        <w:t>input</w:t>
+      </w:r>
+      <w:r>
+        <w:rPr>
+          <w:b w:val="0"/>
+        </w:rPr>
+        <w:t xml:space="preserve"> card, a decision card and an </w:t>
+      </w:r>
+      <w:r>
+        <w:rPr>
+          <w:b/>
+        </w:rPr>
+        <w:t>output</w:t>
+      </w:r>
+      <w:r>
+        <w:rPr>
+          <w:b w:val="0"/>
+        </w:rPr>
+        <w:t xml:space="preserve"> card. Explain what a person must simulate and what the </w:t>
+      </w:r>
+      <w:r>
+        <w:rPr>
+          <w:b/>
+        </w:rPr>
+        <w:t>prototype</w:t>
+      </w:r>
+      <w:r>
+        <w:rPr>
+          <w:b w:val="0"/>
+        </w:rPr>
+        <w:t xml:space="preserve"> cannot prove.</w:t>
+      </w:r>
+    </w:p>
+    <w:p>
+      <w:pPr>
+        <w:spacing w:line="336" w:lineRule="auto" w:after="180"/>
+      </w:pPr>
+      <w:r>
+        <w:rPr>
+          <w:b w:val="0"/>
+        </w:rPr>
         <w:t>My independent answer and reason</w:t>
       </w:r>
     </w:p>
@@ -517,7 +905,30 @@
     </w:p>
     <w:p>
       <w:r>
-        <w:t>Create a changed input, boundary case or missing-information case. Write the expected answer or safe response before testing.</w:t>
+        <w:t>Specify a changed input, expected result and observation separately.</w:t>
+      </w:r>
+    </w:p>
+    <w:p>
+      <w:pPr>
+        <w:spacing w:line="336" w:lineRule="auto" w:after="180"/>
+      </w:pPr>
+      <w:r>
+        <w:rPr>
+          <w:b w:val="0"/>
+        </w:rPr>
+        <w:t xml:space="preserve">Create a changed </w:t>
+      </w:r>
+      <w:r>
+        <w:rPr>
+          <w:b/>
+        </w:rPr>
+        <w:t>input</w:t>
+      </w:r>
+      <w:r>
+        <w:rPr>
+          <w:b w:val="0"/>
+        </w:rPr>
+        <w:t>, boundary case or missing-information case. Write the expected answer or safe response before testing.</w:t>
       </w:r>
     </w:p>
     <w:tbl>
@@ -646,12 +1057,77 @@
     </w:p>
     <w:p>
       <w:r>
-        <w:t>Build the complete paper sorter: input cards, process guide, output cards, not-sure card, and test log.</w:t>
-      </w:r>
-    </w:p>
-    <w:p>
-      <w:r>
-        <w:t>The project change and evidence I will keep</w:t>
+        <w:t>Justify what Build a Paper Prototype adds to Helpful Classroom Sorter and keep the evidence.</w:t>
+      </w:r>
+    </w:p>
+    <w:p>
+      <w:pPr>
+        <w:spacing w:line="336" w:lineRule="auto" w:after="180"/>
+      </w:pPr>
+      <w:r>
+        <w:rPr>
+          <w:b w:val="0"/>
+        </w:rPr>
+        <w:t xml:space="preserve">Build the complete paper sorter: </w:t>
+      </w:r>
+      <w:r>
+        <w:rPr>
+          <w:b/>
+        </w:rPr>
+        <w:t>input</w:t>
+      </w:r>
+      <w:r>
+        <w:rPr>
+          <w:b w:val="0"/>
+        </w:rPr>
+        <w:t xml:space="preserve"> cards, </w:t>
+      </w:r>
+      <w:r>
+        <w:rPr>
+          <w:b/>
+        </w:rPr>
+        <w:t>process</w:t>
+      </w:r>
+      <w:r>
+        <w:rPr>
+          <w:b w:val="0"/>
+        </w:rPr>
+        <w:t xml:space="preserve"> guide, </w:t>
+      </w:r>
+      <w:r>
+        <w:rPr>
+          <w:b/>
+        </w:rPr>
+        <w:t>output</w:t>
+      </w:r>
+      <w:r>
+        <w:rPr>
+          <w:b w:val="0"/>
+        </w:rPr>
+        <w:t xml:space="preserve"> cards, not-sure card, and test log.</w:t>
+      </w:r>
+    </w:p>
+    <w:p>
+      <w:pPr>
+        <w:spacing w:line="336" w:lineRule="auto" w:after="180"/>
+      </w:pPr>
+      <w:r>
+        <w:rPr>
+          <w:b w:val="0"/>
+        </w:rPr>
+        <w:t xml:space="preserve">The project change and </w:t>
+      </w:r>
+      <w:r>
+        <w:rPr>
+          <w:b/>
+        </w:rPr>
+        <w:t>evidence</w:t>
+      </w:r>
+      <w:r>
+        <w:rPr>
+          <w:b w:val="0"/>
+        </w:rPr>
+        <w:t xml:space="preserve"> I will keep</w:t>
       </w:r>
     </w:p>
     <w:p>
@@ -697,11 +1173,54 @@
     </w:p>
     <w:p>
       <w:r>
-        <w:t>I can explain the mechanism. I can show evidence. I can handle a changed case. I can name a limit. Mark each as not yet, with help or independently, and attach supporting work.</w:t>
-      </w:r>
-    </w:p>
-    <w:p>
-      <w:r>
+        <w:t>Judge explanation, evidence, transfer and limits separately; attach the work behind your judgement.</w:t>
+      </w:r>
+    </w:p>
+    <w:p>
+      <w:pPr>
+        <w:pStyle w:val="ListBullet"/>
+      </w:pPr>
+      <w:r>
+        <w:t>I can explain the mechanism.</w:t>
+      </w:r>
+    </w:p>
+    <w:p>
+      <w:pPr>
+        <w:pStyle w:val="ListBullet"/>
+      </w:pPr>
+      <w:r>
+        <w:t>I can show evidence.</w:t>
+      </w:r>
+    </w:p>
+    <w:p>
+      <w:pPr>
+        <w:pStyle w:val="ListBullet"/>
+      </w:pPr>
+      <w:r>
+        <w:t>I can handle a changed case.</w:t>
+      </w:r>
+    </w:p>
+    <w:p>
+      <w:pPr>
+        <w:pStyle w:val="ListBullet"/>
+      </w:pPr>
+      <w:r>
+        <w:t>I can name a limit.</w:t>
+      </w:r>
+    </w:p>
+    <w:p>
+      <w:r>
+        <w:t>Mark each as not yet, with help or independently, and attach supporting work.</w:t>
+      </w:r>
+    </w:p>
+    <w:p>
+      <w:pPr>
+        <w:spacing w:line="336" w:lineRule="auto" w:after="180"/>
+      </w:pPr>
+      <w:r>
+        <w:rPr>
+          <w:b w:val="0"/>
+        </w:rPr>
         <w:t>Teacher review ____________________  Next step ____________________</w:t>
       </w:r>
     </w:p>
@@ -715,7 +1234,55 @@
     </w:p>
     <w:p>
       <w:r>
-        <w:t>Assign three people as input reader, rule follower and output recorder. Run the repaired sorter on paper, metal and an unreadable description. Record expected and observed outcomes. What does this prototype demonstrate?</w:t>
+        <w:t>Use this earlier case as transfer practice. A case already discussed with feedback is not fresh assessment evidence.</w:t>
+      </w:r>
+    </w:p>
+    <w:p>
+      <w:pPr>
+        <w:spacing w:line="336" w:lineRule="auto" w:after="180"/>
+        <w:shd w:fill="F5F1FB"/>
+      </w:pPr>
+      <w:r>
+        <w:rPr>
+          <w:b w:val="0"/>
+        </w:rPr>
+        <w:t xml:space="preserve">Assign three people as </w:t>
+      </w:r>
+      <w:r>
+        <w:rPr>
+          <w:b/>
+        </w:rPr>
+        <w:t>input</w:t>
+      </w:r>
+      <w:r>
+        <w:rPr>
+          <w:b w:val="0"/>
+        </w:rPr>
+        <w:t xml:space="preserve"> reader, rule follower and </w:t>
+      </w:r>
+      <w:r>
+        <w:rPr>
+          <w:b/>
+        </w:rPr>
+        <w:t>output</w:t>
+      </w:r>
+      <w:r>
+        <w:rPr>
+          <w:b w:val="0"/>
+        </w:rPr>
+        <w:t xml:space="preserve"> recorder. Run the repaired sorter on paper, metal and an unreadable description. Record expected and observed outcomes. What does this </w:t>
+      </w:r>
+      <w:r>
+        <w:rPr>
+          <w:b/>
+        </w:rPr>
+        <w:t>prototype</w:t>
+      </w:r>
+      <w:r>
+        <w:rPr>
+          <w:b w:val="0"/>
+        </w:rPr>
+        <w:t xml:space="preserve"> demonstrate?</w:t>
       </w:r>
     </w:p>
     <w:p>
@@ -762,7 +1329,13 @@
       </w:r>
     </w:p>
     <w:p>
-      <w:r>
+      <w:pPr>
+        <w:spacing w:line="336" w:lineRule="auto" w:after="180"/>
+      </w:pPr>
+      <w:r>
+        <w:rPr>
+          <w:b w:val="0"/>
+        </w:rPr>
         <w:t>Record support used: none, hint or teacher explanation.</w:t>
       </w:r>
     </w:p>
@@ -776,7 +1349,53 @@
     </w:p>
     <w:p>
       <w:r>
-        <w:t>Create P1 version 1 using the three instruction cards in the lesson. Copy catalogue B version 1 and make a request card, current-row marker and trace sheet. List what each item records. Explain which information stays fixed during one run and what changes.</w:t>
+        <w:t>Assemble the runnable kit. Apply the supplied Build a Paper Prototype facts and keep your reasoning.</w:t>
+      </w:r>
+    </w:p>
+    <w:p>
+      <w:pPr>
+        <w:spacing w:line="336" w:lineRule="auto" w:after="180"/>
+      </w:pPr>
+      <w:r>
+        <w:rPr>
+          <w:b w:val="0"/>
+        </w:rPr>
+        <w:t xml:space="preserve">Create P1 version 1 using the three </w:t>
+      </w:r>
+      <w:r>
+        <w:rPr>
+          <w:b/>
+        </w:rPr>
+        <w:t>instruction</w:t>
+      </w:r>
+      <w:r>
+        <w:rPr>
+          <w:b w:val="0"/>
+        </w:rPr>
+        <w:t xml:space="preserve"> cards in the lesson. Copy catalogue B version 1 and make a request card, current-row marker and </w:t>
+      </w:r>
+      <w:r>
+        <w:rPr>
+          <w:b/>
+        </w:rPr>
+        <w:t>trace</w:t>
+      </w:r>
+      <w:r>
+        <w:rPr>
+          <w:b w:val="0"/>
+        </w:rPr>
+        <w:t xml:space="preserve"> sheet. List what each item records.</w:t>
+      </w:r>
+    </w:p>
+    <w:p>
+      <w:pPr>
+        <w:spacing w:line="336" w:lineRule="auto" w:after="180"/>
+      </w:pPr>
+      <w:r>
+        <w:rPr>
+          <w:b w:val="0"/>
+        </w:rPr>
+        <w:t>Explain which information stays fixed during one run and what changes.</w:t>
       </w:r>
     </w:p>
     <w:p>
@@ -827,7 +1446,77 @@
     </w:p>
     <w:p>
       <w:r>
-        <w:t>Use the manual checklist to predict P1’s output for 11 minutes No. Then ask a partner to operate your saved cards. Record the expected result separately from the observed steps and output, including the reason. Explain why the operator should stop without checking later rows.</w:t>
+        <w:t>Run and record the first match. Apply the supplied Build a Paper Prototype facts and keep your reasoning.</w:t>
+      </w:r>
+    </w:p>
+    <w:p>
+      <w:pPr>
+        <w:spacing w:line="336" w:lineRule="auto" w:after="180"/>
+      </w:pPr>
+      <w:r>
+        <w:rPr>
+          <w:b w:val="0"/>
+        </w:rPr>
+        <w:t xml:space="preserve">Use the manual checklist to predict P1’s </w:t>
+      </w:r>
+      <w:r>
+        <w:rPr>
+          <w:b/>
+        </w:rPr>
+        <w:t>output</w:t>
+      </w:r>
+      <w:r>
+        <w:rPr>
+          <w:b w:val="0"/>
+        </w:rPr>
+        <w:t xml:space="preserve"> for 11 minutes No. Then ask a partner to operate your saved cards. Record the </w:t>
+      </w:r>
+      <w:r>
+        <w:rPr>
+          <w:b/>
+        </w:rPr>
+        <w:t>expected result</w:t>
+      </w:r>
+      <w:r>
+        <w:rPr>
+          <w:b w:val="0"/>
+        </w:rPr>
+        <w:t xml:space="preserve"> separately from the observed steps and </w:t>
+      </w:r>
+      <w:r>
+        <w:rPr>
+          <w:b/>
+        </w:rPr>
+        <w:t>output</w:t>
+      </w:r>
+      <w:r>
+        <w:rPr>
+          <w:b w:val="0"/>
+        </w:rPr>
+        <w:t>, including the reason.</w:t>
+      </w:r>
+    </w:p>
+    <w:p>
+      <w:pPr>
+        <w:spacing w:line="336" w:lineRule="auto" w:after="180"/>
+      </w:pPr>
+      <w:r>
+        <w:rPr>
+          <w:b w:val="0"/>
+        </w:rPr>
+        <w:t xml:space="preserve">Explain why the </w:t>
+      </w:r>
+      <w:r>
+        <w:rPr>
+          <w:b/>
+        </w:rPr>
+        <w:t>operator</w:t>
+      </w:r>
+      <w:r>
+        <w:rPr>
+          <w:b w:val="0"/>
+        </w:rPr>
+        <w:t xml:space="preserve"> should stop without checking later rows.</w:t>
       </w:r>
     </w:p>
     <w:p>
@@ -878,7 +1567,65 @@
     </w:p>
     <w:p>
       <w:r>
-        <w:t>Saved instructions P0 say “start at B1; if B1 fails, report no match.” For the valid request 9 minutes No, an operator follows P0 exactly and reports no match. Identify the instruction defect and write the changed step. Explain how to label the correction and what to retain from the failed run.</w:t>
+        <w:t>Locate the source of a wrong result. Apply the supplied Build a Paper Prototype facts and keep your reasoning.</w:t>
+      </w:r>
+    </w:p>
+    <w:p>
+      <w:pPr>
+        <w:spacing w:line="336" w:lineRule="auto" w:after="180"/>
+      </w:pPr>
+      <w:r>
+        <w:rPr>
+          <w:b w:val="0"/>
+        </w:rPr>
+        <w:t xml:space="preserve">Saved </w:t>
+      </w:r>
+      <w:r>
+        <w:rPr>
+          <w:b/>
+        </w:rPr>
+        <w:t>instruction</w:t>
+      </w:r>
+      <w:r>
+        <w:rPr>
+          <w:b w:val="0"/>
+        </w:rPr>
+        <w:t xml:space="preserve">s P0 say “start at B1; if B1 fails, report no match.” For the valid request 9 minutes No, an </w:t>
+      </w:r>
+      <w:r>
+        <w:rPr>
+          <w:b/>
+        </w:rPr>
+        <w:t>operator</w:t>
+      </w:r>
+      <w:r>
+        <w:rPr>
+          <w:b w:val="0"/>
+        </w:rPr>
+        <w:t xml:space="preserve"> follows P0 exactly and reports no match. Identify the </w:t>
+      </w:r>
+      <w:r>
+        <w:rPr>
+          <w:b/>
+        </w:rPr>
+        <w:t>instruction</w:t>
+      </w:r>
+      <w:r>
+        <w:rPr>
+          <w:b w:val="0"/>
+        </w:rPr>
+        <w:t xml:space="preserve"> defect and write the changed step.</w:t>
+      </w:r>
+    </w:p>
+    <w:p>
+      <w:pPr>
+        <w:spacing w:line="336" w:lineRule="auto" w:after="180"/>
+      </w:pPr>
+      <w:r>
+        <w:rPr>
+          <w:b w:val="0"/>
+        </w:rPr>
+        <w:t>Explain how to label the correction and what to retain from the failed run.</w:t>
       </w:r>
     </w:p>
     <w:p>
@@ -929,7 +1676,100 @@
     </w:p>
     <w:p>
       <w:r>
-        <w:t>Independently make and trace instruction cards for this paper equipment catalogue: E1 first, capacity 3 people; E2 second, capacity 6. Valid input is a whole group size from 1 to 8. Suggest the first item whose capacity is at least the group size; no booking occurs. Include invalid input and no match. Write expected results, then operate your cards for groups of 5 and 7. Record both runs and explain every stopping point.</w:t>
+        <w:t>Attempt before feedback. If this repeats the selected independent case, reuse that first attempt; otherwise keep a separate record. Build a new route through a small catalogue. Apply the supplied Build a Paper Prototype facts and keep your reasoning.</w:t>
+      </w:r>
+    </w:p>
+    <w:p>
+      <w:pPr>
+        <w:spacing w:line="336" w:lineRule="auto" w:after="180"/>
+      </w:pPr>
+      <w:r>
+        <w:rPr>
+          <w:b w:val="0"/>
+        </w:rPr>
+        <w:t xml:space="preserve">Independently make and </w:t>
+      </w:r>
+      <w:r>
+        <w:rPr>
+          <w:b/>
+        </w:rPr>
+        <w:t>trace</w:t>
+      </w:r>
+      <w:r>
+        <w:rPr>
+          <w:b w:val="0"/>
+        </w:rPr>
+        <w:t xml:space="preserve"> </w:t>
+      </w:r>
+      <w:r>
+        <w:rPr>
+          <w:b/>
+        </w:rPr>
+        <w:t>instruction</w:t>
+      </w:r>
+      <w:r>
+        <w:rPr>
+          <w:b w:val="0"/>
+        </w:rPr>
+        <w:t xml:space="preserve"> cards for this paper equipment catalogue: E1 first, capacity 3 people; E2 second, capacity 6. Valid </w:t>
+      </w:r>
+      <w:r>
+        <w:rPr>
+          <w:b/>
+        </w:rPr>
+        <w:t>input</w:t>
+      </w:r>
+      <w:r>
+        <w:rPr>
+          <w:b w:val="0"/>
+        </w:rPr>
+        <w:t xml:space="preserve"> is a whole group size from 1 to 8.</w:t>
+      </w:r>
+    </w:p>
+    <w:p>
+      <w:pPr>
+        <w:spacing w:line="336" w:lineRule="auto" w:after="180"/>
+      </w:pPr>
+      <w:r>
+        <w:rPr>
+          <w:b w:val="0"/>
+        </w:rPr>
+        <w:t xml:space="preserve">Suggest the first item whose capacity is at least the group size; no booking occurs. Include invalid </w:t>
+      </w:r>
+      <w:r>
+        <w:rPr>
+          <w:b/>
+        </w:rPr>
+        <w:t>input</w:t>
+      </w:r>
+      <w:r>
+        <w:rPr>
+          <w:b w:val="0"/>
+        </w:rPr>
+        <w:t xml:space="preserve"> and no match. Write </w:t>
+      </w:r>
+      <w:r>
+        <w:rPr>
+          <w:b/>
+        </w:rPr>
+        <w:t>expected result</w:t>
+      </w:r>
+      <w:r>
+        <w:rPr>
+          <w:b w:val="0"/>
+        </w:rPr>
+        <w:t>s, then operate your cards for groups of 5 and 7.</w:t>
+      </w:r>
+    </w:p>
+    <w:p>
+      <w:pPr>
+        <w:spacing w:line="336" w:lineRule="auto" w:after="180"/>
+      </w:pPr>
+      <w:r>
+        <w:rPr>
+          <w:b w:val="0"/>
+        </w:rPr>
+        <w:t>Record both runs and explain every stopping point.</w:t>
       </w:r>
     </w:p>
     <w:p>
@@ -990,7 +1830,41 @@
     </w:p>
     <w:p>
       <w:r>
-        <w:t>A teammate keeps only a final “B2” answer and throws away the request and old instructions after editing them. Explain why another person cannot check this result. List what to save for each run and explain why an observed error must remain in the record.</w:t>
+        <w:t>Make the evidence repeatable. Apply the supplied Build a Paper Prototype facts and keep your reasoning.</w:t>
+      </w:r>
+    </w:p>
+    <w:p>
+      <w:pPr>
+        <w:spacing w:line="336" w:lineRule="auto" w:after="180"/>
+      </w:pPr>
+      <w:r>
+        <w:rPr>
+          <w:b w:val="0"/>
+        </w:rPr>
+        <w:t xml:space="preserve">A teammate keeps only a final “B2” answer and throws away the request and old </w:t>
+      </w:r>
+      <w:r>
+        <w:rPr>
+          <w:b/>
+        </w:rPr>
+        <w:t>instruction</w:t>
+      </w:r>
+      <w:r>
+        <w:rPr>
+          <w:b w:val="0"/>
+        </w:rPr>
+        <w:t>s after editing them. Explain why another person cannot check this result.</w:t>
+      </w:r>
+    </w:p>
+    <w:p>
+      <w:pPr>
+        <w:spacing w:line="336" w:lineRule="auto" w:after="180"/>
+      </w:pPr>
+      <w:r>
+        <w:rPr>
+          <w:b w:val="0"/>
+        </w:rPr>
+        <w:t>List what to save for each run and explain why an observed error must remain in the record.</w:t>
       </w:r>
     </w:p>
     <w:p>
@@ -1037,6 +1911,11 @@
       </w:pPr>
       <w:r>
         <w:t>17. Feedback, return check and learning record</w:t>
+      </w:r>
+    </w:p>
+    <w:p>
+      <w:r>
+        <w:t>Record the first repaired step and a different case to revisit after a delay.</w:t>
       </w:r>
     </w:p>
     <w:tbl>
@@ -1176,7 +2055,13 @@
       </w:tr>
     </w:tbl>
     <w:p>
-      <w:r>
+      <w:pPr>
+        <w:spacing w:line="336" w:lineRule="auto" w:after="180"/>
+      </w:pPr>
+      <w:r>
+        <w:rPr>
+          <w:b w:val="0"/>
+        </w:rPr>
         <w:t>Revisit this idea with your teacher after a delay. Familiarity is different from explaining and using it on a changed case.</w:t>
       </w:r>
     </w:p>
@@ -1190,17 +2075,64 @@
     </w:p>
     <w:p>
       <w:r>
-        <w:t>A fictional team turns a storage-bin specification into movable instruction cards.</w:t>
-      </w:r>
-    </w:p>
-    <w:p>
-      <w:r>
+        <w:t>A fictional team turns a storage-bin specification into movable instruction cards. Explain the labelled step before checking the changed condition.</w:t>
+      </w:r>
+    </w:p>
+    <w:p>
+      <w:pPr>
+        <w:spacing w:line="336" w:lineRule="auto" w:after="180"/>
+      </w:pPr>
+      <w:r>
+        <w:rPr>
+          <w:b w:val="0"/>
+        </w:rPr>
+        <w:t xml:space="preserve">A fictional team turns a storage-bin specification into movable </w:t>
+      </w:r>
+      <w:r>
+        <w:rPr>
+          <w:b/>
+        </w:rPr>
+        <w:t>instruction</w:t>
+      </w:r>
+      <w:r>
+        <w:rPr>
+          <w:b w:val="0"/>
+        </w:rPr>
+        <w:t xml:space="preserve"> cards.</w:t>
+      </w:r>
+    </w:p>
+    <w:p>
+      <w:pPr>
+        <w:spacing w:line="336" w:lineRule="auto" w:after="180"/>
+      </w:pPr>
+      <w:r>
+        <w:rPr>
+          <w:b w:val="0"/>
+        </w:rPr>
         <w:t>Bins X capacity 3 then Y capacity 7; valid count 1–9. Select first capacity at least count.</w:t>
       </w:r>
     </w:p>
     <w:p>
-      <w:r>
-        <w:t>For request 4, write baseline Y before operating cards. Prototype cards mistakenly stop with X immediately.</w:t>
+      <w:pPr>
+        <w:spacing w:line="336" w:lineRule="auto" w:after="180"/>
+      </w:pPr>
+      <w:r>
+        <w:rPr>
+          <w:b w:val="0"/>
+        </w:rPr>
+        <w:t xml:space="preserve">For request 4, write baseline Y before operating cards. </w:t>
+      </w:r>
+      <w:r>
+        <w:rPr>
+          <w:b/>
+        </w:rPr>
+        <w:t>Prototype</w:t>
+      </w:r>
+      <w:r>
+        <w:rPr>
+          <w:b w:val="0"/>
+        </w:rPr>
+        <w:t xml:space="preserve"> cards mistakenly stop with X immediately.</w:t>
       </w:r>
     </w:p>
     <w:p>
@@ -1240,7 +2172,14 @@
       </w:r>
     </w:p>
     <w:p>
-      <w:r>
+      <w:pPr>
+        <w:spacing w:line="336" w:lineRule="auto" w:after="180"/>
+        <w:shd w:fill="F5F1FB"/>
+      </w:pPr>
+      <w:r>
+        <w:rPr>
+          <w:b w:val="0"/>
+        </w:rPr>
         <w:t>What should appear in the test log before and after the repair?</w:t>
       </w:r>
     </w:p>
@@ -1283,13 +2222,94 @@
       </w:r>
     </w:p>
     <w:p>
-      <w:r>
-        <w:t>Support used: alone / hint / worked example. This record is practice evidence.</w:t>
-      </w:r>
-    </w:p>
-    <w:p>
-      <w:r>
-        <w:t>Project connection: Save sorter instruction cards, dated versions and operator traces alongside the manual expected outputs.</w:t>
+      <w:pPr>
+        <w:pStyle w:val="Heading3"/>
+      </w:pPr>
+      <w:r>
+        <w:t>Record the help used</w:t>
+      </w:r>
+    </w:p>
+    <w:p>
+      <w:pPr>
+        <w:spacing w:line="336" w:lineRule="auto" w:after="180"/>
+        <w:shd w:fill="F1F6F8"/>
+      </w:pPr>
+      <w:r>
+        <w:rPr>
+          <w:b w:val="0"/>
+        </w:rPr>
+        <w:t xml:space="preserve">Support used: alone / hint / worked example. This record is practice </w:t>
+      </w:r>
+      <w:r>
+        <w:rPr>
+          <w:b/>
+        </w:rPr>
+        <w:t>evidence</w:t>
+      </w:r>
+      <w:r>
+        <w:rPr>
+          <w:b w:val="0"/>
+        </w:rPr>
+        <w:t>.</w:t>
+      </w:r>
+    </w:p>
+    <w:p>
+      <w:pPr>
+        <w:spacing w:line="336" w:lineRule="auto" w:after="180"/>
+      </w:pPr>
+      <w:r>
+        <w:rPr>
+          <w:b w:val="0"/>
+        </w:rPr>
+        <w:t xml:space="preserve">Project connection: Save sorter </w:t>
+      </w:r>
+      <w:r>
+        <w:rPr>
+          <w:b/>
+        </w:rPr>
+        <w:t>instruction</w:t>
+      </w:r>
+      <w:r>
+        <w:rPr>
+          <w:b w:val="0"/>
+        </w:rPr>
+        <w:t xml:space="preserve"> cards, dated versions and </w:t>
+      </w:r>
+      <w:r>
+        <w:rPr>
+          <w:b/>
+        </w:rPr>
+        <w:t>operator</w:t>
+      </w:r>
+      <w:r>
+        <w:rPr>
+          <w:b w:val="0"/>
+        </w:rPr>
+        <w:t xml:space="preserve"> </w:t>
+      </w:r>
+      <w:r>
+        <w:rPr>
+          <w:b/>
+        </w:rPr>
+        <w:t>trace</w:t>
+      </w:r>
+      <w:r>
+        <w:rPr>
+          <w:b w:val="0"/>
+        </w:rPr>
+        <w:t xml:space="preserve">s alongside the manual expected </w:t>
+      </w:r>
+      <w:r>
+        <w:rPr>
+          <w:b/>
+        </w:rPr>
+        <w:t>output</w:t>
+      </w:r>
+      <w:r>
+        <w:rPr>
+          <w:b w:val="0"/>
+        </w:rPr>
+        <w:t>s.</w:t>
       </w:r>
     </w:p>
     <w:p>
@@ -1302,17 +2322,100 @@
     </w:p>
     <w:p>
       <w:r>
+        <w:t>Keep this week’s input, deciding step, result and limit together in the Helpful Classroom Sorter record.</w:t>
+      </w:r>
+    </w:p>
+    <w:p>
+      <w:pPr>
+        <w:spacing w:line="336" w:lineRule="auto" w:after="180"/>
+      </w:pPr>
+      <w:r>
+        <w:rPr>
+          <w:b w:val="0"/>
+        </w:rPr>
         <w:t>Project: Helpful Classroom Sorter</w:t>
       </w:r>
     </w:p>
     <w:p>
-      <w:r>
-        <w:t>Current milestone: Present and defend. Demonstrate the system, explain one failure and justify the next improvement with evidence.</w:t>
-      </w:r>
-    </w:p>
-    <w:p>
-      <w:r>
-        <w:t>Save sorter instruction cards, dated versions and operator traces alongside the manual expected outputs.</w:t>
+      <w:pPr>
+        <w:spacing w:line="336" w:lineRule="auto" w:after="180"/>
+      </w:pPr>
+      <w:r>
+        <w:rPr>
+          <w:b w:val="0"/>
+        </w:rPr>
+        <w:t xml:space="preserve">Current milestone: Present and defend. Demonstrate the system, explain one failure and justify the next improvement with </w:t>
+      </w:r>
+      <w:r>
+        <w:rPr>
+          <w:b/>
+        </w:rPr>
+        <w:t>evidence</w:t>
+      </w:r>
+      <w:r>
+        <w:rPr>
+          <w:b w:val="0"/>
+        </w:rPr>
+        <w:t>.</w:t>
+      </w:r>
+    </w:p>
+    <w:p>
+      <w:pPr>
+        <w:spacing w:line="336" w:lineRule="auto" w:after="180"/>
+      </w:pPr>
+      <w:r>
+        <w:rPr>
+          <w:b w:val="0"/>
+        </w:rPr>
+        <w:t xml:space="preserve">Save sorter </w:t>
+      </w:r>
+      <w:r>
+        <w:rPr>
+          <w:b/>
+        </w:rPr>
+        <w:t>instruction</w:t>
+      </w:r>
+      <w:r>
+        <w:rPr>
+          <w:b w:val="0"/>
+        </w:rPr>
+        <w:t xml:space="preserve"> cards, dated versions and </w:t>
+      </w:r>
+      <w:r>
+        <w:rPr>
+          <w:b/>
+        </w:rPr>
+        <w:t>operator</w:t>
+      </w:r>
+      <w:r>
+        <w:rPr>
+          <w:b w:val="0"/>
+        </w:rPr>
+        <w:t xml:space="preserve"> </w:t>
+      </w:r>
+      <w:r>
+        <w:rPr>
+          <w:b/>
+        </w:rPr>
+        <w:t>trace</w:t>
+      </w:r>
+      <w:r>
+        <w:rPr>
+          <w:b w:val="0"/>
+        </w:rPr>
+        <w:t xml:space="preserve">s alongside the manual expected </w:t>
+      </w:r>
+      <w:r>
+        <w:rPr>
+          <w:b/>
+        </w:rPr>
+        <w:t>output</w:t>
+      </w:r>
+      <w:r>
+        <w:rPr>
+          <w:b w:val="0"/>
+        </w:rPr>
+        <w:t>s.</w:t>
       </w:r>
     </w:p>
     <w:tbl>
@@ -1474,12 +2577,41 @@
     </w:p>
     <w:p>
       <w:r>
+        <w:t>Try the supported questions before comparing with hints and feedback. Record what you repaired and the evidence you retained.</w:t>
+      </w:r>
+    </w:p>
+    <w:p>
+      <w:pPr>
+        <w:spacing w:line="336" w:lineRule="auto" w:after="180"/>
+      </w:pPr>
+      <w:r>
+        <w:rPr>
+          <w:b w:val="0"/>
+        </w:rPr>
         <w:t>Use this supported practice once, in the browser or on paper. Keep the reserved independent assessment for a separate first attempt before teacher feedback.</w:t>
       </w:r>
     </w:p>
     <w:p>
-      <w:r>
-        <w:t>A fictional team turns a storage-bin specification into movable instruction cards.</w:t>
+      <w:pPr>
+        <w:spacing w:line="336" w:lineRule="auto" w:after="180"/>
+      </w:pPr>
+      <w:r>
+        <w:rPr>
+          <w:b w:val="0"/>
+        </w:rPr>
+        <w:t xml:space="preserve">A fictional team turns a storage-bin specification into movable </w:t>
+      </w:r>
+      <w:r>
+        <w:rPr>
+          <w:b/>
+        </w:rPr>
+        <w:t>instruction</w:t>
+      </w:r>
+      <w:r>
+        <w:rPr>
+          <w:b w:val="0"/>
+        </w:rPr>
+        <w:t xml:space="preserve"> cards.</w:t>
       </w:r>
     </w:p>
     <w:p>
@@ -1491,28 +2623,74 @@
       </w:r>
     </w:p>
     <w:p>
-      <w:r>
+      <w:pPr>
+        <w:spacing w:line="336" w:lineRule="auto" w:after="180"/>
+      </w:pPr>
+      <w:r>
+        <w:rPr>
+          <w:b w:val="0"/>
+        </w:rPr>
         <w:t>Which labelled step matches this detail? Expected Y, actual X: locate the missing check.</w:t>
       </w:r>
     </w:p>
     <w:p>
-      <w:r>
-        <w:t>1. Actual trace</w:t>
-      </w:r>
-    </w:p>
-    <w:p>
-      <w:r>
+      <w:pPr>
+        <w:spacing w:line="336" w:lineRule="auto" w:after="180"/>
+        <w:shd w:fill="F4F9FC"/>
+      </w:pPr>
+      <w:r>
+        <w:rPr>
+          <w:b w:val="0"/>
+        </w:rPr>
+        <w:t xml:space="preserve">1. Actual </w:t>
+      </w:r>
+      <w:r>
+        <w:rPr>
+          <w:b/>
+        </w:rPr>
+        <w:t>trace</w:t>
+      </w:r>
+    </w:p>
+    <w:p>
+      <w:pPr>
+        <w:spacing w:line="336" w:lineRule="auto" w:after="180"/>
+        <w:shd w:fill="F4F9FC"/>
+      </w:pPr>
+      <w:r>
+        <w:rPr>
+          <w:b w:val="0"/>
+        </w:rPr>
         <w:t>2. Record mismatch</w:t>
       </w:r>
     </w:p>
     <w:p>
-      <w:r>
+      <w:pPr>
+        <w:spacing w:line="336" w:lineRule="auto" w:after="180"/>
+        <w:shd w:fill="F4F9FC"/>
+      </w:pPr>
+      <w:r>
+        <w:rPr>
+          <w:b w:val="0"/>
+        </w:rPr>
         <w:t>3. Operate literally</w:t>
       </w:r>
     </w:p>
     <w:p>
-      <w:r>
-        <w:t>4. Expected result</w:t>
+      <w:pPr>
+        <w:spacing w:line="336" w:lineRule="auto" w:after="180"/>
+        <w:shd w:fill="F4F9FC"/>
+      </w:pPr>
+      <w:r>
+        <w:rPr>
+          <w:b w:val="0"/>
+        </w:rPr>
+        <w:t xml:space="preserve">4. </w:t>
+      </w:r>
+      <w:r>
+        <w:rPr>
+          <w:b/>
+        </w:rPr>
+        <w:t>Expected result</w:t>
       </w:r>
     </w:p>
     <w:p>
@@ -1549,41 +2727,215 @@
       </w:r>
     </w:p>
     <w:p>
-      <w:r>
+      <w:pPr>
+        <w:pStyle w:val="Heading3"/>
+      </w:pPr>
+      <w:r>
+        <w:t>Hint · try first</w:t>
+      </w:r>
+    </w:p>
+    <w:p>
+      <w:pPr>
+        <w:spacing w:line="336" w:lineRule="auto" w:after="180"/>
+        <w:shd w:fill="F1F6F8"/>
+      </w:pPr>
+      <w:r>
+        <w:rPr>
+          <w:b w:val="0"/>
+        </w:rPr>
         <w:t>Hint if needed: Read the steps in the pictorial case. Match the supplied detail to the stage that performs or records it.</w:t>
       </w:r>
     </w:p>
     <w:p>
-      <w:r>
-        <w:t>After your attempt, compare with the supported explanation: Record mismatch Expected Y, actual X: locate the missing check. A paper prototype is executable when another person can follow its instructions without guessing your intention. Record the actual wrong result separately from the expected one. Discovering a missing comparison is useful evidence for repair; pretending the operator followed the intended rule would hide the defect.</w:t>
-      </w:r>
-    </w:p>
-    <w:p>
       <w:pPr>
         <w:pStyle w:val="Heading3"/>
       </w:pPr>
       <w:r>
+        <w:t>Feedback · compare after trying</w:t>
+      </w:r>
+    </w:p>
+    <w:p>
+      <w:pPr>
+        <w:spacing w:line="336" w:lineRule="auto" w:after="180"/>
+        <w:shd w:fill="F1F6FC"/>
+      </w:pPr>
+      <w:r>
+        <w:rPr>
+          <w:b w:val="0"/>
+        </w:rPr>
+        <w:t>After your attempt, compare with the supported explanation: Record mismatch Expected Y, actual X: locate the missing check.</w:t>
+      </w:r>
+    </w:p>
+    <w:p>
+      <w:pPr>
+        <w:spacing w:line="336" w:lineRule="auto" w:after="180"/>
+        <w:shd w:fill="F1F6FC"/>
+      </w:pPr>
+      <w:r>
+        <w:rPr>
+          <w:b w:val="0"/>
+        </w:rPr>
+        <w:t xml:space="preserve">A paper </w:t>
+      </w:r>
+      <w:r>
+        <w:rPr>
+          <w:b/>
+        </w:rPr>
+        <w:t>prototype</w:t>
+      </w:r>
+      <w:r>
+        <w:rPr>
+          <w:b w:val="0"/>
+        </w:rPr>
+        <w:t xml:space="preserve"> is executable when another person can follow its </w:t>
+      </w:r>
+      <w:r>
+        <w:rPr>
+          <w:b/>
+        </w:rPr>
+        <w:t>instruction</w:t>
+      </w:r>
+      <w:r>
+        <w:rPr>
+          <w:b w:val="0"/>
+        </w:rPr>
+        <w:t>s without guessing your intention. Record the actual wrong result separately from the expected one.</w:t>
+      </w:r>
+    </w:p>
+    <w:p>
+      <w:pPr>
+        <w:spacing w:line="336" w:lineRule="auto" w:after="180"/>
+        <w:shd w:fill="F1F6FC"/>
+      </w:pPr>
+      <w:r>
+        <w:rPr>
+          <w:b w:val="0"/>
+        </w:rPr>
+        <w:t xml:space="preserve">Discovering a missing comparison is useful </w:t>
+      </w:r>
+      <w:r>
+        <w:rPr>
+          <w:b/>
+        </w:rPr>
+        <w:t>evidence</w:t>
+      </w:r>
+      <w:r>
+        <w:rPr>
+          <w:b w:val="0"/>
+        </w:rPr>
+        <w:t xml:space="preserve"> for repair; pretending the </w:t>
+      </w:r>
+      <w:r>
+        <w:rPr>
+          <w:b/>
+        </w:rPr>
+        <w:t>operator</w:t>
+      </w:r>
+      <w:r>
+        <w:rPr>
+          <w:b w:val="0"/>
+        </w:rPr>
+        <w:t xml:space="preserve"> followed the intended rule would hide the defect.</w:t>
+      </w:r>
+    </w:p>
+    <w:p>
+      <w:pPr>
+        <w:pStyle w:val="Heading3"/>
+      </w:pPr>
+      <w:r>
         <w:t>Practice 2: explain the deciding evidence</w:t>
       </w:r>
     </w:p>
     <w:p>
-      <w:r>
+      <w:pPr>
+        <w:pStyle w:val="Heading3"/>
+      </w:pPr>
+      <w:r>
+        <w:t>Changed case · predict first</w:t>
+      </w:r>
+    </w:p>
+    <w:p>
+      <w:pPr>
+        <w:spacing w:line="336" w:lineRule="auto" w:after="180"/>
+        <w:shd w:fill="F5F1FB"/>
+      </w:pPr>
+      <w:r>
+        <w:rPr>
+          <w:b w:val="0"/>
+        </w:rPr>
         <w:t>Changed-case practice: Insert “if capacity is below count, continue” before accepting a bin. Which conclusion is supported by the supplied facts?</w:t>
       </w:r>
     </w:p>
     <w:p>
-      <w:r>
-        <w:t>1. This one example guarantees correct results for every future input.</w:t>
-      </w:r>
-    </w:p>
-    <w:p>
-      <w:r>
-        <w:t>2. The revised trace rejects X and accepts Y for 4.</w:t>
-      </w:r>
-    </w:p>
-    <w:p>
-      <w:r>
-        <w:t>3. We can decide the result without examining the changed input or the procedure.</w:t>
+      <w:pPr>
+        <w:spacing w:line="336" w:lineRule="auto" w:after="180"/>
+        <w:shd w:fill="F4F9FC"/>
+      </w:pPr>
+      <w:r>
+        <w:rPr>
+          <w:b w:val="0"/>
+        </w:rPr>
+        <w:t xml:space="preserve">1. This one example guarantees correct results for every future </w:t>
+      </w:r>
+      <w:r>
+        <w:rPr>
+          <w:b/>
+        </w:rPr>
+        <w:t>input</w:t>
+      </w:r>
+      <w:r>
+        <w:rPr>
+          <w:b w:val="0"/>
+        </w:rPr>
+        <w:t>.</w:t>
+      </w:r>
+    </w:p>
+    <w:p>
+      <w:pPr>
+        <w:spacing w:line="336" w:lineRule="auto" w:after="180"/>
+        <w:shd w:fill="F4F9FC"/>
+      </w:pPr>
+      <w:r>
+        <w:rPr>
+          <w:b w:val="0"/>
+        </w:rPr>
+        <w:t xml:space="preserve">2. The revised </w:t>
+      </w:r>
+      <w:r>
+        <w:rPr>
+          <w:b/>
+        </w:rPr>
+        <w:t>trace</w:t>
+      </w:r>
+      <w:r>
+        <w:rPr>
+          <w:b w:val="0"/>
+        </w:rPr>
+        <w:t xml:space="preserve"> rejects X and accepts Y for 4.</w:t>
+      </w:r>
+    </w:p>
+    <w:p>
+      <w:pPr>
+        <w:spacing w:line="336" w:lineRule="auto" w:after="180"/>
+        <w:shd w:fill="F4F9FC"/>
+      </w:pPr>
+      <w:r>
+        <w:rPr>
+          <w:b w:val="0"/>
+        </w:rPr>
+        <w:t xml:space="preserve">3. We can decide the result without examining the changed </w:t>
+      </w:r>
+      <w:r>
+        <w:rPr>
+          <w:b/>
+        </w:rPr>
+        <w:t>input</w:t>
+      </w:r>
+      <w:r>
+        <w:rPr>
+          <w:b w:val="0"/>
+        </w:rPr>
+        <w:t xml:space="preserve"> or the procedure.</w:t>
       </w:r>
     </w:p>
     <w:p>
@@ -1620,36 +2972,225 @@
       </w:r>
     </w:p>
     <w:p>
-      <w:r>
-        <w:t>Hint if needed: Use the changed condition and the deciding step in the pictorial trace. The answer must say what follows from those facts.</w:t>
-      </w:r>
-    </w:p>
-    <w:p>
-      <w:r>
-        <w:t>After your attempt, compare with the supported explanation: The revised trace rejects X and accepts Y for 4. 3&lt;4 is true; 7&lt;4 is false, so Y fits.</w:t>
-      </w:r>
-    </w:p>
-    <w:p>
       <w:pPr>
         <w:pStyle w:val="Heading3"/>
       </w:pPr>
       <w:r>
+        <w:t>Hint · try first</w:t>
+      </w:r>
+    </w:p>
+    <w:p>
+      <w:pPr>
+        <w:spacing w:line="336" w:lineRule="auto" w:after="180"/>
+        <w:shd w:fill="F1F6F8"/>
+      </w:pPr>
+      <w:r>
+        <w:rPr>
+          <w:b w:val="0"/>
+        </w:rPr>
+        <w:t xml:space="preserve">Hint if needed: Use the changed condition and the deciding step in the pictorial </w:t>
+      </w:r>
+      <w:r>
+        <w:rPr>
+          <w:b/>
+        </w:rPr>
+        <w:t>trace</w:t>
+      </w:r>
+      <w:r>
+        <w:rPr>
+          <w:b w:val="0"/>
+        </w:rPr>
+        <w:t>. The answer must say what follows from those facts.</w:t>
+      </w:r>
+    </w:p>
+    <w:p>
+      <w:pPr>
+        <w:pStyle w:val="Heading3"/>
+      </w:pPr>
+      <w:r>
+        <w:t>Feedback · compare after trying</w:t>
+      </w:r>
+    </w:p>
+    <w:p>
+      <w:pPr>
+        <w:spacing w:line="336" w:lineRule="auto" w:after="180"/>
+        <w:shd w:fill="F1F6FC"/>
+      </w:pPr>
+      <w:r>
+        <w:rPr>
+          <w:b w:val="0"/>
+        </w:rPr>
+        <w:t xml:space="preserve">After your attempt, compare with the supported explanation: The revised </w:t>
+      </w:r>
+      <w:r>
+        <w:rPr>
+          <w:b/>
+        </w:rPr>
+        <w:t>trace</w:t>
+      </w:r>
+      <w:r>
+        <w:rPr>
+          <w:b w:val="0"/>
+        </w:rPr>
+        <w:t xml:space="preserve"> rejects X and accepts Y for 4. 3&lt;4 is true; 7&lt;4 is false, so Y fits.</w:t>
+      </w:r>
+    </w:p>
+    <w:p>
+      <w:pPr>
+        <w:pStyle w:val="Heading3"/>
+      </w:pPr>
+      <w:r>
         <w:t>Repair a missing building block</w:t>
       </w:r>
     </w:p>
     <w:p>
-      <w:r>
-        <w:t>Review Design the Decision Process (ai-1/31). Goal: Design a decision process that covers valid, invalid and no-match requests. Short practice: Where does the first original rejection occur, and why is K3 not originally selected?. Return to this week and explain what you changed.</w:t>
-      </w:r>
-    </w:p>
-    <w:p>
-      <w:r>
-        <w:t>Review Find a Real Problem (ai-1/29). Goal: Describe a specific user difficulty using supplied evidence without inventing its cause. Short practice: Write a one-sentence project goal and say what evidence would count as a failure.. Return to this week and explain what you changed.</w:t>
-      </w:r>
-    </w:p>
-    <w:p>
-      <w:r>
-        <w:t>Review Prompts Are Design Instructions (ai-1/26). Goal: Write a prompt with a clear task, supplied evidence and checkable output requirements. Short practice: What must happen if B instead conflicts with another equally authoritative duration record?. Return to this week and explain what you changed.</w:t>
+      <w:pPr>
+        <w:spacing w:line="336" w:lineRule="auto" w:after="180"/>
+      </w:pPr>
+      <w:r>
+        <w:rPr>
+          <w:b w:val="0"/>
+        </w:rPr>
+        <w:t xml:space="preserve">Review Design the Decision </w:t>
+      </w:r>
+      <w:r>
+        <w:rPr>
+          <w:b/>
+        </w:rPr>
+        <w:t>Process</w:t>
+      </w:r>
+      <w:r>
+        <w:rPr>
+          <w:b w:val="0"/>
+        </w:rPr>
+        <w:t xml:space="preserve"> (ai-1/31). Goal: Design a decision </w:t>
+      </w:r>
+      <w:r>
+        <w:rPr>
+          <w:b/>
+        </w:rPr>
+        <w:t>process</w:t>
+      </w:r>
+      <w:r>
+        <w:rPr>
+          <w:b w:val="0"/>
+        </w:rPr>
+        <w:t xml:space="preserve"> that covers valid, invalid and no-match requests.</w:t>
+      </w:r>
+    </w:p>
+    <w:p>
+      <w:pPr>
+        <w:spacing w:line="336" w:lineRule="auto" w:after="180"/>
+      </w:pPr>
+      <w:r>
+        <w:rPr>
+          <w:b w:val="0"/>
+        </w:rPr>
+        <w:t>Short practice: Where does the first original rejection occur, and why is K3 not originally selected?. Return to this week and explain what you changed.</w:t>
+      </w:r>
+    </w:p>
+    <w:p>
+      <w:pPr>
+        <w:spacing w:line="336" w:lineRule="auto" w:after="180"/>
+      </w:pPr>
+      <w:r>
+        <w:rPr>
+          <w:b w:val="0"/>
+        </w:rPr>
+        <w:t xml:space="preserve">Review Find a Real Problem (ai-1/29). Goal: Describe a specific user difficulty using supplied </w:t>
+      </w:r>
+      <w:r>
+        <w:rPr>
+          <w:b/>
+        </w:rPr>
+        <w:t>evidence</w:t>
+      </w:r>
+      <w:r>
+        <w:rPr>
+          <w:b w:val="0"/>
+        </w:rPr>
+        <w:t xml:space="preserve"> without inventing its cause.</w:t>
+      </w:r>
+    </w:p>
+    <w:p>
+      <w:pPr>
+        <w:spacing w:line="336" w:lineRule="auto" w:after="180"/>
+      </w:pPr>
+      <w:r>
+        <w:rPr>
+          <w:b w:val="0"/>
+        </w:rPr>
+        <w:t xml:space="preserve">Short practice: Write a one-sentence project goal and say what </w:t>
+      </w:r>
+      <w:r>
+        <w:rPr>
+          <w:b/>
+        </w:rPr>
+        <w:t>evidence</w:t>
+      </w:r>
+      <w:r>
+        <w:rPr>
+          <w:b w:val="0"/>
+        </w:rPr>
+        <w:t xml:space="preserve"> would count as a failure.. Return to this week and explain what you changed.</w:t>
+      </w:r>
+    </w:p>
+    <w:p>
+      <w:pPr>
+        <w:spacing w:line="336" w:lineRule="auto" w:after="180"/>
+      </w:pPr>
+      <w:r>
+        <w:rPr>
+          <w:b w:val="0"/>
+        </w:rPr>
+        <w:t xml:space="preserve">Review Prompts Are Design </w:t>
+      </w:r>
+      <w:r>
+        <w:rPr>
+          <w:b/>
+        </w:rPr>
+        <w:t>Instruction</w:t>
+      </w:r>
+      <w:r>
+        <w:rPr>
+          <w:b w:val="0"/>
+        </w:rPr>
+        <w:t xml:space="preserve">s (ai-1/26). Goal: Write a prompt with a clear task, supplied </w:t>
+      </w:r>
+      <w:r>
+        <w:rPr>
+          <w:b/>
+        </w:rPr>
+        <w:t>evidence</w:t>
+      </w:r>
+      <w:r>
+        <w:rPr>
+          <w:b w:val="0"/>
+        </w:rPr>
+        <w:t xml:space="preserve"> and checkable </w:t>
+      </w:r>
+      <w:r>
+        <w:rPr>
+          <w:b/>
+        </w:rPr>
+        <w:t>output</w:t>
+      </w:r>
+      <w:r>
+        <w:rPr>
+          <w:b w:val="0"/>
+        </w:rPr>
+        <w:t xml:space="preserve"> requirements.</w:t>
+      </w:r>
+    </w:p>
+    <w:p>
+      <w:pPr>
+        <w:spacing w:line="336" w:lineRule="auto" w:after="180"/>
+      </w:pPr>
+      <w:r>
+        <w:rPr>
+          <w:b w:val="0"/>
+        </w:rPr>
+        <w:t>Short practice: What must happen if B instead conflicts with another equally authoritative duration record?. Return to this week and explain what you changed.</w:t>
       </w:r>
     </w:p>
     <w:p>
@@ -1661,8 +3202,37 @@
       </w:r>
     </w:p>
     <w:p>
-      <w:r>
-        <w:t>Use Download completed work in the hosted lesson to export your answers, reflections, practice feedback and code-run evidence. Open the HTML copy to read or print it. Drafts stay in this browser when storage is available; clear drafts on a shared device.</w:t>
+      <w:pPr>
+        <w:spacing w:line="336" w:lineRule="auto" w:after="180"/>
+      </w:pPr>
+      <w:r>
+        <w:rPr>
+          <w:b w:val="0"/>
+        </w:rPr>
+        <w:t xml:space="preserve">Use Download completed work in the hosted lesson to export your answers, reflections, practice feedback and code-run </w:t>
+      </w:r>
+      <w:r>
+        <w:rPr>
+          <w:b/>
+        </w:rPr>
+        <w:t>evidence</w:t>
+      </w:r>
+      <w:r>
+        <w:rPr>
+          <w:b w:val="0"/>
+        </w:rPr>
+        <w:t>. Open the HTML copy to read or print it.</w:t>
+      </w:r>
+    </w:p>
+    <w:p>
+      <w:pPr>
+        <w:spacing w:line="336" w:lineRule="auto" w:after="180"/>
+      </w:pPr>
+      <w:r>
+        <w:rPr>
+          <w:b w:val="0"/>
+        </w:rPr>
+        <w:t>Drafts stay in this browser when storage is available; clear drafts on a shared device.</w:t>
       </w:r>
     </w:p>
     <w:p>
@@ -1676,6 +3246,915 @@
     <w:p>
       <w:r>
         <w:t>________________________________________________________________</w:t>
+      </w:r>
+    </w:p>
+    <w:p>
+      <w:r>
+        <w:t>________________________________________________________________</w:t>
+      </w:r>
+    </w:p>
+    <w:p>
+      <w:r>
+        <w:t>________________________________________________________________</w:t>
+      </w:r>
+    </w:p>
+    <w:p>
+      <w:r>
+        <w:t>________________________________________________________________</w:t>
+      </w:r>
+    </w:p>
+    <w:p>
+      <w:r>
+        <w:t>________________________________________________________________</w:t>
+      </w:r>
+    </w:p>
+    <w:p>
+      <w:pPr>
+        <w:pStyle w:val="Heading1"/>
+      </w:pPr>
+      <w:r>
+        <w:t>21. Visual concept journey</w:t>
+      </w:r>
+    </w:p>
+    <w:p>
+      <w:r>
+        <w:t>Explain each Build a Paper Prototype picture from its labels, then record a relevant limit.</w:t>
+      </w:r>
+    </w:p>
+    <w:p>
+      <w:pPr>
+        <w:pStyle w:val="Heading3"/>
+      </w:pPr>
+      <w:r>
+        <w:t>01. Build a Paper Prototype: the case</w:t>
+      </w:r>
+    </w:p>
+    <w:p>
+      <w:r>
+        <w:drawing>
+          <wp:inline xmlns:a="http://schemas.openxmlformats.org/drawingml/2006/main" xmlns:pic="http://schemas.openxmlformats.org/drawingml/2006/picture">
+            <wp:extent cx="5486400" cy="2990088"/>
+            <wp:docPr id="2" name="Picture 2" descr="A fictional team turns a storage-bin specification into movable instruction cards. Supplied facts: Bins X capacity 3 then Y capacity 7; valid count 1–9. Select first capacity at least count. For request 4, write baseline Y before operating cards. Prototype cards mistakenly stop with X immediately."/>
+            <wp:cNvGraphicFramePr>
+              <a:graphicFrameLocks noChangeAspect="1"/>
+            </wp:cNvGraphicFramePr>
+            <a:graphic>
+              <a:graphicData uri="http://schemas.openxmlformats.org/drawingml/2006/picture">
+                <pic:pic>
+                  <pic:nvPicPr>
+                    <pic:cNvPr id="0" name="academy-story-ai-1-32-01.png"/>
+                    <pic:cNvPicPr/>
+                  </pic:nvPicPr>
+                  <pic:blipFill>
+                    <a:blip r:embed="rId10"/>
+                    <a:stretch>
+                      <a:fillRect/>
+                    </a:stretch>
+                  </pic:blipFill>
+                  <pic:spPr>
+                    <a:xfrm>
+                      <a:off x="0" y="0"/>
+                      <a:ext cx="5486400" cy="2990088"/>
+                    </a:xfrm>
+                    <a:prstGeom prst="rect"/>
+                  </pic:spPr>
+                </pic:pic>
+              </a:graphicData>
+            </a:graphic>
+          </wp:inline>
+        </w:drawing>
+      </w:r>
+    </w:p>
+    <w:p>
+      <w:pPr>
+        <w:spacing w:line="336" w:lineRule="auto" w:after="180"/>
+      </w:pPr>
+      <w:r>
+        <w:rPr>
+          <w:b w:val="0"/>
+        </w:rPr>
+        <w:t xml:space="preserve">A fictional team turns a storage-bin specification into movable </w:t>
+      </w:r>
+      <w:r>
+        <w:rPr>
+          <w:b/>
+        </w:rPr>
+        <w:t>instruction</w:t>
+      </w:r>
+      <w:r>
+        <w:rPr>
+          <w:b w:val="0"/>
+        </w:rPr>
+        <w:t xml:space="preserve"> cards. Supplied facts: Bins X capacity 3 then Y capacity 7; valid count 1–9. Select first capacity at least count.</w:t>
+      </w:r>
+    </w:p>
+    <w:p>
+      <w:pPr>
+        <w:spacing w:line="336" w:lineRule="auto" w:after="180"/>
+      </w:pPr>
+      <w:r>
+        <w:rPr>
+          <w:b w:val="0"/>
+        </w:rPr>
+        <w:t xml:space="preserve">For request 4, write baseline Y before operating cards. </w:t>
+      </w:r>
+      <w:r>
+        <w:rPr>
+          <w:b/>
+        </w:rPr>
+        <w:t>Prototype</w:t>
+      </w:r>
+      <w:r>
+        <w:rPr>
+          <w:b w:val="0"/>
+        </w:rPr>
+        <w:t xml:space="preserve"> cards mistakenly stop with X immediately.</w:t>
+      </w:r>
+    </w:p>
+    <w:p>
+      <w:pPr>
+        <w:spacing w:line="336" w:lineRule="auto" w:after="180"/>
+        <w:shd w:fill="F5F1FB"/>
+      </w:pPr>
+      <w:r>
+        <w:rPr>
+          <w:b w:val="0"/>
+        </w:rPr>
+        <w:t>Point to the given fact that matters most. Explain why it matters.</w:t>
+      </w:r>
+    </w:p>
+    <w:p>
+      <w:pPr>
+        <w:pStyle w:val="Heading3"/>
+      </w:pPr>
+      <w:r>
+        <w:t>My picture explanation, deciding evidence and one limit</w:t>
+      </w:r>
+    </w:p>
+    <w:p>
+      <w:r>
+        <w:t>________________________________________________________________</w:t>
+      </w:r>
+    </w:p>
+    <w:p>
+      <w:r>
+        <w:t>________________________________________________________________</w:t>
+      </w:r>
+    </w:p>
+    <w:p>
+      <w:r>
+        <w:t>________________________________________________________________</w:t>
+      </w:r>
+    </w:p>
+    <w:p>
+      <w:r>
+        <w:t>________________________________________________________________</w:t>
+      </w:r>
+    </w:p>
+    <w:p>
+      <w:pPr>
+        <w:pStyle w:val="Heading3"/>
+      </w:pPr>
+      <w:r>
+        <w:t>02. Follow the deciding steps</w:t>
+      </w:r>
+    </w:p>
+    <w:p>
+      <w:r>
+        <w:drawing>
+          <wp:inline xmlns:a="http://schemas.openxmlformats.org/drawingml/2006/main" xmlns:pic="http://schemas.openxmlformats.org/drawingml/2006/picture">
+            <wp:extent cx="5486400" cy="4005072"/>
+            <wp:docPr id="3" name="Picture 3" descr="Expected result: Baseline checks X then Y and expects Y for count 4. → Operate literally: Follow the current prototype cards without secretly repairing them. → Actual trace: Prototype stops at X; it never performs the capacity comparison. → Record mismatch: Expected Y, actual X: locate the missing check."/>
+            <wp:cNvGraphicFramePr>
+              <a:graphicFrameLocks noChangeAspect="1"/>
+            </wp:cNvGraphicFramePr>
+            <a:graphic>
+              <a:graphicData uri="http://schemas.openxmlformats.org/drawingml/2006/picture">
+                <pic:pic>
+                  <pic:nvPicPr>
+                    <pic:cNvPr id="0" name="academy-story-ai-1-32-02.png"/>
+                    <pic:cNvPicPr/>
+                  </pic:nvPicPr>
+                  <pic:blipFill>
+                    <a:blip r:embed="rId11"/>
+                    <a:stretch>
+                      <a:fillRect/>
+                    </a:stretch>
+                  </pic:blipFill>
+                  <pic:spPr>
+                    <a:xfrm>
+                      <a:off x="0" y="0"/>
+                      <a:ext cx="5486400" cy="4005072"/>
+                    </a:xfrm>
+                    <a:prstGeom prst="rect"/>
+                  </pic:spPr>
+                </pic:pic>
+              </a:graphicData>
+            </a:graphic>
+          </wp:inline>
+        </w:drawing>
+      </w:r>
+    </w:p>
+    <w:p>
+      <w:pPr>
+        <w:spacing w:line="336" w:lineRule="auto" w:after="180"/>
+      </w:pPr>
+      <w:r>
+        <w:rPr>
+          <w:b/>
+        </w:rPr>
+        <w:t>Expected result</w:t>
+      </w:r>
+      <w:r>
+        <w:rPr>
+          <w:b w:val="0"/>
+        </w:rPr>
+        <w:t xml:space="preserve">: Baseline checks X then Y and expects Y for count 4. → Operate literally: Follow the current </w:t>
+      </w:r>
+      <w:r>
+        <w:rPr>
+          <w:b/>
+        </w:rPr>
+        <w:t>prototype</w:t>
+      </w:r>
+      <w:r>
+        <w:rPr>
+          <w:b w:val="0"/>
+        </w:rPr>
+        <w:t xml:space="preserve"> cards without secretly repairing them. → Actual </w:t>
+      </w:r>
+      <w:r>
+        <w:rPr>
+          <w:b/>
+        </w:rPr>
+        <w:t>trace</w:t>
+      </w:r>
+      <w:r>
+        <w:rPr>
+          <w:b w:val="0"/>
+        </w:rPr>
+        <w:t xml:space="preserve">: </w:t>
+      </w:r>
+      <w:r>
+        <w:rPr>
+          <w:b/>
+        </w:rPr>
+        <w:t>Prototype</w:t>
+      </w:r>
+      <w:r>
+        <w:rPr>
+          <w:b w:val="0"/>
+        </w:rPr>
+        <w:t xml:space="preserve"> stops at X; it never performs the capacity comparison. → Record mismatch: Expected Y, actual X: locate the missing check.</w:t>
+      </w:r>
+    </w:p>
+    <w:p>
+      <w:pPr>
+        <w:spacing w:line="336" w:lineRule="auto" w:after="180"/>
+        <w:shd w:fill="F5F1FB"/>
+      </w:pPr>
+      <w:r>
+        <w:rPr>
+          <w:b w:val="0"/>
+        </w:rPr>
+        <w:t xml:space="preserve">Point to each numbered stage and explain which recorded </w:t>
+      </w:r>
+      <w:r>
+        <w:rPr>
+          <w:b/>
+        </w:rPr>
+        <w:t>input</w:t>
+      </w:r>
+      <w:r>
+        <w:rPr>
+          <w:b w:val="0"/>
+        </w:rPr>
+        <w:t xml:space="preserve"> it uses.</w:t>
+      </w:r>
+    </w:p>
+    <w:p>
+      <w:pPr>
+        <w:pStyle w:val="Heading3"/>
+      </w:pPr>
+      <w:r>
+        <w:t>My picture explanation, deciding evidence and one limit</w:t>
+      </w:r>
+    </w:p>
+    <w:p>
+      <w:r>
+        <w:t>________________________________________________________________</w:t>
+      </w:r>
+    </w:p>
+    <w:p>
+      <w:r>
+        <w:t>________________________________________________________________</w:t>
+      </w:r>
+    </w:p>
+    <w:p>
+      <w:r>
+        <w:t>________________________________________________________________</w:t>
+      </w:r>
+    </w:p>
+    <w:p>
+      <w:r>
+        <w:t>________________________________________________________________</w:t>
+      </w:r>
+    </w:p>
+    <w:p>
+      <w:pPr>
+        <w:pStyle w:val="Heading3"/>
+      </w:pPr>
+      <w:r>
+        <w:t>03. A paper run that can be checked</w:t>
+      </w:r>
+    </w:p>
+    <w:p>
+      <w:r>
+        <w:drawing>
+          <wp:inline xmlns:a="http://schemas.openxmlformats.org/drawingml/2006/main" xmlns:pic="http://schemas.openxmlformats.org/drawingml/2006/picture">
+            <wp:extent cx="5486400" cy="2834640"/>
+            <wp:docPr id="4" name="Picture 4" descr="A paper run that can be checked. Request and version labels | Validate the two fields | Record pass or clarification. Marker at current row | Check time AND quiet | Record checks and next step. First fit or end of list | Suggest or report no match | Record output and stop"/>
+            <wp:cNvGraphicFramePr>
+              <a:graphicFrameLocks noChangeAspect="1"/>
+            </wp:cNvGraphicFramePr>
+            <a:graphic>
+              <a:graphicData uri="http://schemas.openxmlformats.org/drawingml/2006/picture">
+                <pic:pic>
+                  <pic:nvPicPr>
+                    <pic:cNvPr id="0" name="academy-story-ai-1-32-03.png"/>
+                    <pic:cNvPicPr/>
+                  </pic:nvPicPr>
+                  <pic:blipFill>
+                    <a:blip r:embed="rId12"/>
+                    <a:stretch>
+                      <a:fillRect/>
+                    </a:stretch>
+                  </pic:blipFill>
+                  <pic:spPr>
+                    <a:xfrm>
+                      <a:off x="0" y="0"/>
+                      <a:ext cx="5486400" cy="2834640"/>
+                    </a:xfrm>
+                    <a:prstGeom prst="rect"/>
+                  </pic:spPr>
+                </pic:pic>
+              </a:graphicData>
+            </a:graphic>
+          </wp:inline>
+        </w:drawing>
+      </w:r>
+    </w:p>
+    <w:p>
+      <w:pPr>
+        <w:spacing w:line="336" w:lineRule="auto" w:after="180"/>
+      </w:pPr>
+      <w:r>
+        <w:rPr>
+          <w:b w:val="0"/>
+        </w:rPr>
+        <w:t>A paper run that can be checked. Request and version labels | Validate the two fields | Record pass or clarification. Marker at current row | Check time AND quiet | Record checks and next step.</w:t>
+      </w:r>
+    </w:p>
+    <w:p>
+      <w:pPr>
+        <w:spacing w:line="336" w:lineRule="auto" w:after="180"/>
+      </w:pPr>
+      <w:r>
+        <w:rPr>
+          <w:b w:val="0"/>
+        </w:rPr>
+        <w:t xml:space="preserve">First fit or end of list | Suggest or report no match | Record </w:t>
+      </w:r>
+      <w:r>
+        <w:rPr>
+          <w:b/>
+        </w:rPr>
+        <w:t>output</w:t>
+      </w:r>
+      <w:r>
+        <w:rPr>
+          <w:b w:val="0"/>
+        </w:rPr>
+        <w:t xml:space="preserve"> and stop</w:t>
+      </w:r>
+    </w:p>
+    <w:p>
+      <w:pPr>
+        <w:spacing w:line="336" w:lineRule="auto" w:after="180"/>
+        <w:shd w:fill="F5F1FB"/>
+      </w:pPr>
+      <w:r>
+        <w:rPr>
+          <w:b w:val="0"/>
+        </w:rPr>
+        <w:t>Read the labels and values. Explain the relationship the model shows.</w:t>
+      </w:r>
+    </w:p>
+    <w:p>
+      <w:pPr>
+        <w:pStyle w:val="Heading3"/>
+      </w:pPr>
+      <w:r>
+        <w:t>My picture explanation, deciding evidence and one limit</w:t>
+      </w:r>
+    </w:p>
+    <w:p>
+      <w:r>
+        <w:t>________________________________________________________________</w:t>
+      </w:r>
+    </w:p>
+    <w:p>
+      <w:r>
+        <w:t>________________________________________________________________</w:t>
+      </w:r>
+    </w:p>
+    <w:p>
+      <w:r>
+        <w:t>________________________________________________________________</w:t>
+      </w:r>
+    </w:p>
+    <w:p>
+      <w:r>
+        <w:t>________________________________________________________________</w:t>
+      </w:r>
+    </w:p>
+    <w:p>
+      <w:pPr>
+        <w:pStyle w:val="Heading3"/>
+      </w:pPr>
+      <w:r>
+        <w:t>04. Change one thing. Trace what follows.</w:t>
+      </w:r>
+    </w:p>
+    <w:p>
+      <w:r>
+        <w:drawing>
+          <wp:inline xmlns:a="http://schemas.openxmlformats.org/drawingml/2006/main" xmlns:pic="http://schemas.openxmlformats.org/drawingml/2006/picture">
+            <wp:extent cx="5486400" cy="3026664"/>
+            <wp:docPr id="5" name="Picture 5" descr="Original case: Expected Y, actual X: locate the missing check. Changed condition: Insert “if capacity is below count, continue” before accepting a bin. Expected result: The revised trace rejects X and accepts Y for 4. Reason: 3&lt;4 is true; 7&lt;4 is false, so Y fits."/>
+            <wp:cNvGraphicFramePr>
+              <a:graphicFrameLocks noChangeAspect="1"/>
+            </wp:cNvGraphicFramePr>
+            <a:graphic>
+              <a:graphicData uri="http://schemas.openxmlformats.org/drawingml/2006/picture">
+                <pic:pic>
+                  <pic:nvPicPr>
+                    <pic:cNvPr id="0" name="academy-story-ai-1-32-04.png"/>
+                    <pic:cNvPicPr/>
+                  </pic:nvPicPr>
+                  <pic:blipFill>
+                    <a:blip r:embed="rId13"/>
+                    <a:stretch>
+                      <a:fillRect/>
+                    </a:stretch>
+                  </pic:blipFill>
+                  <pic:spPr>
+                    <a:xfrm>
+                      <a:off x="0" y="0"/>
+                      <a:ext cx="5486400" cy="3026664"/>
+                    </a:xfrm>
+                    <a:prstGeom prst="rect"/>
+                  </pic:spPr>
+                </pic:pic>
+              </a:graphicData>
+            </a:graphic>
+          </wp:inline>
+        </w:drawing>
+      </w:r>
+    </w:p>
+    <w:p>
+      <w:pPr>
+        <w:spacing w:line="336" w:lineRule="auto" w:after="180"/>
+      </w:pPr>
+      <w:r>
+        <w:rPr>
+          <w:b w:val="0"/>
+        </w:rPr>
+        <w:t xml:space="preserve">Original case: Expected Y, actual X: locate the missing check. Changed condition: Insert “if capacity is below count, continue” before accepting a bin. </w:t>
+      </w:r>
+      <w:r>
+        <w:rPr>
+          <w:b/>
+        </w:rPr>
+        <w:t>Expected result</w:t>
+      </w:r>
+      <w:r>
+        <w:rPr>
+          <w:b w:val="0"/>
+        </w:rPr>
+        <w:t xml:space="preserve">: The revised </w:t>
+      </w:r>
+      <w:r>
+        <w:rPr>
+          <w:b/>
+        </w:rPr>
+        <w:t>trace</w:t>
+      </w:r>
+      <w:r>
+        <w:rPr>
+          <w:b w:val="0"/>
+        </w:rPr>
+        <w:t xml:space="preserve"> rejects X and accepts Y for 4.</w:t>
+      </w:r>
+    </w:p>
+    <w:p>
+      <w:pPr>
+        <w:spacing w:line="336" w:lineRule="auto" w:after="180"/>
+      </w:pPr>
+      <w:r>
+        <w:rPr>
+          <w:b w:val="0"/>
+        </w:rPr>
+        <w:t>Reason: 3&lt;4 is true; 7&lt;4 is false, so Y fits.</w:t>
+      </w:r>
+    </w:p>
+    <w:p>
+      <w:pPr>
+        <w:spacing w:line="336" w:lineRule="auto" w:after="180"/>
+        <w:shd w:fill="F5F1FB"/>
+      </w:pPr>
+      <w:r>
+        <w:rPr>
+          <w:b w:val="0"/>
+        </w:rPr>
+        <w:t>Predict before checking the worked changed-case result. Name what changed and what the supplied facts allow you to conclude.</w:t>
+      </w:r>
+    </w:p>
+    <w:p>
+      <w:pPr>
+        <w:pStyle w:val="Heading3"/>
+      </w:pPr>
+      <w:r>
+        <w:t>My picture explanation, deciding evidence and one limit</w:t>
+      </w:r>
+    </w:p>
+    <w:p>
+      <w:r>
+        <w:t>________________________________________________________________</w:t>
+      </w:r>
+    </w:p>
+    <w:p>
+      <w:r>
+        <w:t>________________________________________________________________</w:t>
+      </w:r>
+    </w:p>
+    <w:p>
+      <w:r>
+        <w:t>________________________________________________________________</w:t>
+      </w:r>
+    </w:p>
+    <w:p>
+      <w:r>
+        <w:t>________________________________________________________________</w:t>
+      </w:r>
+    </w:p>
+    <w:p>
+      <w:pPr>
+        <w:pStyle w:val="Heading3"/>
+      </w:pPr>
+      <w:r>
+        <w:t>05. Connect the explanation to its limit</w:t>
+      </w:r>
+    </w:p>
+    <w:p>
+      <w:r>
+        <w:drawing>
+          <wp:inline xmlns:a="http://schemas.openxmlformats.org/drawingml/2006/main" xmlns:pic="http://schemas.openxmlformats.org/drawingml/2006/picture">
+            <wp:extent cx="5486400" cy="2834640"/>
+            <wp:docPr id="6" name="Picture 6" descr="A paper prototype is executable when another person can follow its instructions without guessing your intention. Record the actual wrong result separately from the expected one. Discovering a missing comparison is useful evidence for repair; pretending the operator followed the intended rule would hide the defect. Limit: One repaired paper case does not establish usability, correctness on every input or performance of a later software implementation."/>
+            <wp:cNvGraphicFramePr>
+              <a:graphicFrameLocks noChangeAspect="1"/>
+            </wp:cNvGraphicFramePr>
+            <a:graphic>
+              <a:graphicData uri="http://schemas.openxmlformats.org/drawingml/2006/picture">
+                <pic:pic>
+                  <pic:nvPicPr>
+                    <pic:cNvPr id="0" name="academy-story-ai-1-32-05.png"/>
+                    <pic:cNvPicPr/>
+                  </pic:nvPicPr>
+                  <pic:blipFill>
+                    <a:blip r:embed="rId14"/>
+                    <a:stretch>
+                      <a:fillRect/>
+                    </a:stretch>
+                  </pic:blipFill>
+                  <pic:spPr>
+                    <a:xfrm>
+                      <a:off x="0" y="0"/>
+                      <a:ext cx="5486400" cy="2834640"/>
+                    </a:xfrm>
+                    <a:prstGeom prst="rect"/>
+                  </pic:spPr>
+                </pic:pic>
+              </a:graphicData>
+            </a:graphic>
+          </wp:inline>
+        </w:drawing>
+      </w:r>
+    </w:p>
+    <w:p>
+      <w:pPr>
+        <w:spacing w:line="336" w:lineRule="auto" w:after="180"/>
+      </w:pPr>
+      <w:r>
+        <w:rPr>
+          <w:b w:val="0"/>
+        </w:rPr>
+        <w:t xml:space="preserve">A paper </w:t>
+      </w:r>
+      <w:r>
+        <w:rPr>
+          <w:b/>
+        </w:rPr>
+        <w:t>prototype</w:t>
+      </w:r>
+      <w:r>
+        <w:rPr>
+          <w:b w:val="0"/>
+        </w:rPr>
+        <w:t xml:space="preserve"> is executable when another person can follow its </w:t>
+      </w:r>
+      <w:r>
+        <w:rPr>
+          <w:b/>
+        </w:rPr>
+        <w:t>instruction</w:t>
+      </w:r>
+      <w:r>
+        <w:rPr>
+          <w:b w:val="0"/>
+        </w:rPr>
+        <w:t>s without guessing your intention. Record the actual wrong result separately from the expected one.</w:t>
+      </w:r>
+    </w:p>
+    <w:p>
+      <w:pPr>
+        <w:spacing w:line="336" w:lineRule="auto" w:after="180"/>
+      </w:pPr>
+      <w:r>
+        <w:rPr>
+          <w:b w:val="0"/>
+        </w:rPr>
+        <w:t xml:space="preserve">Discovering a missing comparison is useful </w:t>
+      </w:r>
+      <w:r>
+        <w:rPr>
+          <w:b/>
+        </w:rPr>
+        <w:t>evidence</w:t>
+      </w:r>
+      <w:r>
+        <w:rPr>
+          <w:b w:val="0"/>
+        </w:rPr>
+        <w:t xml:space="preserve"> for repair; pretending the </w:t>
+      </w:r>
+      <w:r>
+        <w:rPr>
+          <w:b/>
+        </w:rPr>
+        <w:t>operator</w:t>
+      </w:r>
+      <w:r>
+        <w:rPr>
+          <w:b w:val="0"/>
+        </w:rPr>
+        <w:t xml:space="preserve"> followed the intended rule would hide the defect.</w:t>
+      </w:r>
+    </w:p>
+    <w:p>
+      <w:pPr>
+        <w:spacing w:line="336" w:lineRule="auto" w:after="180"/>
+      </w:pPr>
+      <w:r>
+        <w:rPr>
+          <w:b w:val="0"/>
+        </w:rPr>
+        <w:t xml:space="preserve">Limit: One repaired paper case does not establish usability, correctness on every </w:t>
+      </w:r>
+      <w:r>
+        <w:rPr>
+          <w:b/>
+        </w:rPr>
+        <w:t>input</w:t>
+      </w:r>
+      <w:r>
+        <w:rPr>
+          <w:b w:val="0"/>
+        </w:rPr>
+        <w:t xml:space="preserve"> or performance of a later software implementation.</w:t>
+      </w:r>
+    </w:p>
+    <w:p>
+      <w:pPr>
+        <w:spacing w:line="336" w:lineRule="auto" w:after="180"/>
+        <w:shd w:fill="F5F1FB"/>
+      </w:pPr>
+      <w:r>
+        <w:rPr>
+          <w:b w:val="0"/>
+        </w:rPr>
+        <w:t>Explain the case, then point to a limit on the claim.</w:t>
+      </w:r>
+    </w:p>
+    <w:p>
+      <w:pPr>
+        <w:pStyle w:val="Heading3"/>
+      </w:pPr>
+      <w:r>
+        <w:t>My picture explanation, deciding evidence and one limit</w:t>
+      </w:r>
+    </w:p>
+    <w:p>
+      <w:r>
+        <w:t>________________________________________________________________</w:t>
+      </w:r>
+    </w:p>
+    <w:p>
+      <w:r>
+        <w:t>________________________________________________________________</w:t>
+      </w:r>
+    </w:p>
+    <w:p>
+      <w:r>
+        <w:t>________________________________________________________________</w:t>
+      </w:r>
+    </w:p>
+    <w:p>
+      <w:r>
+        <w:t>________________________________________________________________</w:t>
+      </w:r>
+    </w:p>
+    <w:p>
+      <w:pPr>
+        <w:pStyle w:val="Heading3"/>
+      </w:pPr>
+      <w:r>
+        <w:t>06. Make the idea visible in your project</w:t>
+      </w:r>
+    </w:p>
+    <w:p>
+      <w:r>
+        <w:drawing>
+          <wp:inline xmlns:a="http://schemas.openxmlformats.org/drawingml/2006/main" xmlns:pic="http://schemas.openxmlformats.org/drawingml/2006/picture">
+            <wp:extent cx="5486400" cy="3380232"/>
+            <wp:docPr id="7" name="Picture 7" descr="Save sorter instruction cards, dated versions and operator traces alongside the manual expected outputs. Draw your input, deciding step, result and limit. Supported question: What should appear in the test log before and after the repair?"/>
+            <wp:cNvGraphicFramePr>
+              <a:graphicFrameLocks noChangeAspect="1"/>
+            </wp:cNvGraphicFramePr>
+            <a:graphic>
+              <a:graphicData uri="http://schemas.openxmlformats.org/drawingml/2006/picture">
+                <pic:pic>
+                  <pic:nvPicPr>
+                    <pic:cNvPr id="0" name="academy-story-ai-1-32-06.png"/>
+                    <pic:cNvPicPr/>
+                  </pic:nvPicPr>
+                  <pic:blipFill>
+                    <a:blip r:embed="rId15"/>
+                    <a:stretch>
+                      <a:fillRect/>
+                    </a:stretch>
+                  </pic:blipFill>
+                  <pic:spPr>
+                    <a:xfrm>
+                      <a:off x="0" y="0"/>
+                      <a:ext cx="5486400" cy="3380232"/>
+                    </a:xfrm>
+                    <a:prstGeom prst="rect"/>
+                  </pic:spPr>
+                </pic:pic>
+              </a:graphicData>
+            </a:graphic>
+          </wp:inline>
+        </w:drawing>
+      </w:r>
+    </w:p>
+    <w:p>
+      <w:pPr>
+        <w:spacing w:line="336" w:lineRule="auto" w:after="180"/>
+        <w:shd w:fill="F5F1FB"/>
+      </w:pPr>
+      <w:r>
+        <w:rPr>
+          <w:b w:val="0"/>
+        </w:rPr>
+        <w:t xml:space="preserve">Save sorter </w:t>
+      </w:r>
+      <w:r>
+        <w:rPr>
+          <w:b/>
+        </w:rPr>
+        <w:t>instruction</w:t>
+      </w:r>
+      <w:r>
+        <w:rPr>
+          <w:b w:val="0"/>
+        </w:rPr>
+        <w:t xml:space="preserve"> cards, dated versions and </w:t>
+      </w:r>
+      <w:r>
+        <w:rPr>
+          <w:b/>
+        </w:rPr>
+        <w:t>operator</w:t>
+      </w:r>
+      <w:r>
+        <w:rPr>
+          <w:b w:val="0"/>
+        </w:rPr>
+        <w:t xml:space="preserve"> </w:t>
+      </w:r>
+      <w:r>
+        <w:rPr>
+          <w:b/>
+        </w:rPr>
+        <w:t>trace</w:t>
+      </w:r>
+      <w:r>
+        <w:rPr>
+          <w:b w:val="0"/>
+        </w:rPr>
+        <w:t xml:space="preserve">s alongside the manual expected </w:t>
+      </w:r>
+      <w:r>
+        <w:rPr>
+          <w:b/>
+        </w:rPr>
+        <w:t>output</w:t>
+      </w:r>
+      <w:r>
+        <w:rPr>
+          <w:b w:val="0"/>
+        </w:rPr>
+        <w:t xml:space="preserve">s. Draw your </w:t>
+      </w:r>
+      <w:r>
+        <w:rPr>
+          <w:b/>
+        </w:rPr>
+        <w:t>input</w:t>
+      </w:r>
+      <w:r>
+        <w:rPr>
+          <w:b w:val="0"/>
+        </w:rPr>
+        <w:t>, deciding step, result and limit.</w:t>
+      </w:r>
+    </w:p>
+    <w:p>
+      <w:pPr>
+        <w:spacing w:line="336" w:lineRule="auto" w:after="180"/>
+        <w:shd w:fill="F5F1FB"/>
+      </w:pPr>
+      <w:r>
+        <w:rPr>
+          <w:b w:val="0"/>
+        </w:rPr>
+        <w:t>Supported question: What should appear in the test log before and after the repair?</w:t>
+      </w:r>
+    </w:p>
+    <w:p>
+      <w:pPr>
+        <w:spacing w:line="336" w:lineRule="auto" w:after="180"/>
+        <w:shd w:fill="F5F1FB"/>
+      </w:pPr>
+      <w:r>
+        <w:rPr>
+          <w:b w:val="0"/>
+        </w:rPr>
+        <w:t xml:space="preserve">Draw your project </w:t>
+      </w:r>
+      <w:r>
+        <w:rPr>
+          <w:b/>
+        </w:rPr>
+        <w:t>trace</w:t>
+      </w:r>
+      <w:r>
+        <w:rPr>
+          <w:b w:val="0"/>
+        </w:rPr>
+        <w:t xml:space="preserve"> and justify the deciding step using </w:t>
+      </w:r>
+      <w:r>
+        <w:rPr>
+          <w:b/>
+        </w:rPr>
+        <w:t>evidence</w:t>
+      </w:r>
+      <w:r>
+        <w:rPr>
+          <w:b w:val="0"/>
+        </w:rPr>
+        <w:t>.</w:t>
+      </w:r>
+    </w:p>
+    <w:p>
+      <w:pPr>
+        <w:pStyle w:val="Heading3"/>
+      </w:pPr>
+      <w:r>
+        <w:t>My picture explanation, deciding evidence and one limit</w:t>
       </w:r>
     </w:p>
     <w:p>

--- a/downloads/workbook/ai-1-week-32.docx
+++ b/downloads/workbook/ai-1-week-32.docx
@@ -25,62 +25,216 @@
         <w:pStyle w:val="Heading1"/>
       </w:pPr>
       <w:r>
-        <w:t>01. Recall and choose your starting point</w:t>
-      </w:r>
-    </w:p>
-    <w:p>
-      <w:r>
-        <w:t>Record your starting explanation for Build a Paper Prototype before opening notes. Show any later correction separately.</w:t>
-      </w:r>
-    </w:p>
-    <w:p>
-      <w:pPr>
-        <w:spacing w:line="336" w:lineRule="auto" w:after="180"/>
-      </w:pPr>
-      <w:r>
-        <w:rPr>
-          <w:b w:val="0"/>
-        </w:rPr>
+        <w:t>One connected prototype handover and run record.</w:t>
+      </w:r>
+    </w:p>
+    <w:p>
+      <w:r>
+        <w:t>Make the materials, collect a partner’s actual trace, diagnose an instruction defect and build the independent equipment prototype.</w:t>
+      </w:r>
+    </w:p>
+    <w:p>
+      <w:r>
+        <w:t>Keep requests, catalogue, instruction versions, expected results and observed traces together.</w:t>
+      </w:r>
+    </w:p>
+    <w:p>
+      <w:pPr>
+        <w:pStyle w:val="Heading1"/>
+      </w:pPr>
+      <w:r>
+        <w:t>01. Recall: reconnect earlier ideas</w:t>
+      </w:r>
+    </w:p>
+    <w:p>
+      <w:r>
+        <w:t>Retrieve before opening notes.</w:t>
+      </w:r>
+    </w:p>
+    <w:p>
+      <w:pPr>
+        <w:pStyle w:val="Heading2"/>
+      </w:pPr>
+      <w:r>
+        <w:t>Retrieve and explain</w:t>
+      </w:r>
+    </w:p>
+    <w:p>
+      <w:pPr>
+        <w:pStyle w:val="ListBullet"/>
+      </w:pPr>
+      <w:r>
         <w:t>Try the recall before opening notes. Then use a different colour or a labelled second line to correct your explanation.</w:t>
       </w:r>
     </w:p>
     <w:p>
       <w:pPr>
+        <w:pStyle w:val="ListBullet"/>
+      </w:pPr>
+      <w:r>
+        <w:t>Without opening the old lesson, explain one key idea from Design the Decision Process. Give an example and a mistake that the idea helps you avoid.</w:t>
+      </w:r>
+    </w:p>
+    <w:p>
+      <w:pPr>
         <w:pStyle w:val="Heading3"/>
       </w:pPr>
       <w:r>
+        <w:t>My remembered idea, example and correction</w:t>
+      </w:r>
+    </w:p>
+    <w:p>
+      <w:r>
+        <w:t>________________________________________________________________</w:t>
+      </w:r>
+    </w:p>
+    <w:p>
+      <w:r>
+        <w:t>________________________________________________________________</w:t>
+      </w:r>
+    </w:p>
+    <w:p>
+      <w:r>
+        <w:t>________________________________________________________________</w:t>
+      </w:r>
+    </w:p>
+    <w:p>
+      <w:pPr>
+        <w:pStyle w:val="ListBullet"/>
+      </w:pPr>
+      <w:r>
+        <w:t>Without opening the old lesson, explain one key idea from Find a Real Problem. Give an example and a mistake that the idea helps you avoid.</w:t>
+      </w:r>
+    </w:p>
+    <w:p>
+      <w:pPr>
+        <w:pStyle w:val="Heading3"/>
+      </w:pPr>
+      <w:r>
+        <w:t>My remembered idea, example and correction</w:t>
+      </w:r>
+    </w:p>
+    <w:p>
+      <w:r>
+        <w:t>________________________________________________________________</w:t>
+      </w:r>
+    </w:p>
+    <w:p>
+      <w:r>
+        <w:t>________________________________________________________________</w:t>
+      </w:r>
+    </w:p>
+    <w:p>
+      <w:r>
+        <w:t>________________________________________________________________</w:t>
+      </w:r>
+    </w:p>
+    <w:p>
+      <w:pPr>
+        <w:pStyle w:val="ListBullet"/>
+      </w:pPr>
+      <w:r>
+        <w:t>Without opening the old lesson, explain one key idea from Prompts Are Design Instructions. Give an example and a mistake that the idea helps you avoid.</w:t>
+      </w:r>
+    </w:p>
+    <w:p>
+      <w:pPr>
+        <w:pStyle w:val="Heading3"/>
+      </w:pPr>
+      <w:r>
+        <w:t>My remembered idea, example and correction</w:t>
+      </w:r>
+    </w:p>
+    <w:p>
+      <w:r>
+        <w:t>________________________________________________________________</w:t>
+      </w:r>
+    </w:p>
+    <w:p>
+      <w:r>
+        <w:t>________________________________________________________________</w:t>
+      </w:r>
+    </w:p>
+    <w:p>
+      <w:r>
+        <w:t>________________________________________________________________</w:t>
+      </w:r>
+    </w:p>
+    <w:p>
+      <w:pPr>
+        <w:pStyle w:val="Heading2"/>
+      </w:pPr>
+      <w:r>
+        <w:t>Earlier wording, alternatives and picture transcripts · reference / check after trying</w:t>
+      </w:r>
+    </w:p>
+    <w:p>
+      <w:pPr>
+        <w:pStyle w:val="Heading3"/>
+      </w:pPr>
+      <w:r>
         <w:t>Design the Decision Process</w:t>
       </w:r>
     </w:p>
     <w:p>
       <w:pPr>
-        <w:spacing w:line="336" w:lineRule="auto" w:after="180"/>
-      </w:pPr>
-      <w:r>
-        <w:rPr>
-          <w:b w:val="0"/>
-        </w:rPr>
-        <w:t xml:space="preserve">Without opening the old lesson, explain one key idea from Design the Decision </w:t>
-      </w:r>
-      <w:r>
-        <w:rPr>
-          <w:b/>
-        </w:rPr>
-        <w:t>Process</w:t>
-      </w:r>
-      <w:r>
-        <w:rPr>
-          <w:b w:val="0"/>
-        </w:rPr>
-        <w:t>. Give an example and a mistake that the idea helps you avoid.</w:t>
-      </w:r>
-    </w:p>
-    <w:p>
-      <w:pPr>
         <w:pStyle w:val="Heading3"/>
       </w:pPr>
       <w:r>
-        <w:t>My remembered idea, example and correction</w:t>
+        <w:t>Find a Real Problem</w:t>
+      </w:r>
+    </w:p>
+    <w:p>
+      <w:pPr>
+        <w:pStyle w:val="Heading3"/>
+      </w:pPr>
+      <w:r>
+        <w:t>Prompts Are Design Instructions</w:t>
+      </w:r>
+    </w:p>
+    <w:p>
+      <w:pPr>
+        <w:pStyle w:val="Heading1"/>
+      </w:pPr>
+      <w:r>
+        <w:t>12. W1 · Make complete prototype materials</w:t>
+      </w:r>
+    </w:p>
+    <w:p>
+      <w:r>
+        <w:t>Use the supplied standalone catalogue and instruction-card reference.</w:t>
+      </w:r>
+    </w:p>
+    <w:p>
+      <w:pPr>
+        <w:pStyle w:val="Heading2"/>
+      </w:pPr>
+      <w:r>
+        <w:t>Your evidence record</w:t>
+      </w:r>
+    </w:p>
+    <w:p>
+      <w:pPr>
+        <w:pStyle w:val="ListBullet"/>
+      </w:pPr>
+      <w:r>
+        <w:t>Standalone activity materials: catalogue B version 1 is B1 Bookmark drawing (10 min, quiet Yes), B2 Story circle (8 min, quiet No), B3 Pattern puzzle (12 min, quiet Yes), B4 Tower challenge (15 min, quiet No), in that order. Valid whole minutes are 0–30 and Quiet required is Yes/No. A fit requires time≤available minutes AND (quiet not required OR activity quiet). P1 version 1: Card 1 validates both fields, clarifies invalid input and stops, otherwise starts marker at B1 with cleared output. Card 2 checks both conditions, records them and stops with the first fitting row and reason. Card 3 advances one row after failure and returns to Card 2, or stops with no match after the last row fails. Start every new request at Card 1. Save request, catalogue/instruction versions, expected result and actual trace separately.</w:t>
+      </w:r>
+    </w:p>
+    <w:p>
+      <w:pPr>
+        <w:pStyle w:val="ListBullet"/>
+      </w:pPr>
+      <w:r>
+        <w:t>Create P1 version 1 using the three instruction cards in the lesson. Copy catalogue B version 1 and make a request card, current-row marker and trace sheet. List what each item records. Explain which information stays fixed during one run and what changes.</w:t>
+      </w:r>
+    </w:p>
+    <w:p>
+      <w:pPr>
+        <w:pStyle w:val="Heading3"/>
+      </w:pPr>
+      <w:r>
+        <w:t>My reasoning and evidence</w:t>
       </w:r>
     </w:p>
     <w:p>
@@ -99,22 +253,114 @@
       </w:r>
     </w:p>
     <w:p>
+      <w:r>
+        <w:t>________________________________________________________________</w:t>
+      </w:r>
+    </w:p>
+    <w:p>
+      <w:r>
+        <w:t>________________________________________________________________</w:t>
+      </w:r>
+    </w:p>
+    <w:p>
+      <w:r>
+        <w:t>________________________________________________________________</w:t>
+      </w:r>
+    </w:p>
+    <w:p>
+      <w:pPr>
+        <w:pStyle w:val="Heading1"/>
+      </w:pPr>
+      <w:r>
+        <w:t>13. W2 · Predict, hand over and record the run</w:t>
+      </w:r>
+    </w:p>
+    <w:p>
+      <w:r>
+        <w:t>Keep the expected result separate from actual operator steps.</w:t>
+      </w:r>
+    </w:p>
+    <w:p>
+      <w:pPr>
+        <w:pStyle w:val="Heading2"/>
+      </w:pPr>
+      <w:r>
+        <w:t>Your evidence record</w:t>
+      </w:r>
+    </w:p>
+    <w:p>
+      <w:pPr>
+        <w:pStyle w:val="ListBullet"/>
+      </w:pPr>
+      <w:r>
+        <w:t>Use the manual checklist to predict P1’s output for 11 minutes No. Then ask a partner to operate your saved cards. Record the expected result separately from the observed steps and output, including the reason. Explain why the operator should stop without checking later rows.</w:t>
+      </w:r>
+    </w:p>
+    <w:p>
       <w:pPr>
         <w:pStyle w:val="Heading3"/>
       </w:pPr>
       <w:r>
-        <w:t>Find a Real Problem</w:t>
-      </w:r>
-    </w:p>
-    <w:p>
-      <w:pPr>
-        <w:spacing w:line="336" w:lineRule="auto" w:after="180"/>
-      </w:pPr>
-      <w:r>
-        <w:rPr>
-          <w:b w:val="0"/>
-        </w:rPr>
-        <w:t>Without opening the old lesson, explain one key idea from Find a Real Problem. Give an example and a mistake that the idea helps you avoid.</w:t>
+        <w:t>My reasoning and evidence</w:t>
+      </w:r>
+    </w:p>
+    <w:p>
+      <w:r>
+        <w:t>________________________________________________________________</w:t>
+      </w:r>
+    </w:p>
+    <w:p>
+      <w:r>
+        <w:t>________________________________________________________________</w:t>
+      </w:r>
+    </w:p>
+    <w:p>
+      <w:r>
+        <w:t>________________________________________________________________</w:t>
+      </w:r>
+    </w:p>
+    <w:p>
+      <w:r>
+        <w:t>________________________________________________________________</w:t>
+      </w:r>
+    </w:p>
+    <w:p>
+      <w:r>
+        <w:t>________________________________________________________________</w:t>
+      </w:r>
+    </w:p>
+    <w:p>
+      <w:r>
+        <w:t>________________________________________________________________</w:t>
+      </w:r>
+    </w:p>
+    <w:p>
+      <w:pPr>
+        <w:pStyle w:val="Heading1"/>
+      </w:pPr>
+      <w:r>
+        <w:t>14. W3 · Diagnose and version an instruction defect</w:t>
+      </w:r>
+    </w:p>
+    <w:p>
+      <w:r>
+        <w:t>Preserve the original failure and label the changed instructions.</w:t>
+      </w:r>
+    </w:p>
+    <w:p>
+      <w:pPr>
+        <w:pStyle w:val="Heading2"/>
+      </w:pPr>
+      <w:r>
+        <w:t>Your evidence record</w:t>
+      </w:r>
+    </w:p>
+    <w:p>
+      <w:pPr>
+        <w:pStyle w:val="ListBullet"/>
+      </w:pPr>
+      <w:r>
+        <w:t>Saved instructions P0 say “start at B1; if B1 fails, report no match.” For the valid request 9 minutes No, an operator follows P0 exactly and reports no match. Identify the instruction defect and write the changed step. Explain how to label the correction and what to retain from the failed run.</w:t>
       </w:r>
     </w:p>
     <w:p>
@@ -122,7 +368,7 @@
         <w:pStyle w:val="Heading3"/>
       </w:pPr>
       <w:r>
-        <w:t>My remembered idea, example and correction</w:t>
+        <w:t>My reasoning and evidence</w:t>
       </w:r>
     </w:p>
     <w:p>
@@ -141,42 +387,55 @@
       </w:r>
     </w:p>
     <w:p>
+      <w:r>
+        <w:t>________________________________________________________________</w:t>
+      </w:r>
+    </w:p>
+    <w:p>
+      <w:r>
+        <w:t>________________________________________________________________</w:t>
+      </w:r>
+    </w:p>
+    <w:p>
+      <w:r>
+        <w:t>________________________________________________________________</w:t>
+      </w:r>
+    </w:p>
+    <w:p>
+      <w:pPr>
+        <w:pStyle w:val="Heading1"/>
+      </w:pPr>
+      <w:r>
+        <w:t>16. W5 · Save enough evidence to inspect the result</w:t>
+      </w:r>
+    </w:p>
+    <w:p>
+      <w:r>
+        <w:t>Retain requests, versions, expected outputs and actual traces.</w:t>
+      </w:r>
+    </w:p>
+    <w:p>
+      <w:pPr>
+        <w:pStyle w:val="Heading2"/>
+      </w:pPr>
+      <w:r>
+        <w:t>Your evidence record</w:t>
+      </w:r>
+    </w:p>
+    <w:p>
+      <w:pPr>
+        <w:pStyle w:val="ListBullet"/>
+      </w:pPr>
+      <w:r>
+        <w:t>A teammate keeps only a final “B2” answer and throws away the request and old instructions after editing them. Explain why another person cannot check this result. List what to save for each run and explain why an observed error must remain in the record.</w:t>
+      </w:r>
+    </w:p>
+    <w:p>
       <w:pPr>
         <w:pStyle w:val="Heading3"/>
       </w:pPr>
       <w:r>
-        <w:t>Prompts Are Design Instructions</w:t>
-      </w:r>
-    </w:p>
-    <w:p>
-      <w:pPr>
-        <w:spacing w:line="336" w:lineRule="auto" w:after="180"/>
-      </w:pPr>
-      <w:r>
-        <w:rPr>
-          <w:b w:val="0"/>
-        </w:rPr>
-        <w:t xml:space="preserve">Without opening the old lesson, explain one key idea from Prompts Are Design </w:t>
-      </w:r>
-      <w:r>
-        <w:rPr>
-          <w:b/>
-        </w:rPr>
-        <w:t>Instruction</w:t>
-      </w:r>
-      <w:r>
-        <w:rPr>
-          <w:b w:val="0"/>
-        </w:rPr>
-        <w:t>s. Give an example and a mistake that the idea helps you avoid.</w:t>
-      </w:r>
-    </w:p>
-    <w:p>
-      <w:pPr>
-        <w:pStyle w:val="Heading3"/>
-      </w:pPr>
-      <w:r>
-        <w:t>My remembered idea, example and correction</w:t>
+        <w:t>My reasoning and evidence</w:t>
       </w:r>
     </w:p>
     <w:p>
@@ -195,250 +454,39 @@
       </w:r>
     </w:p>
     <w:p>
+      <w:r>
+        <w:t>________________________________________________________________</w:t>
+      </w:r>
+    </w:p>
+    <w:p>
+      <w:r>
+        <w:t>________________________________________________________________</w:t>
+      </w:r>
+    </w:p>
+    <w:p>
+      <w:r>
+        <w:t>________________________________________________________________</w:t>
+      </w:r>
+    </w:p>
+    <w:p>
       <w:pPr>
         <w:pStyle w:val="Heading1"/>
       </w:pPr>
       <w:r>
-        <w:t>02. Practise with fading help</w:t>
-      </w:r>
-    </w:p>
-    <w:p>
-      <w:r>
-        <w:t>Complete the supported Build a Paper Prototype trace and record the first step you can explain without help.</w:t>
-      </w:r>
-    </w:p>
-    <w:p>
-      <w:pPr>
-        <w:spacing w:line="336" w:lineRule="auto" w:after="180"/>
-      </w:pPr>
-      <w:r>
-        <w:rPr>
-          <w:b w:val="0"/>
-        </w:rPr>
-        <w:t xml:space="preserve">Use W2: Run and record the first match for Building and tracing a paper </w:t>
-      </w:r>
-      <w:r>
-        <w:rPr>
-          <w:b/>
-        </w:rPr>
-        <w:t>prototype</w:t>
-      </w:r>
-      <w:r>
-        <w:rPr>
-          <w:b w:val="0"/>
-        </w:rPr>
-        <w:t>. Record the answer once; the lesson and workbook refer to the same attempt.</w:t>
-      </w:r>
-    </w:p>
-    <w:tbl>
-      <w:tblPr>
-        <w:tblStyle w:val="LightShading-Accent1"/>
-        <w:tblW w:type="auto" w:w="0"/>
-        <w:tblLook w:firstColumn="1" w:firstRow="1" w:lastColumn="0" w:lastRow="0" w:noHBand="0" w:noVBand="1" w:val="04A0"/>
-      </w:tblPr>
-      <w:tblGrid>
-        <w:gridCol w:w="2556"/>
-        <w:gridCol w:w="2556"/>
-        <w:gridCol w:w="2556"/>
-        <w:gridCol w:w="2556"/>
-      </w:tblGrid>
-      <w:tr>
-        <w:trPr>
-          <w:tblHeader/>
-        </w:trPr>
-        <w:tc>
-          <w:tcPr>
-            <w:tcW w:type="dxa" w:w="2556"/>
-          </w:tcPr>
-          <w:p>
-            <w:r>
-              <w:t>Given inputs</w:t>
-            </w:r>
-          </w:p>
-        </w:tc>
-        <w:tc>
-          <w:tcPr>
-            <w:tcW w:type="dxa" w:w="2556"/>
-          </w:tcPr>
-          <w:p>
-            <w:r>
-              <w:t>Procedure I chose</w:t>
-            </w:r>
-          </w:p>
-        </w:tc>
-        <w:tc>
-          <w:tcPr>
-            <w:tcW w:type="dxa" w:w="2556"/>
-          </w:tcPr>
-          <w:p>
-            <w:r>
-              <w:t>Middle steps</w:t>
-            </w:r>
-          </w:p>
-        </w:tc>
-        <w:tc>
-          <w:tcPr>
-            <w:tcW w:type="dxa" w:w="2556"/>
-          </w:tcPr>
-          <w:p>
-            <w:r>
-              <w:t>Result and check</w:t>
-            </w:r>
-          </w:p>
-        </w:tc>
-      </w:tr>
-      <w:tr>
-        <w:tc>
-          <w:tcPr>
-            <w:tcW w:type="dxa" w:w="2556"/>
-          </w:tcPr>
-          <w:p>
-            <w:r/>
-          </w:p>
-        </w:tc>
-        <w:tc>
-          <w:tcPr>
-            <w:tcW w:type="dxa" w:w="2556"/>
-          </w:tcPr>
-          <w:p>
-            <w:r/>
-          </w:p>
-        </w:tc>
-        <w:tc>
-          <w:tcPr>
-            <w:tcW w:type="dxa" w:w="2556"/>
-          </w:tcPr>
-          <w:p>
-            <w:r/>
-          </w:p>
-        </w:tc>
-        <w:tc>
-          <w:tcPr>
-            <w:tcW w:type="dxa" w:w="2556"/>
-          </w:tcPr>
-          <w:p>
-            <w:r/>
-          </w:p>
-        </w:tc>
-      </w:tr>
-    </w:tbl>
-    <w:p>
-      <w:pPr>
-        <w:pStyle w:val="Heading3"/>
-      </w:pPr>
-      <w:r>
-        <w:t>The step I completed without help, and the hint I needed</w:t>
-      </w:r>
-    </w:p>
-    <w:p>
-      <w:r>
-        <w:t>________________________________________________________________</w:t>
-      </w:r>
-    </w:p>
-    <w:p>
-      <w:r>
-        <w:t>________________________________________________________________</w:t>
-      </w:r>
-    </w:p>
-    <w:p>
-      <w:r>
-        <w:t>________________________________________________________________</w:t>
-      </w:r>
-    </w:p>
-    <w:p>
-      <w:pPr>
-        <w:pStyle w:val="Heading1"/>
-      </w:pPr>
-      <w:r>
-        <w:t>03. Individual reasoning check</w:t>
-      </w:r>
-    </w:p>
-    <w:p>
-      <w:r>
-        <w:t>Check the proposed Build a Paper Prototype explanation against the supplied facts before discussing it.</w:t>
-      </w:r>
-    </w:p>
-    <w:p>
-      <w:pPr>
-        <w:spacing w:line="336" w:lineRule="auto" w:after="180"/>
-      </w:pPr>
-      <w:r>
-        <w:rPr>
-          <w:b w:val="0"/>
-        </w:rPr>
-        <w:t xml:space="preserve">Use the worked case for Building and tracing a paper </w:t>
-      </w:r>
-      <w:r>
-        <w:rPr>
-          <w:b/>
-        </w:rPr>
-        <w:t>prototype</w:t>
-      </w:r>
-      <w:r>
-        <w:rPr>
-          <w:b w:val="0"/>
-        </w:rPr>
-        <w:t>. Proposed explanation: “A correct-looking answer is enough”. Decide whether this explanation is supported.</w:t>
-      </w:r>
-    </w:p>
-    <w:p>
-      <w:pPr>
-        <w:spacing w:line="336" w:lineRule="auto" w:after="180"/>
-      </w:pPr>
-      <w:r>
-        <w:rPr>
-          <w:b w:val="0"/>
-        </w:rPr>
-        <w:t>Point to the step or supplied fact that decides; explain your repair if needed.</w:t>
-      </w:r>
-    </w:p>
-    <w:p>
-      <w:pPr>
-        <w:pStyle w:val="Heading3"/>
-      </w:pPr>
-      <w:r>
-        <w:t>My explanation before partner discussion</w:t>
-      </w:r>
-    </w:p>
-    <w:p>
-      <w:r>
-        <w:t>________________________________________________________________</w:t>
-      </w:r>
-    </w:p>
-    <w:p>
-      <w:r>
-        <w:t>________________________________________________________________</w:t>
-      </w:r>
-    </w:p>
-    <w:p>
-      <w:r>
-        <w:t>________________________________________________________________</w:t>
-      </w:r>
-    </w:p>
-    <w:p>
-      <w:r>
-        <w:t>________________________________________________________________</w:t>
-      </w:r>
-    </w:p>
-    <w:p>
-      <w:pPr>
-        <w:pStyle w:val="Heading1"/>
-      </w:pPr>
-      <w:r>
-        <w:t>04. Independent transfer case</w:t>
-      </w:r>
-    </w:p>
-    <w:p>
-      <w:r>
-        <w:t>Write one first attempt at the reserved independent case before feedback. Repeated copies of that case refer to the same recorded attempt.</w:t>
-      </w:r>
-    </w:p>
-    <w:p>
-      <w:pPr>
-        <w:pStyle w:val="Heading3"/>
-      </w:pPr>
-      <w:r>
-        <w:t>Independent case: Build a new route through a small catalogue</w:t>
+        <w:t>04. W4 · Build a new route through a small catalogue</w:t>
+      </w:r>
+    </w:p>
+    <w:p>
+      <w:r>
+        <w:t>Keep one first attempt before hints or feedback.</w:t>
+      </w:r>
+    </w:p>
+    <w:p>
+      <w:pPr>
+        <w:pStyle w:val="Heading2"/>
+      </w:pPr>
+      <w:r>
+        <w:t>Read and explain independently</w:t>
       </w:r>
     </w:p>
     <w:p>
@@ -579,6 +627,14 @@
     </w:p>
     <w:p>
       <w:pPr>
+        <w:pStyle w:val="Heading2"/>
+      </w:pPr>
+      <w:r>
+        <w:t>Keep a fair record</w:t>
+      </w:r>
+    </w:p>
+    <w:p>
+      <w:pPr>
         <w:spacing w:line="336" w:lineRule="auto" w:after="180"/>
       </w:pPr>
       <w:r>
@@ -590,27 +646,50 @@
     </w:p>
     <w:p>
       <w:pPr>
+        <w:pStyle w:val="Heading2"/>
+      </w:pPr>
+      <w:r>
+        <w:t>Earlier wording, alternatives and picture transcripts · reference / check after trying</w:t>
+      </w:r>
+    </w:p>
+    <w:p>
+      <w:pPr>
+        <w:pStyle w:val="Heading3"/>
+      </w:pPr>
+      <w:r>
+        <w:t>Independent case: Build a new route through a small catalogue</w:t>
+      </w:r>
+    </w:p>
+    <w:p>
+      <w:pPr>
         <w:pStyle w:val="Heading1"/>
       </w:pPr>
       <w:r>
-        <w:t>05. Your learning target</w:t>
-      </w:r>
-    </w:p>
-    <w:p>
-      <w:r>
-        <w:t>Connect the Build a Paper Prototype target to a trace and a justified conclusion.</w:t>
+        <w:t>09. Project · Keep the decision and its evidence</w:t>
+      </w:r>
+    </w:p>
+    <w:p>
+      <w:r>
+        <w:t>Add this week’s change to your existing project record.</w:t>
+      </w:r>
+    </w:p>
+    <w:p>
+      <w:pPr>
+        <w:pStyle w:val="Heading2"/>
+      </w:pPr>
+      <w:r>
+        <w:t>Your evidence record</w:t>
       </w:r>
     </w:p>
     <w:p>
       <w:pPr>
         <w:spacing w:line="336" w:lineRule="auto" w:after="180"/>
-        <w:shd w:fill="F5F1FB"/>
       </w:pPr>
       <w:r>
         <w:rPr>
           <w:b w:val="0"/>
         </w:rPr>
-        <w:t xml:space="preserve">Assign three people as </w:t>
+        <w:t xml:space="preserve">Build the complete paper sorter: </w:t>
       </w:r>
       <w:r>
         <w:rPr>
@@ -622,7 +701,19 @@
         <w:rPr>
           <w:b w:val="0"/>
         </w:rPr>
-        <w:t xml:space="preserve"> reader, rule follower and </w:t>
+        <w:t xml:space="preserve"> cards, </w:t>
+      </w:r>
+      <w:r>
+        <w:rPr>
+          <w:b/>
+        </w:rPr>
+        <w:t>process</w:t>
+      </w:r>
+      <w:r>
+        <w:rPr>
+          <w:b w:val="0"/>
+        </w:rPr>
+        <w:t xml:space="preserve"> guide, </w:t>
       </w:r>
       <w:r>
         <w:rPr>
@@ -634,102 +725,18 @@
         <w:rPr>
           <w:b w:val="0"/>
         </w:rPr>
-        <w:t xml:space="preserve"> recorder. Run the repaired sorter on paper, metal and an unreadable description. Record expected and observed outcomes. What does this </w:t>
-      </w:r>
-      <w:r>
-        <w:rPr>
-          <w:b/>
-        </w:rPr>
-        <w:t>prototype</w:t>
-      </w:r>
+        <w:t xml:space="preserve"> cards, not-sure card, and test log.</w:t>
+      </w:r>
+    </w:p>
+    <w:p>
+      <w:pPr>
+        <w:spacing w:line="336" w:lineRule="auto" w:after="180"/>
+      </w:pPr>
       <w:r>
         <w:rPr>
           <w:b w:val="0"/>
         </w:rPr>
-        <w:t xml:space="preserve"> demonstrate?</w:t>
-      </w:r>
-    </w:p>
-    <w:p>
-      <w:pPr>
-        <w:pStyle w:val="Heading1"/>
-      </w:pPr>
-      <w:r>
-        <w:t>06. Solve the given case</w:t>
-      </w:r>
-    </w:p>
-    <w:p>
-      <w:r>
-        <w:t>Solve the supplied Build a Paper Prototype case and show the deciding evidence.</w:t>
-      </w:r>
-    </w:p>
-    <w:p>
-      <w:pPr>
-        <w:spacing w:line="336" w:lineRule="auto" w:after="180"/>
-      </w:pPr>
-      <w:r>
-        <w:rPr>
-          <w:b w:val="0"/>
-        </w:rPr>
-        <w:t xml:space="preserve">A paper </w:t>
-      </w:r>
-      <w:r>
-        <w:rPr>
-          <w:b/>
-        </w:rPr>
-        <w:t>prototype</w:t>
-      </w:r>
-      <w:r>
-        <w:rPr>
-          <w:b w:val="0"/>
-        </w:rPr>
-        <w:t xml:space="preserve"> has </w:t>
-      </w:r>
-      <w:r>
-        <w:rPr>
-          <w:b/>
-        </w:rPr>
-        <w:t>input</w:t>
-      </w:r>
-      <w:r>
-        <w:rPr>
-          <w:b w:val="0"/>
-        </w:rPr>
-        <w:t xml:space="preserve"> cards, decision cards and paper, plastic and review trays.</w:t>
-      </w:r>
-    </w:p>
-    <w:p>
-      <w:pPr>
-        <w:spacing w:line="336" w:lineRule="auto" w:after="180"/>
-        <w:shd w:fill="F5F1FB"/>
-      </w:pPr>
-      <w:r>
-        <w:rPr>
-          <w:b w:val="0"/>
-        </w:rPr>
-        <w:t>How can a learner simulate it?</w:t>
-      </w:r>
-    </w:p>
-    <w:p>
-      <w:pPr>
-        <w:spacing w:line="336" w:lineRule="auto" w:after="180"/>
-      </w:pPr>
-      <w:r>
-        <w:rPr>
-          <w:b w:val="0"/>
-        </w:rPr>
-        <w:t xml:space="preserve">Show your </w:t>
-      </w:r>
-      <w:r>
-        <w:rPr>
-          <w:b/>
-        </w:rPr>
-        <w:t>trace</w:t>
-      </w:r>
-      <w:r>
-        <w:rPr>
-          <w:b w:val="0"/>
-        </w:rPr>
-        <w:t xml:space="preserve">, calculation or </w:t>
+        <w:t xml:space="preserve">The project change and </w:t>
       </w:r>
       <w:r>
         <w:rPr>
@@ -737,392 +744,6 @@
         </w:rPr>
         <w:t>evidence</w:t>
       </w:r>
-    </w:p>
-    <w:p>
-      <w:pPr>
-        <w:pStyle w:val="Heading3"/>
-      </w:pPr>
-      <w:r>
-        <w:t>Write or draw your reasoning and evidence.</w:t>
-      </w:r>
-    </w:p>
-    <w:p>
-      <w:r>
-        <w:t>________________________________________________________________</w:t>
-      </w:r>
-    </w:p>
-    <w:p>
-      <w:r>
-        <w:t>________________________________________________________________</w:t>
-      </w:r>
-    </w:p>
-    <w:p>
-      <w:r>
-        <w:t>________________________________________________________________</w:t>
-      </w:r>
-    </w:p>
-    <w:p>
-      <w:r>
-        <w:t>________________________________________________________________</w:t>
-      </w:r>
-    </w:p>
-    <w:p>
-      <w:r>
-        <w:t>________________________________________________________________</w:t>
-      </w:r>
-    </w:p>
-    <w:p>
-      <w:pPr>
-        <w:pStyle w:val="Heading1"/>
-      </w:pPr>
-      <w:r>
-        <w:t>07. Check a changed case</w:t>
-      </w:r>
-    </w:p>
-    <w:p>
-      <w:r>
-        <w:t>Apply the procedure to the changed case and record why the conclusion follows.</w:t>
-      </w:r>
-    </w:p>
-    <w:p>
-      <w:pPr>
-        <w:spacing w:line="336" w:lineRule="auto" w:after="180"/>
-      </w:pPr>
-      <w:r>
-        <w:rPr>
-          <w:b w:val="0"/>
-        </w:rPr>
-        <w:t xml:space="preserve">Your paper </w:t>
-      </w:r>
-      <w:r>
-        <w:rPr>
-          <w:b/>
-        </w:rPr>
-        <w:t>prototype</w:t>
-      </w:r>
-      <w:r>
-        <w:rPr>
-          <w:b w:val="0"/>
-        </w:rPr>
-        <w:t xml:space="preserve"> shows an </w:t>
-      </w:r>
-      <w:r>
-        <w:rPr>
-          <w:b/>
-        </w:rPr>
-        <w:t>input</w:t>
-      </w:r>
-      <w:r>
-        <w:rPr>
-          <w:b w:val="0"/>
-        </w:rPr>
-        <w:t xml:space="preserve"> card, a decision card and an </w:t>
-      </w:r>
-      <w:r>
-        <w:rPr>
-          <w:b/>
-        </w:rPr>
-        <w:t>output</w:t>
-      </w:r>
-      <w:r>
-        <w:rPr>
-          <w:b w:val="0"/>
-        </w:rPr>
-        <w:t xml:space="preserve"> card. Explain what a person must simulate and what the </w:t>
-      </w:r>
-      <w:r>
-        <w:rPr>
-          <w:b/>
-        </w:rPr>
-        <w:t>prototype</w:t>
-      </w:r>
-      <w:r>
-        <w:rPr>
-          <w:b w:val="0"/>
-        </w:rPr>
-        <w:t xml:space="preserve"> cannot prove.</w:t>
-      </w:r>
-    </w:p>
-    <w:p>
-      <w:pPr>
-        <w:spacing w:line="336" w:lineRule="auto" w:after="180"/>
-      </w:pPr>
-      <w:r>
-        <w:rPr>
-          <w:b w:val="0"/>
-        </w:rPr>
-        <w:t>My independent answer and reason</w:t>
-      </w:r>
-    </w:p>
-    <w:p>
-      <w:pPr>
-        <w:pStyle w:val="Heading3"/>
-      </w:pPr>
-      <w:r>
-        <w:t>Write or draw your reasoning and evidence.</w:t>
-      </w:r>
-    </w:p>
-    <w:p>
-      <w:r>
-        <w:t>________________________________________________________________</w:t>
-      </w:r>
-    </w:p>
-    <w:p>
-      <w:r>
-        <w:t>________________________________________________________________</w:t>
-      </w:r>
-    </w:p>
-    <w:p>
-      <w:r>
-        <w:t>________________________________________________________________</w:t>
-      </w:r>
-    </w:p>
-    <w:p>
-      <w:r>
-        <w:t>________________________________________________________________</w:t>
-      </w:r>
-    </w:p>
-    <w:p>
-      <w:r>
-        <w:t>________________________________________________________________</w:t>
-      </w:r>
-    </w:p>
-    <w:p>
-      <w:pPr>
-        <w:pStyle w:val="Heading3"/>
-      </w:pPr>
-      <w:r>
-        <w:t>Week 32 Test and reflect</w:t>
-      </w:r>
-    </w:p>
-    <w:p>
-      <w:pPr>
-        <w:pStyle w:val="Heading1"/>
-      </w:pPr>
-      <w:r>
-        <w:t>08. Design a revealing test</w:t>
-      </w:r>
-    </w:p>
-    <w:p>
-      <w:r>
-        <w:t>Specify a changed input, expected result and observation separately.</w:t>
-      </w:r>
-    </w:p>
-    <w:p>
-      <w:pPr>
-        <w:spacing w:line="336" w:lineRule="auto" w:after="180"/>
-      </w:pPr>
-      <w:r>
-        <w:rPr>
-          <w:b w:val="0"/>
-        </w:rPr>
-        <w:t xml:space="preserve">Create a changed </w:t>
-      </w:r>
-      <w:r>
-        <w:rPr>
-          <w:b/>
-        </w:rPr>
-        <w:t>input</w:t>
-      </w:r>
-      <w:r>
-        <w:rPr>
-          <w:b w:val="0"/>
-        </w:rPr>
-        <w:t>, boundary case or missing-information case. Write the expected answer or safe response before testing.</w:t>
-      </w:r>
-    </w:p>
-    <w:tbl>
-      <w:tblPr>
-        <w:tblStyle w:val="LightShading-Accent1"/>
-        <w:tblW w:type="auto" w:w="0"/>
-        <w:tblLook w:firstColumn="1" w:firstRow="1" w:lastColumn="0" w:lastRow="0" w:noHBand="0" w:noVBand="1" w:val="04A0"/>
-      </w:tblPr>
-      <w:tblGrid>
-        <w:gridCol w:w="5112"/>
-        <w:gridCol w:w="5112"/>
-      </w:tblGrid>
-      <w:tr>
-        <w:trPr>
-          <w:tblHeader/>
-        </w:trPr>
-        <w:tc>
-          <w:tcPr>
-            <w:tcW w:type="dxa" w:w="5112"/>
-          </w:tcPr>
-          <w:p>
-            <w:r>
-              <w:t>Test record</w:t>
-            </w:r>
-          </w:p>
-        </w:tc>
-        <w:tc>
-          <w:tcPr>
-            <w:tcW w:type="dxa" w:w="5112"/>
-          </w:tcPr>
-          <w:p>
-            <w:r>
-              <w:t>My evidence</w:t>
-            </w:r>
-          </w:p>
-        </w:tc>
-      </w:tr>
-      <w:tr>
-        <w:tc>
-          <w:tcPr>
-            <w:tcW w:type="dxa" w:w="5112"/>
-          </w:tcPr>
-          <w:p>
-            <w:r>
-              <w:t>Changed input or condition</w:t>
-            </w:r>
-          </w:p>
-        </w:tc>
-        <w:tc>
-          <w:tcPr>
-            <w:tcW w:type="dxa" w:w="5112"/>
-          </w:tcPr>
-          <w:p>
-            <w:r/>
-          </w:p>
-        </w:tc>
-      </w:tr>
-      <w:tr>
-        <w:tc>
-          <w:tcPr>
-            <w:tcW w:type="dxa" w:w="5112"/>
-          </w:tcPr>
-          <w:p>
-            <w:r>
-              <w:t>Expected answer or fallback</w:t>
-            </w:r>
-          </w:p>
-        </w:tc>
-        <w:tc>
-          <w:tcPr>
-            <w:tcW w:type="dxa" w:w="5112"/>
-          </w:tcPr>
-          <w:p>
-            <w:r/>
-          </w:p>
-        </w:tc>
-      </w:tr>
-      <w:tr>
-        <w:tc>
-          <w:tcPr>
-            <w:tcW w:type="dxa" w:w="5112"/>
-          </w:tcPr>
-          <w:p>
-            <w:r>
-              <w:t>Observed result</w:t>
-            </w:r>
-          </w:p>
-        </w:tc>
-        <w:tc>
-          <w:tcPr>
-            <w:tcW w:type="dxa" w:w="5112"/>
-          </w:tcPr>
-          <w:p>
-            <w:r/>
-          </w:p>
-        </w:tc>
-      </w:tr>
-      <w:tr>
-        <w:tc>
-          <w:tcPr>
-            <w:tcW w:type="dxa" w:w="5112"/>
-          </w:tcPr>
-          <w:p>
-            <w:r>
-              <w:t>Why the result occurred</w:t>
-            </w:r>
-          </w:p>
-        </w:tc>
-        <w:tc>
-          <w:tcPr>
-            <w:tcW w:type="dxa" w:w="5112"/>
-          </w:tcPr>
-          <w:p>
-            <w:r/>
-          </w:p>
-        </w:tc>
-      </w:tr>
-    </w:tbl>
-    <w:p>
-      <w:pPr>
-        <w:pStyle w:val="Heading1"/>
-      </w:pPr>
-      <w:r>
-        <w:t>09. Project checkpoint</w:t>
-      </w:r>
-    </w:p>
-    <w:p>
-      <w:r>
-        <w:t>Justify what Build a Paper Prototype adds to Helpful Classroom Sorter and keep the evidence.</w:t>
-      </w:r>
-    </w:p>
-    <w:p>
-      <w:pPr>
-        <w:spacing w:line="336" w:lineRule="auto" w:after="180"/>
-      </w:pPr>
-      <w:r>
-        <w:rPr>
-          <w:b w:val="0"/>
-        </w:rPr>
-        <w:t xml:space="preserve">Build the complete paper sorter: </w:t>
-      </w:r>
-      <w:r>
-        <w:rPr>
-          <w:b/>
-        </w:rPr>
-        <w:t>input</w:t>
-      </w:r>
-      <w:r>
-        <w:rPr>
-          <w:b w:val="0"/>
-        </w:rPr>
-        <w:t xml:space="preserve"> cards, </w:t>
-      </w:r>
-      <w:r>
-        <w:rPr>
-          <w:b/>
-        </w:rPr>
-        <w:t>process</w:t>
-      </w:r>
-      <w:r>
-        <w:rPr>
-          <w:b w:val="0"/>
-        </w:rPr>
-        <w:t xml:space="preserve"> guide, </w:t>
-      </w:r>
-      <w:r>
-        <w:rPr>
-          <w:b/>
-        </w:rPr>
-        <w:t>output</w:t>
-      </w:r>
-      <w:r>
-        <w:rPr>
-          <w:b w:val="0"/>
-        </w:rPr>
-        <w:t xml:space="preserve"> cards, not-sure card, and test log.</w:t>
-      </w:r>
-    </w:p>
-    <w:p>
-      <w:pPr>
-        <w:spacing w:line="336" w:lineRule="auto" w:after="180"/>
-      </w:pPr>
-      <w:r>
-        <w:rPr>
-          <w:b w:val="0"/>
-        </w:rPr>
-        <w:t xml:space="preserve">The project change and </w:t>
-      </w:r>
-      <w:r>
-        <w:rPr>
-          <w:b/>
-        </w:rPr>
-        <w:t>evidence</w:t>
-      </w:r>
       <w:r>
         <w:rPr>
           <w:b w:val="0"/>
@@ -1168,754 +789,20 @@
         <w:pStyle w:val="Heading1"/>
       </w:pPr>
       <w:r>
-        <w:t>10. Self check</w:t>
-      </w:r>
-    </w:p>
-    <w:p>
-      <w:r>
-        <w:t>Judge explanation, evidence, transfer and limits separately; attach the work behind your judgement.</w:t>
-      </w:r>
-    </w:p>
-    <w:p>
-      <w:pPr>
-        <w:pStyle w:val="ListBullet"/>
-      </w:pPr>
-      <w:r>
-        <w:t>I can explain the mechanism.</w:t>
-      </w:r>
-    </w:p>
-    <w:p>
-      <w:pPr>
-        <w:pStyle w:val="ListBullet"/>
-      </w:pPr>
-      <w:r>
-        <w:t>I can show evidence.</w:t>
-      </w:r>
-    </w:p>
-    <w:p>
-      <w:pPr>
-        <w:pStyle w:val="ListBullet"/>
-      </w:pPr>
-      <w:r>
-        <w:t>I can handle a changed case.</w:t>
-      </w:r>
-    </w:p>
-    <w:p>
-      <w:pPr>
-        <w:pStyle w:val="ListBullet"/>
-      </w:pPr>
-      <w:r>
-        <w:t>I can name a limit.</w:t>
-      </w:r>
-    </w:p>
-    <w:p>
-      <w:r>
-        <w:t>Mark each as not yet, with help or independently, and attach supporting work.</w:t>
-      </w:r>
-    </w:p>
-    <w:p>
-      <w:pPr>
-        <w:spacing w:line="336" w:lineRule="auto" w:after="180"/>
-      </w:pPr>
-      <w:r>
-        <w:rPr>
-          <w:b w:val="0"/>
-        </w:rPr>
-        <w:t>Teacher review ____________________  Next step ____________________</w:t>
-      </w:r>
-    </w:p>
-    <w:p>
-      <w:pPr>
-        <w:pStyle w:val="Heading1"/>
-      </w:pPr>
-      <w:r>
-        <w:t>11. Transfer practice from the original programme</w:t>
-      </w:r>
-    </w:p>
-    <w:p>
-      <w:r>
-        <w:t>Use this earlier case as transfer practice. A case already discussed with feedback is not fresh assessment evidence.</w:t>
-      </w:r>
-    </w:p>
-    <w:p>
-      <w:pPr>
-        <w:spacing w:line="336" w:lineRule="auto" w:after="180"/>
-        <w:shd w:fill="F5F1FB"/>
-      </w:pPr>
-      <w:r>
-        <w:rPr>
-          <w:b w:val="0"/>
-        </w:rPr>
-        <w:t xml:space="preserve">Assign three people as </w:t>
-      </w:r>
-      <w:r>
-        <w:rPr>
-          <w:b/>
-        </w:rPr>
-        <w:t>input</w:t>
-      </w:r>
-      <w:r>
-        <w:rPr>
-          <w:b w:val="0"/>
-        </w:rPr>
-        <w:t xml:space="preserve"> reader, rule follower and </w:t>
-      </w:r>
-      <w:r>
-        <w:rPr>
-          <w:b/>
-        </w:rPr>
-        <w:t>output</w:t>
-      </w:r>
-      <w:r>
-        <w:rPr>
-          <w:b w:val="0"/>
-        </w:rPr>
-        <w:t xml:space="preserve"> recorder. Run the repaired sorter on paper, metal and an unreadable description. Record expected and observed outcomes. What does this </w:t>
-      </w:r>
-      <w:r>
-        <w:rPr>
-          <w:b/>
-        </w:rPr>
-        <w:t>prototype</w:t>
-      </w:r>
-      <w:r>
-        <w:rPr>
-          <w:b w:val="0"/>
-        </w:rPr>
-        <w:t xml:space="preserve"> demonstrate?</w:t>
-      </w:r>
-    </w:p>
-    <w:p>
-      <w:pPr>
-        <w:pStyle w:val="Heading3"/>
-      </w:pPr>
-      <w:r>
-        <w:t>My independently reasoned answer</w:t>
-      </w:r>
-    </w:p>
-    <w:p>
-      <w:r>
-        <w:t>________________________________________________________________</w:t>
-      </w:r>
-    </w:p>
-    <w:p>
-      <w:r>
-        <w:t>________________________________________________________________</w:t>
-      </w:r>
-    </w:p>
-    <w:p>
-      <w:r>
-        <w:t>________________________________________________________________</w:t>
-      </w:r>
-    </w:p>
-    <w:p>
-      <w:r>
-        <w:t>________________________________________________________________</w:t>
-      </w:r>
-    </w:p>
-    <w:p>
-      <w:r>
-        <w:t>________________________________________________________________</w:t>
-      </w:r>
-    </w:p>
-    <w:p>
-      <w:r>
-        <w:t>________________________________________________________________</w:t>
-      </w:r>
-    </w:p>
-    <w:p>
-      <w:r>
-        <w:t>________________________________________________________________</w:t>
-      </w:r>
-    </w:p>
-    <w:p>
-      <w:pPr>
-        <w:spacing w:line="336" w:lineRule="auto" w:after="180"/>
-      </w:pPr>
-      <w:r>
-        <w:rPr>
-          <w:b w:val="0"/>
-        </w:rPr>
-        <w:t>Record support used: none, hint or teacher explanation.</w:t>
-      </w:r>
-    </w:p>
-    <w:p>
-      <w:pPr>
-        <w:pStyle w:val="Heading1"/>
-      </w:pPr>
-      <w:r>
-        <w:t>12. W1 Assemble the runnable kit</w:t>
-      </w:r>
-    </w:p>
-    <w:p>
-      <w:r>
-        <w:t>Assemble the runnable kit. Apply the supplied Build a Paper Prototype facts and keep your reasoning.</w:t>
-      </w:r>
-    </w:p>
-    <w:p>
-      <w:pPr>
-        <w:spacing w:line="336" w:lineRule="auto" w:after="180"/>
-      </w:pPr>
-      <w:r>
-        <w:rPr>
-          <w:b w:val="0"/>
-        </w:rPr>
-        <w:t xml:space="preserve">Create P1 version 1 using the three </w:t>
-      </w:r>
-      <w:r>
-        <w:rPr>
-          <w:b/>
-        </w:rPr>
-        <w:t>instruction</w:t>
-      </w:r>
-      <w:r>
-        <w:rPr>
-          <w:b w:val="0"/>
-        </w:rPr>
-        <w:t xml:space="preserve"> cards in the lesson. Copy catalogue B version 1 and make a request card, current-row marker and </w:t>
-      </w:r>
-      <w:r>
-        <w:rPr>
-          <w:b/>
-        </w:rPr>
-        <w:t>trace</w:t>
-      </w:r>
-      <w:r>
-        <w:rPr>
-          <w:b w:val="0"/>
-        </w:rPr>
-        <w:t xml:space="preserve"> sheet. List what each item records.</w:t>
-      </w:r>
-    </w:p>
-    <w:p>
-      <w:pPr>
-        <w:spacing w:line="336" w:lineRule="auto" w:after="180"/>
-      </w:pPr>
-      <w:r>
-        <w:rPr>
-          <w:b w:val="0"/>
-        </w:rPr>
-        <w:t>Explain which information stays fixed during one run and what changes.</w:t>
-      </w:r>
-    </w:p>
-    <w:p>
-      <w:pPr>
-        <w:pStyle w:val="Heading3"/>
-      </w:pPr>
-      <w:r>
-        <w:t>My reasoning and evidence</w:t>
-      </w:r>
-    </w:p>
-    <w:p>
-      <w:r>
-        <w:t>________________________________________________________________</w:t>
-      </w:r>
-    </w:p>
-    <w:p>
-      <w:r>
-        <w:t>________________________________________________________________</w:t>
-      </w:r>
-    </w:p>
-    <w:p>
-      <w:r>
-        <w:t>________________________________________________________________</w:t>
-      </w:r>
-    </w:p>
-    <w:p>
-      <w:r>
-        <w:t>________________________________________________________________</w:t>
-      </w:r>
-    </w:p>
-    <w:p>
-      <w:r>
-        <w:t>________________________________________________________________</w:t>
-      </w:r>
-    </w:p>
-    <w:p>
-      <w:r>
-        <w:t>________________________________________________________________</w:t>
-      </w:r>
-    </w:p>
-    <w:p>
-      <w:pPr>
-        <w:pStyle w:val="Heading1"/>
-      </w:pPr>
-      <w:r>
-        <w:t>13. W2 Run and record the first match</w:t>
-      </w:r>
-    </w:p>
-    <w:p>
-      <w:r>
-        <w:t>Run and record the first match. Apply the supplied Build a Paper Prototype facts and keep your reasoning.</w:t>
-      </w:r>
-    </w:p>
-    <w:p>
-      <w:pPr>
-        <w:spacing w:line="336" w:lineRule="auto" w:after="180"/>
-      </w:pPr>
-      <w:r>
-        <w:rPr>
-          <w:b w:val="0"/>
-        </w:rPr>
-        <w:t xml:space="preserve">Use the manual checklist to predict P1’s </w:t>
-      </w:r>
-      <w:r>
-        <w:rPr>
-          <w:b/>
-        </w:rPr>
-        <w:t>output</w:t>
-      </w:r>
-      <w:r>
-        <w:rPr>
-          <w:b w:val="0"/>
-        </w:rPr>
-        <w:t xml:space="preserve"> for 11 minutes No. Then ask a partner to operate your saved cards. Record the </w:t>
-      </w:r>
-      <w:r>
-        <w:rPr>
-          <w:b/>
-        </w:rPr>
-        <w:t>expected result</w:t>
-      </w:r>
-      <w:r>
-        <w:rPr>
-          <w:b w:val="0"/>
-        </w:rPr>
-        <w:t xml:space="preserve"> separately from the observed steps and </w:t>
-      </w:r>
-      <w:r>
-        <w:rPr>
-          <w:b/>
-        </w:rPr>
-        <w:t>output</w:t>
-      </w:r>
-      <w:r>
-        <w:rPr>
-          <w:b w:val="0"/>
-        </w:rPr>
-        <w:t>, including the reason.</w:t>
-      </w:r>
-    </w:p>
-    <w:p>
-      <w:pPr>
-        <w:spacing w:line="336" w:lineRule="auto" w:after="180"/>
-      </w:pPr>
-      <w:r>
-        <w:rPr>
-          <w:b w:val="0"/>
-        </w:rPr>
-        <w:t xml:space="preserve">Explain why the </w:t>
-      </w:r>
-      <w:r>
-        <w:rPr>
-          <w:b/>
-        </w:rPr>
-        <w:t>operator</w:t>
-      </w:r>
-      <w:r>
-        <w:rPr>
-          <w:b w:val="0"/>
-        </w:rPr>
-        <w:t xml:space="preserve"> should stop without checking later rows.</w:t>
-      </w:r>
-    </w:p>
-    <w:p>
-      <w:pPr>
-        <w:pStyle w:val="Heading3"/>
-      </w:pPr>
-      <w:r>
-        <w:t>My reasoning and evidence</w:t>
-      </w:r>
-    </w:p>
-    <w:p>
-      <w:r>
-        <w:t>________________________________________________________________</w:t>
-      </w:r>
-    </w:p>
-    <w:p>
-      <w:r>
-        <w:t>________________________________________________________________</w:t>
-      </w:r>
-    </w:p>
-    <w:p>
-      <w:r>
-        <w:t>________________________________________________________________</w:t>
-      </w:r>
-    </w:p>
-    <w:p>
-      <w:r>
-        <w:t>________________________________________________________________</w:t>
-      </w:r>
-    </w:p>
-    <w:p>
-      <w:r>
-        <w:t>________________________________________________________________</w:t>
-      </w:r>
-    </w:p>
-    <w:p>
-      <w:r>
-        <w:t>________________________________________________________________</w:t>
-      </w:r>
-    </w:p>
-    <w:p>
-      <w:pPr>
-        <w:pStyle w:val="Heading1"/>
-      </w:pPr>
-      <w:r>
-        <w:t>14. W3 Locate the source of a wrong result</w:t>
-      </w:r>
-    </w:p>
-    <w:p>
-      <w:r>
-        <w:t>Locate the source of a wrong result. Apply the supplied Build a Paper Prototype facts and keep your reasoning.</w:t>
-      </w:r>
-    </w:p>
-    <w:p>
-      <w:pPr>
-        <w:spacing w:line="336" w:lineRule="auto" w:after="180"/>
-      </w:pPr>
-      <w:r>
-        <w:rPr>
-          <w:b w:val="0"/>
-        </w:rPr>
-        <w:t xml:space="preserve">Saved </w:t>
-      </w:r>
-      <w:r>
-        <w:rPr>
-          <w:b/>
-        </w:rPr>
-        <w:t>instruction</w:t>
-      </w:r>
-      <w:r>
-        <w:rPr>
-          <w:b w:val="0"/>
-        </w:rPr>
-        <w:t xml:space="preserve">s P0 say “start at B1; if B1 fails, report no match.” For the valid request 9 minutes No, an </w:t>
-      </w:r>
-      <w:r>
-        <w:rPr>
-          <w:b/>
-        </w:rPr>
-        <w:t>operator</w:t>
-      </w:r>
-      <w:r>
-        <w:rPr>
-          <w:b w:val="0"/>
-        </w:rPr>
-        <w:t xml:space="preserve"> follows P0 exactly and reports no match. Identify the </w:t>
-      </w:r>
-      <w:r>
-        <w:rPr>
-          <w:b/>
-        </w:rPr>
-        <w:t>instruction</w:t>
-      </w:r>
-      <w:r>
-        <w:rPr>
-          <w:b w:val="0"/>
-        </w:rPr>
-        <w:t xml:space="preserve"> defect and write the changed step.</w:t>
-      </w:r>
-    </w:p>
-    <w:p>
-      <w:pPr>
-        <w:spacing w:line="336" w:lineRule="auto" w:after="180"/>
-      </w:pPr>
-      <w:r>
-        <w:rPr>
-          <w:b w:val="0"/>
-        </w:rPr>
-        <w:t>Explain how to label the correction and what to retain from the failed run.</w:t>
-      </w:r>
-    </w:p>
-    <w:p>
-      <w:pPr>
-        <w:pStyle w:val="Heading3"/>
-      </w:pPr>
-      <w:r>
-        <w:t>My reasoning and evidence</w:t>
-      </w:r>
-    </w:p>
-    <w:p>
-      <w:r>
-        <w:t>________________________________________________________________</w:t>
-      </w:r>
-    </w:p>
-    <w:p>
-      <w:r>
-        <w:t>________________________________________________________________</w:t>
-      </w:r>
-    </w:p>
-    <w:p>
-      <w:r>
-        <w:t>________________________________________________________________</w:t>
-      </w:r>
-    </w:p>
-    <w:p>
-      <w:r>
-        <w:t>________________________________________________________________</w:t>
-      </w:r>
-    </w:p>
-    <w:p>
-      <w:r>
-        <w:t>________________________________________________________________</w:t>
-      </w:r>
-    </w:p>
-    <w:p>
-      <w:r>
-        <w:t>________________________________________________________________</w:t>
-      </w:r>
-    </w:p>
-    <w:p>
-      <w:pPr>
-        <w:pStyle w:val="Heading1"/>
-      </w:pPr>
-      <w:r>
-        <w:t>15. W4 Build a new route through a small catalogue</w:t>
-      </w:r>
-    </w:p>
-    <w:p>
-      <w:r>
-        <w:t>Attempt before feedback. If this repeats the selected independent case, reuse that first attempt; otherwise keep a separate record. Build a new route through a small catalogue. Apply the supplied Build a Paper Prototype facts and keep your reasoning.</w:t>
-      </w:r>
-    </w:p>
-    <w:p>
-      <w:pPr>
-        <w:spacing w:line="336" w:lineRule="auto" w:after="180"/>
-      </w:pPr>
-      <w:r>
-        <w:rPr>
-          <w:b w:val="0"/>
-        </w:rPr>
-        <w:t xml:space="preserve">Independently make and </w:t>
-      </w:r>
-      <w:r>
-        <w:rPr>
-          <w:b/>
-        </w:rPr>
-        <w:t>trace</w:t>
-      </w:r>
-      <w:r>
-        <w:rPr>
-          <w:b w:val="0"/>
-        </w:rPr>
-        <w:t xml:space="preserve"> </w:t>
-      </w:r>
-      <w:r>
-        <w:rPr>
-          <w:b/>
-        </w:rPr>
-        <w:t>instruction</w:t>
-      </w:r>
-      <w:r>
-        <w:rPr>
-          <w:b w:val="0"/>
-        </w:rPr>
-        <w:t xml:space="preserve"> cards for this paper equipment catalogue: E1 first, capacity 3 people; E2 second, capacity 6. Valid </w:t>
-      </w:r>
-      <w:r>
-        <w:rPr>
-          <w:b/>
-        </w:rPr>
-        <w:t>input</w:t>
-      </w:r>
-      <w:r>
-        <w:rPr>
-          <w:b w:val="0"/>
-        </w:rPr>
-        <w:t xml:space="preserve"> is a whole group size from 1 to 8.</w:t>
-      </w:r>
-    </w:p>
-    <w:p>
-      <w:pPr>
-        <w:spacing w:line="336" w:lineRule="auto" w:after="180"/>
-      </w:pPr>
-      <w:r>
-        <w:rPr>
-          <w:b w:val="0"/>
-        </w:rPr>
-        <w:t xml:space="preserve">Suggest the first item whose capacity is at least the group size; no booking occurs. Include invalid </w:t>
-      </w:r>
-      <w:r>
-        <w:rPr>
-          <w:b/>
-        </w:rPr>
-        <w:t>input</w:t>
-      </w:r>
-      <w:r>
-        <w:rPr>
-          <w:b w:val="0"/>
-        </w:rPr>
-        <w:t xml:space="preserve"> and no match. Write </w:t>
-      </w:r>
-      <w:r>
-        <w:rPr>
-          <w:b/>
-        </w:rPr>
-        <w:t>expected result</w:t>
-      </w:r>
-      <w:r>
-        <w:rPr>
-          <w:b w:val="0"/>
-        </w:rPr>
-        <w:t>s, then operate your cards for groups of 5 and 7.</w:t>
-      </w:r>
-    </w:p>
-    <w:p>
-      <w:pPr>
-        <w:spacing w:line="336" w:lineRule="auto" w:after="180"/>
-      </w:pPr>
-      <w:r>
-        <w:rPr>
-          <w:b w:val="0"/>
-        </w:rPr>
-        <w:t>Record both runs and explain every stopping point.</w:t>
-      </w:r>
-    </w:p>
-    <w:p>
-      <w:pPr>
-        <w:pStyle w:val="Heading3"/>
-      </w:pPr>
-      <w:r>
-        <w:t>My reasoning and evidence</w:t>
-      </w:r>
-    </w:p>
-    <w:p>
-      <w:r>
-        <w:t>________________________________________________________________</w:t>
-      </w:r>
-    </w:p>
-    <w:p>
-      <w:r>
-        <w:t>________________________________________________________________</w:t>
-      </w:r>
-    </w:p>
-    <w:p>
-      <w:r>
-        <w:t>________________________________________________________________</w:t>
-      </w:r>
-    </w:p>
-    <w:p>
-      <w:r>
-        <w:t>________________________________________________________________</w:t>
-      </w:r>
-    </w:p>
-    <w:p>
-      <w:r>
-        <w:t>________________________________________________________________</w:t>
-      </w:r>
-    </w:p>
-    <w:p>
-      <w:r>
-        <w:t>________________________________________________________________</w:t>
-      </w:r>
-    </w:p>
-    <w:p>
-      <w:r>
-        <w:t>________________________________________________________________</w:t>
-      </w:r>
-    </w:p>
-    <w:p>
-      <w:r>
-        <w:t>________________________________________________________________</w:t>
-      </w:r>
-    </w:p>
-    <w:p>
-      <w:pPr>
-        <w:pStyle w:val="Heading1"/>
-      </w:pPr>
-      <w:r>
-        <w:t>16. W5 Make the evidence repeatable</w:t>
-      </w:r>
-    </w:p>
-    <w:p>
-      <w:r>
-        <w:t>Make the evidence repeatable. Apply the supplied Build a Paper Prototype facts and keep your reasoning.</w:t>
-      </w:r>
-    </w:p>
-    <w:p>
-      <w:pPr>
-        <w:spacing w:line="336" w:lineRule="auto" w:after="180"/>
-      </w:pPr>
-      <w:r>
-        <w:rPr>
-          <w:b w:val="0"/>
-        </w:rPr>
-        <w:t xml:space="preserve">A teammate keeps only a final “B2” answer and throws away the request and old </w:t>
-      </w:r>
-      <w:r>
-        <w:rPr>
-          <w:b/>
-        </w:rPr>
-        <w:t>instruction</w:t>
-      </w:r>
-      <w:r>
-        <w:rPr>
-          <w:b w:val="0"/>
-        </w:rPr>
-        <w:t>s after editing them. Explain why another person cannot check this result.</w:t>
-      </w:r>
-    </w:p>
-    <w:p>
-      <w:pPr>
-        <w:spacing w:line="336" w:lineRule="auto" w:after="180"/>
-      </w:pPr>
-      <w:r>
-        <w:rPr>
-          <w:b w:val="0"/>
-        </w:rPr>
-        <w:t>List what to save for each run and explain why an observed error must remain in the record.</w:t>
-      </w:r>
-    </w:p>
-    <w:p>
-      <w:pPr>
-        <w:pStyle w:val="Heading3"/>
-      </w:pPr>
-      <w:r>
-        <w:t>My reasoning and evidence</w:t>
-      </w:r>
-    </w:p>
-    <w:p>
-      <w:r>
-        <w:t>________________________________________________________________</w:t>
-      </w:r>
-    </w:p>
-    <w:p>
-      <w:r>
-        <w:t>________________________________________________________________</w:t>
-      </w:r>
-    </w:p>
-    <w:p>
-      <w:r>
-        <w:t>________________________________________________________________</w:t>
-      </w:r>
-    </w:p>
-    <w:p>
-      <w:r>
-        <w:t>________________________________________________________________</w:t>
-      </w:r>
-    </w:p>
-    <w:p>
-      <w:r>
-        <w:t>________________________________________________________________</w:t>
-      </w:r>
-    </w:p>
-    <w:p>
-      <w:r>
-        <w:t>________________________________________________________________</w:t>
-      </w:r>
-    </w:p>
-    <w:p>
-      <w:pPr>
-        <w:pStyle w:val="Heading1"/>
-      </w:pPr>
-      <w:r>
-        <w:t>17. Feedback, return check and learning record</w:t>
-      </w:r>
-    </w:p>
-    <w:p>
-      <w:r>
-        <w:t>Record the first repaired step and a different case to revisit after a delay.</w:t>
+        <w:t>17. Feedback · Repair and return</w:t>
+      </w:r>
+    </w:p>
+    <w:p>
+      <w:r>
+        <w:t>Keep the first attempt, the repair and a changed-case return.</w:t>
+      </w:r>
+    </w:p>
+    <w:p>
+      <w:pPr>
+        <w:pStyle w:val="Heading2"/>
+      </w:pPr>
+      <w:r>
+        <w:t>Your evidence record</w:t>
       </w:r>
     </w:p>
     <w:tbl>
@@ -2070,12 +957,1112 @@
         <w:pStyle w:val="Heading1"/>
       </w:pPr>
       <w:r>
-        <w:t>18. Pictorial case practice: Build a Paper Prototype</w:t>
-      </w:r>
-    </w:p>
-    <w:p>
-      <w:r>
-        <w:t>A fictional team turns a storage-bin specification into movable instruction cards. Explain the labelled step before checking the changed condition.</w:t>
+        <w:t>10. Finish · Judge the evidence in your work</w:t>
+      </w:r>
+    </w:p>
+    <w:p>
+      <w:r>
+        <w:t>Point to work that supports your confidence level.</w:t>
+      </w:r>
+    </w:p>
+    <w:p>
+      <w:pPr>
+        <w:pStyle w:val="Heading2"/>
+      </w:pPr>
+      <w:r>
+        <w:t>Your evidence record</w:t>
+      </w:r>
+    </w:p>
+    <w:p>
+      <w:pPr>
+        <w:pStyle w:val="ListBullet"/>
+      </w:pPr>
+      <w:r>
+        <w:t>I can explain the mechanism.</w:t>
+      </w:r>
+    </w:p>
+    <w:p>
+      <w:pPr>
+        <w:pStyle w:val="ListBullet"/>
+      </w:pPr>
+      <w:r>
+        <w:t>I can show evidence.</w:t>
+      </w:r>
+    </w:p>
+    <w:p>
+      <w:pPr>
+        <w:pStyle w:val="ListBullet"/>
+      </w:pPr>
+      <w:r>
+        <w:t>I can handle a changed case.</w:t>
+      </w:r>
+    </w:p>
+    <w:p>
+      <w:pPr>
+        <w:pStyle w:val="ListBullet"/>
+      </w:pPr>
+      <w:r>
+        <w:t>I can name a limit.</w:t>
+      </w:r>
+    </w:p>
+    <w:p>
+      <w:r>
+        <w:t>Mark each as not yet, with help or independently, and attach supporting work.</w:t>
+      </w:r>
+    </w:p>
+    <w:p>
+      <w:pPr>
+        <w:spacing w:line="336" w:lineRule="auto" w:after="180"/>
+      </w:pPr>
+      <w:r>
+        <w:rPr>
+          <w:b w:val="0"/>
+        </w:rPr>
+        <w:t>Teacher review ____________________  Next step ____________________</w:t>
+      </w:r>
+    </w:p>
+    <w:p>
+      <w:pPr>
+        <w:pStyle w:val="Heading1"/>
+      </w:pPr>
+      <w:r>
+        <w:t>Reference bank and extra practice</w:t>
+      </w:r>
+    </w:p>
+    <w:p>
+      <w:pPr>
+        <w:pStyle w:val="Heading1"/>
+      </w:pPr>
+      <w:r>
+        <w:t>02. Reference · Supported W2 record</w:t>
+      </w:r>
+    </w:p>
+    <w:p>
+      <w:r>
+        <w:t>This is the same W2 attempt. Keep one response record.</w:t>
+      </w:r>
+    </w:p>
+    <w:p>
+      <w:pPr>
+        <w:pStyle w:val="Heading2"/>
+      </w:pPr>
+      <w:r>
+        <w:t>Use this when helpful</w:t>
+      </w:r>
+    </w:p>
+    <w:p>
+      <w:pPr>
+        <w:spacing w:line="336" w:lineRule="auto" w:after="180"/>
+      </w:pPr>
+      <w:r>
+        <w:rPr>
+          <w:b w:val="0"/>
+        </w:rPr>
+        <w:t xml:space="preserve">Use W2: Run and record the first match for Building and tracing a paper </w:t>
+      </w:r>
+      <w:r>
+        <w:rPr>
+          <w:b/>
+        </w:rPr>
+        <w:t>prototype</w:t>
+      </w:r>
+      <w:r>
+        <w:rPr>
+          <w:b w:val="0"/>
+        </w:rPr>
+        <w:t>. Record the answer once; the lesson and workbook refer to the same attempt.</w:t>
+      </w:r>
+    </w:p>
+    <w:tbl>
+      <w:tblPr>
+        <w:tblStyle w:val="LightShading-Accent1"/>
+        <w:tblW w:type="auto" w:w="0"/>
+        <w:tblLook w:firstColumn="1" w:firstRow="1" w:lastColumn="0" w:lastRow="0" w:noHBand="0" w:noVBand="1" w:val="04A0"/>
+      </w:tblPr>
+      <w:tblGrid>
+        <w:gridCol w:w="2556"/>
+        <w:gridCol w:w="2556"/>
+        <w:gridCol w:w="2556"/>
+        <w:gridCol w:w="2556"/>
+      </w:tblGrid>
+      <w:tr>
+        <w:trPr>
+          <w:tblHeader/>
+        </w:trPr>
+        <w:tc>
+          <w:tcPr>
+            <w:tcW w:type="dxa" w:w="2556"/>
+          </w:tcPr>
+          <w:p>
+            <w:r>
+              <w:t>Given inputs</w:t>
+            </w:r>
+          </w:p>
+        </w:tc>
+        <w:tc>
+          <w:tcPr>
+            <w:tcW w:type="dxa" w:w="2556"/>
+          </w:tcPr>
+          <w:p>
+            <w:r>
+              <w:t>Procedure I chose</w:t>
+            </w:r>
+          </w:p>
+        </w:tc>
+        <w:tc>
+          <w:tcPr>
+            <w:tcW w:type="dxa" w:w="2556"/>
+          </w:tcPr>
+          <w:p>
+            <w:r>
+              <w:t>Middle steps</w:t>
+            </w:r>
+          </w:p>
+        </w:tc>
+        <w:tc>
+          <w:tcPr>
+            <w:tcW w:type="dxa" w:w="2556"/>
+          </w:tcPr>
+          <w:p>
+            <w:r>
+              <w:t>Result and check</w:t>
+            </w:r>
+          </w:p>
+        </w:tc>
+      </w:tr>
+      <w:tr>
+        <w:tc>
+          <w:tcPr>
+            <w:tcW w:type="dxa" w:w="2556"/>
+          </w:tcPr>
+          <w:p>
+            <w:r/>
+          </w:p>
+        </w:tc>
+        <w:tc>
+          <w:tcPr>
+            <w:tcW w:type="dxa" w:w="2556"/>
+          </w:tcPr>
+          <w:p>
+            <w:r/>
+          </w:p>
+        </w:tc>
+        <w:tc>
+          <w:tcPr>
+            <w:tcW w:type="dxa" w:w="2556"/>
+          </w:tcPr>
+          <w:p>
+            <w:r/>
+          </w:p>
+        </w:tc>
+        <w:tc>
+          <w:tcPr>
+            <w:tcW w:type="dxa" w:w="2556"/>
+          </w:tcPr>
+          <w:p>
+            <w:r/>
+          </w:p>
+        </w:tc>
+      </w:tr>
+    </w:tbl>
+    <w:p>
+      <w:pPr>
+        <w:pStyle w:val="Heading3"/>
+      </w:pPr>
+      <w:r>
+        <w:t>The step I completed without help, and the hint I needed</w:t>
+      </w:r>
+    </w:p>
+    <w:p>
+      <w:r>
+        <w:t>________________________________________________________________</w:t>
+      </w:r>
+    </w:p>
+    <w:p>
+      <w:r>
+        <w:t>________________________________________________________________</w:t>
+      </w:r>
+    </w:p>
+    <w:p>
+      <w:r>
+        <w:t>________________________________________________________________</w:t>
+      </w:r>
+    </w:p>
+    <w:p>
+      <w:pPr>
+        <w:pStyle w:val="Heading1"/>
+      </w:pPr>
+      <w:r>
+        <w:t>03. Extra practice · Repair the explanation</w:t>
+      </w:r>
+    </w:p>
+    <w:p>
+      <w:r>
+        <w:t>Explain the deciding fact before discussing the answer.</w:t>
+      </w:r>
+    </w:p>
+    <w:p>
+      <w:pPr>
+        <w:pStyle w:val="Heading2"/>
+      </w:pPr>
+      <w:r>
+        <w:t>Use this when helpful</w:t>
+      </w:r>
+    </w:p>
+    <w:p>
+      <w:pPr>
+        <w:spacing w:line="336" w:lineRule="auto" w:after="180"/>
+      </w:pPr>
+      <w:r>
+        <w:rPr>
+          <w:b w:val="0"/>
+        </w:rPr>
+        <w:t xml:space="preserve">Use the worked case for Building and tracing a paper </w:t>
+      </w:r>
+      <w:r>
+        <w:rPr>
+          <w:b/>
+        </w:rPr>
+        <w:t>prototype</w:t>
+      </w:r>
+      <w:r>
+        <w:rPr>
+          <w:b w:val="0"/>
+        </w:rPr>
+        <w:t>. Proposed explanation: “A correct-looking answer is enough”. Decide whether this explanation is supported.</w:t>
+      </w:r>
+    </w:p>
+    <w:p>
+      <w:pPr>
+        <w:spacing w:line="336" w:lineRule="auto" w:after="180"/>
+      </w:pPr>
+      <w:r>
+        <w:rPr>
+          <w:b w:val="0"/>
+        </w:rPr>
+        <w:t>Point to the step or supplied fact that decides; explain your repair if needed.</w:t>
+      </w:r>
+    </w:p>
+    <w:p>
+      <w:pPr>
+        <w:pStyle w:val="Heading3"/>
+      </w:pPr>
+      <w:r>
+        <w:t>My explanation before partner discussion</w:t>
+      </w:r>
+    </w:p>
+    <w:p>
+      <w:r>
+        <w:t>________________________________________________________________</w:t>
+      </w:r>
+    </w:p>
+    <w:p>
+      <w:r>
+        <w:t>________________________________________________________________</w:t>
+      </w:r>
+    </w:p>
+    <w:p>
+      <w:r>
+        <w:t>________________________________________________________________</w:t>
+      </w:r>
+    </w:p>
+    <w:p>
+      <w:r>
+        <w:t>________________________________________________________________</w:t>
+      </w:r>
+    </w:p>
+    <w:p>
+      <w:pPr>
+        <w:pStyle w:val="Heading1"/>
+      </w:pPr>
+      <w:r>
+        <w:t>05. Reference · Original learning target</w:t>
+      </w:r>
+    </w:p>
+    <w:p>
+      <w:r>
+        <w:t>Use this target to inspect an explanation.</w:t>
+      </w:r>
+    </w:p>
+    <w:p>
+      <w:pPr>
+        <w:pStyle w:val="Heading2"/>
+      </w:pPr>
+      <w:r>
+        <w:t>Use this when helpful</w:t>
+      </w:r>
+    </w:p>
+    <w:p>
+      <w:pPr>
+        <w:spacing w:line="336" w:lineRule="auto" w:after="180"/>
+      </w:pPr>
+      <w:r>
+        <w:rPr>
+          <w:b w:val="0"/>
+        </w:rPr>
+        <w:t xml:space="preserve">Assign three people as </w:t>
+      </w:r>
+      <w:r>
+        <w:rPr>
+          <w:b/>
+        </w:rPr>
+        <w:t>input</w:t>
+      </w:r>
+      <w:r>
+        <w:rPr>
+          <w:b w:val="0"/>
+        </w:rPr>
+        <w:t xml:space="preserve"> reader, rule follower and </w:t>
+      </w:r>
+      <w:r>
+        <w:rPr>
+          <w:b/>
+        </w:rPr>
+        <w:t>output</w:t>
+      </w:r>
+      <w:r>
+        <w:rPr>
+          <w:b w:val="0"/>
+        </w:rPr>
+        <w:t xml:space="preserve"> recorder. Run the repaired sorter on paper, metal and an unreadable description. Record expected and observed outcomes. What does this </w:t>
+      </w:r>
+      <w:r>
+        <w:rPr>
+          <w:b/>
+        </w:rPr>
+        <w:t>prototype</w:t>
+      </w:r>
+      <w:r>
+        <w:rPr>
+          <w:b w:val="0"/>
+        </w:rPr>
+        <w:t xml:space="preserve"> demonstrate?</w:t>
+      </w:r>
+    </w:p>
+    <w:p>
+      <w:pPr>
+        <w:pStyle w:val="Heading1"/>
+      </w:pPr>
+      <w:r>
+        <w:t>06. Extra practice · A complete case</w:t>
+      </w:r>
+    </w:p>
+    <w:p>
+      <w:r>
+        <w:t>Try the question before checking the worked explanation.</w:t>
+      </w:r>
+    </w:p>
+    <w:p>
+      <w:pPr>
+        <w:pStyle w:val="Heading2"/>
+      </w:pPr>
+      <w:r>
+        <w:t>Use this when helpful</w:t>
+      </w:r>
+    </w:p>
+    <w:p>
+      <w:pPr>
+        <w:spacing w:line="336" w:lineRule="auto" w:after="180"/>
+      </w:pPr>
+      <w:r>
+        <w:rPr>
+          <w:b w:val="0"/>
+        </w:rPr>
+        <w:t xml:space="preserve">A paper </w:t>
+      </w:r>
+      <w:r>
+        <w:rPr>
+          <w:b/>
+        </w:rPr>
+        <w:t>prototype</w:t>
+      </w:r>
+      <w:r>
+        <w:rPr>
+          <w:b w:val="0"/>
+        </w:rPr>
+        <w:t xml:space="preserve"> has </w:t>
+      </w:r>
+      <w:r>
+        <w:rPr>
+          <w:b/>
+        </w:rPr>
+        <w:t>input</w:t>
+      </w:r>
+      <w:r>
+        <w:rPr>
+          <w:b w:val="0"/>
+        </w:rPr>
+        <w:t xml:space="preserve"> cards, decision cards and paper, plastic and review trays.</w:t>
+      </w:r>
+    </w:p>
+    <w:p>
+      <w:pPr>
+        <w:spacing w:line="336" w:lineRule="auto" w:after="180"/>
+      </w:pPr>
+      <w:r>
+        <w:rPr>
+          <w:b w:val="0"/>
+        </w:rPr>
+        <w:t>How can a learner simulate it?</w:t>
+      </w:r>
+    </w:p>
+    <w:p>
+      <w:pPr>
+        <w:spacing w:line="336" w:lineRule="auto" w:after="180"/>
+      </w:pPr>
+      <w:r>
+        <w:rPr>
+          <w:b w:val="0"/>
+        </w:rPr>
+        <w:t xml:space="preserve">Show your </w:t>
+      </w:r>
+      <w:r>
+        <w:rPr>
+          <w:b/>
+        </w:rPr>
+        <w:t>trace</w:t>
+      </w:r>
+      <w:r>
+        <w:rPr>
+          <w:b w:val="0"/>
+        </w:rPr>
+        <w:t xml:space="preserve">, calculation or </w:t>
+      </w:r>
+      <w:r>
+        <w:rPr>
+          <w:b/>
+        </w:rPr>
+        <w:t>evidence</w:t>
+      </w:r>
+    </w:p>
+    <w:p>
+      <w:pPr>
+        <w:pStyle w:val="Heading3"/>
+      </w:pPr>
+      <w:r>
+        <w:t>Write or draw your reasoning and evidence.</w:t>
+      </w:r>
+    </w:p>
+    <w:p>
+      <w:r>
+        <w:t>________________________________________________________________</w:t>
+      </w:r>
+    </w:p>
+    <w:p>
+      <w:r>
+        <w:t>________________________________________________________________</w:t>
+      </w:r>
+    </w:p>
+    <w:p>
+      <w:r>
+        <w:t>________________________________________________________________</w:t>
+      </w:r>
+    </w:p>
+    <w:p>
+      <w:r>
+        <w:t>________________________________________________________________</w:t>
+      </w:r>
+    </w:p>
+    <w:p>
+      <w:r>
+        <w:t>________________________________________________________________</w:t>
+      </w:r>
+    </w:p>
+    <w:p>
+      <w:pPr>
+        <w:pStyle w:val="Heading1"/>
+      </w:pPr>
+      <w:r>
+        <w:t>07. Extra practice · A changed case</w:t>
+      </w:r>
+    </w:p>
+    <w:p>
+      <w:r>
+        <w:t>Keep this practice separate from the reserved independent attempt.</w:t>
+      </w:r>
+    </w:p>
+    <w:p>
+      <w:pPr>
+        <w:pStyle w:val="Heading2"/>
+      </w:pPr>
+      <w:r>
+        <w:t>Use this when helpful</w:t>
+      </w:r>
+    </w:p>
+    <w:p>
+      <w:pPr>
+        <w:spacing w:line="336" w:lineRule="auto" w:after="180"/>
+      </w:pPr>
+      <w:r>
+        <w:rPr>
+          <w:b w:val="0"/>
+        </w:rPr>
+        <w:t xml:space="preserve">Your paper </w:t>
+      </w:r>
+      <w:r>
+        <w:rPr>
+          <w:b/>
+        </w:rPr>
+        <w:t>prototype</w:t>
+      </w:r>
+      <w:r>
+        <w:rPr>
+          <w:b w:val="0"/>
+        </w:rPr>
+        <w:t xml:space="preserve"> shows an </w:t>
+      </w:r>
+      <w:r>
+        <w:rPr>
+          <w:b/>
+        </w:rPr>
+        <w:t>input</w:t>
+      </w:r>
+      <w:r>
+        <w:rPr>
+          <w:b w:val="0"/>
+        </w:rPr>
+        <w:t xml:space="preserve"> card, a decision card and an </w:t>
+      </w:r>
+      <w:r>
+        <w:rPr>
+          <w:b/>
+        </w:rPr>
+        <w:t>output</w:t>
+      </w:r>
+      <w:r>
+        <w:rPr>
+          <w:b w:val="0"/>
+        </w:rPr>
+        <w:t xml:space="preserve"> card. Explain what a person must simulate and what the </w:t>
+      </w:r>
+      <w:r>
+        <w:rPr>
+          <w:b/>
+        </w:rPr>
+        <w:t>prototype</w:t>
+      </w:r>
+      <w:r>
+        <w:rPr>
+          <w:b w:val="0"/>
+        </w:rPr>
+        <w:t xml:space="preserve"> cannot prove.</w:t>
+      </w:r>
+    </w:p>
+    <w:p>
+      <w:pPr>
+        <w:spacing w:line="336" w:lineRule="auto" w:after="180"/>
+      </w:pPr>
+      <w:r>
+        <w:rPr>
+          <w:b w:val="0"/>
+        </w:rPr>
+        <w:t>My practice answer and reason</w:t>
+      </w:r>
+    </w:p>
+    <w:p>
+      <w:pPr>
+        <w:pStyle w:val="Heading3"/>
+      </w:pPr>
+      <w:r>
+        <w:t>Write or draw your reasoning and evidence.</w:t>
+      </w:r>
+    </w:p>
+    <w:p>
+      <w:r>
+        <w:t>________________________________________________________________</w:t>
+      </w:r>
+    </w:p>
+    <w:p>
+      <w:r>
+        <w:t>________________________________________________________________</w:t>
+      </w:r>
+    </w:p>
+    <w:p>
+      <w:r>
+        <w:t>________________________________________________________________</w:t>
+      </w:r>
+    </w:p>
+    <w:p>
+      <w:r>
+        <w:t>________________________________________________________________</w:t>
+      </w:r>
+    </w:p>
+    <w:p>
+      <w:r>
+        <w:t>________________________________________________________________</w:t>
+      </w:r>
+    </w:p>
+    <w:p>
+      <w:pPr>
+        <w:pStyle w:val="Heading3"/>
+      </w:pPr>
+      <w:r>
+        <w:t>Week 32 Test and reflect</w:t>
+      </w:r>
+    </w:p>
+    <w:p>
+      <w:pPr>
+        <w:pStyle w:val="Heading1"/>
+      </w:pPr>
+      <w:r>
+        <w:t>08. Extra practice · Design a revealing test</w:t>
+      </w:r>
+    </w:p>
+    <w:p>
+      <w:r>
+        <w:t>Predict before tracing or testing.</w:t>
+      </w:r>
+    </w:p>
+    <w:p>
+      <w:pPr>
+        <w:pStyle w:val="Heading2"/>
+      </w:pPr>
+      <w:r>
+        <w:t>Use this when helpful</w:t>
+      </w:r>
+    </w:p>
+    <w:p>
+      <w:pPr>
+        <w:spacing w:line="336" w:lineRule="auto" w:after="180"/>
+      </w:pPr>
+      <w:r>
+        <w:rPr>
+          <w:b w:val="0"/>
+        </w:rPr>
+        <w:t xml:space="preserve">Create a changed </w:t>
+      </w:r>
+      <w:r>
+        <w:rPr>
+          <w:b/>
+        </w:rPr>
+        <w:t>input</w:t>
+      </w:r>
+      <w:r>
+        <w:rPr>
+          <w:b w:val="0"/>
+        </w:rPr>
+        <w:t>, boundary case or missing-information case. Write the expected answer or safe response before testing.</w:t>
+      </w:r>
+    </w:p>
+    <w:tbl>
+      <w:tblPr>
+        <w:tblStyle w:val="LightShading-Accent1"/>
+        <w:tblW w:type="auto" w:w="0"/>
+        <w:tblLook w:firstColumn="1" w:firstRow="1" w:lastColumn="0" w:lastRow="0" w:noHBand="0" w:noVBand="1" w:val="04A0"/>
+      </w:tblPr>
+      <w:tblGrid>
+        <w:gridCol w:w="5112"/>
+        <w:gridCol w:w="5112"/>
+      </w:tblGrid>
+      <w:tr>
+        <w:trPr>
+          <w:tblHeader/>
+        </w:trPr>
+        <w:tc>
+          <w:tcPr>
+            <w:tcW w:type="dxa" w:w="5112"/>
+          </w:tcPr>
+          <w:p>
+            <w:r>
+              <w:t>Test record</w:t>
+            </w:r>
+          </w:p>
+        </w:tc>
+        <w:tc>
+          <w:tcPr>
+            <w:tcW w:type="dxa" w:w="5112"/>
+          </w:tcPr>
+          <w:p>
+            <w:r>
+              <w:t>My evidence</w:t>
+            </w:r>
+          </w:p>
+        </w:tc>
+      </w:tr>
+      <w:tr>
+        <w:tc>
+          <w:tcPr>
+            <w:tcW w:type="dxa" w:w="5112"/>
+          </w:tcPr>
+          <w:p>
+            <w:r>
+              <w:t>Changed input or condition</w:t>
+            </w:r>
+          </w:p>
+        </w:tc>
+        <w:tc>
+          <w:tcPr>
+            <w:tcW w:type="dxa" w:w="5112"/>
+          </w:tcPr>
+          <w:p>
+            <w:r/>
+          </w:p>
+        </w:tc>
+      </w:tr>
+      <w:tr>
+        <w:tc>
+          <w:tcPr>
+            <w:tcW w:type="dxa" w:w="5112"/>
+          </w:tcPr>
+          <w:p>
+            <w:r>
+              <w:t>Expected answer or fallback</w:t>
+            </w:r>
+          </w:p>
+        </w:tc>
+        <w:tc>
+          <w:tcPr>
+            <w:tcW w:type="dxa" w:w="5112"/>
+          </w:tcPr>
+          <w:p>
+            <w:r/>
+          </w:p>
+        </w:tc>
+      </w:tr>
+      <w:tr>
+        <w:tc>
+          <w:tcPr>
+            <w:tcW w:type="dxa" w:w="5112"/>
+          </w:tcPr>
+          <w:p>
+            <w:r>
+              <w:t>Observed result</w:t>
+            </w:r>
+          </w:p>
+        </w:tc>
+        <w:tc>
+          <w:tcPr>
+            <w:tcW w:type="dxa" w:w="5112"/>
+          </w:tcPr>
+          <w:p>
+            <w:r/>
+          </w:p>
+        </w:tc>
+      </w:tr>
+      <w:tr>
+        <w:tc>
+          <w:tcPr>
+            <w:tcW w:type="dxa" w:w="5112"/>
+          </w:tcPr>
+          <w:p>
+            <w:r>
+              <w:t>Why the result occurred</w:t>
+            </w:r>
+          </w:p>
+        </w:tc>
+        <w:tc>
+          <w:tcPr>
+            <w:tcW w:type="dxa" w:w="5112"/>
+          </w:tcPr>
+          <w:p>
+            <w:r/>
+          </w:p>
+        </w:tc>
+      </w:tr>
+    </w:tbl>
+    <w:p>
+      <w:pPr>
+        <w:pStyle w:val="Heading1"/>
+      </w:pPr>
+      <w:r>
+        <w:t>11. Reference · Original target response space</w:t>
+      </w:r>
+    </w:p>
+    <w:p>
+      <w:r>
+        <w:t>This teaching case is practice rather than a fresh assessment.</w:t>
+      </w:r>
+    </w:p>
+    <w:p>
+      <w:pPr>
+        <w:pStyle w:val="Heading2"/>
+      </w:pPr>
+      <w:r>
+        <w:t>Use this when helpful</w:t>
+      </w:r>
+    </w:p>
+    <w:p>
+      <w:pPr>
+        <w:spacing w:line="336" w:lineRule="auto" w:after="180"/>
+      </w:pPr>
+      <w:r>
+        <w:rPr>
+          <w:b w:val="0"/>
+        </w:rPr>
+        <w:t xml:space="preserve">Assign three people as </w:t>
+      </w:r>
+      <w:r>
+        <w:rPr>
+          <w:b/>
+        </w:rPr>
+        <w:t>input</w:t>
+      </w:r>
+      <w:r>
+        <w:rPr>
+          <w:b w:val="0"/>
+        </w:rPr>
+        <w:t xml:space="preserve"> reader, rule follower and </w:t>
+      </w:r>
+      <w:r>
+        <w:rPr>
+          <w:b/>
+        </w:rPr>
+        <w:t>output</w:t>
+      </w:r>
+      <w:r>
+        <w:rPr>
+          <w:b w:val="0"/>
+        </w:rPr>
+        <w:t xml:space="preserve"> recorder. Run the repaired sorter on paper, metal and an unreadable description. Record expected and observed outcomes. What does this </w:t>
+      </w:r>
+      <w:r>
+        <w:rPr>
+          <w:b/>
+        </w:rPr>
+        <w:t>prototype</w:t>
+      </w:r>
+      <w:r>
+        <w:rPr>
+          <w:b w:val="0"/>
+        </w:rPr>
+        <w:t xml:space="preserve"> demonstrate?</w:t>
+      </w:r>
+    </w:p>
+    <w:p>
+      <w:pPr>
+        <w:pStyle w:val="Heading3"/>
+      </w:pPr>
+      <w:r>
+        <w:t>My explanation after practice</w:t>
+      </w:r>
+    </w:p>
+    <w:p>
+      <w:r>
+        <w:t>________________________________________________________________</w:t>
+      </w:r>
+    </w:p>
+    <w:p>
+      <w:r>
+        <w:t>________________________________________________________________</w:t>
+      </w:r>
+    </w:p>
+    <w:p>
+      <w:r>
+        <w:t>________________________________________________________________</w:t>
+      </w:r>
+    </w:p>
+    <w:p>
+      <w:r>
+        <w:t>________________________________________________________________</w:t>
+      </w:r>
+    </w:p>
+    <w:p>
+      <w:r>
+        <w:t>________________________________________________________________</w:t>
+      </w:r>
+    </w:p>
+    <w:p>
+      <w:r>
+        <w:t>________________________________________________________________</w:t>
+      </w:r>
+    </w:p>
+    <w:p>
+      <w:r>
+        <w:t>________________________________________________________________</w:t>
+      </w:r>
+    </w:p>
+    <w:p>
+      <w:pPr>
+        <w:spacing w:line="336" w:lineRule="auto" w:after="180"/>
+      </w:pPr>
+      <w:r>
+        <w:rPr>
+          <w:b w:val="0"/>
+        </w:rPr>
+        <w:t>Record support used: none, hint or teacher explanation.</w:t>
+      </w:r>
+    </w:p>
+    <w:p>
+      <w:pPr>
+        <w:pStyle w:val="Heading1"/>
+      </w:pPr>
+      <w:r>
+        <w:t>15. Reference · Independent-case response copy</w:t>
+      </w:r>
+    </w:p>
+    <w:p>
+      <w:r>
+        <w:t>This duplicates W4. Reuse the same first-attempt record.</w:t>
+      </w:r>
+    </w:p>
+    <w:p>
+      <w:pPr>
+        <w:pStyle w:val="Heading2"/>
+      </w:pPr>
+      <w:r>
+        <w:t>Use this when helpful</w:t>
+      </w:r>
+    </w:p>
+    <w:p>
+      <w:pPr>
+        <w:spacing w:line="336" w:lineRule="auto" w:after="180"/>
+      </w:pPr>
+      <w:r>
+        <w:rPr>
+          <w:b w:val="0"/>
+        </w:rPr>
+        <w:t xml:space="preserve">Independently make and </w:t>
+      </w:r>
+      <w:r>
+        <w:rPr>
+          <w:b/>
+        </w:rPr>
+        <w:t>trace</w:t>
+      </w:r>
+      <w:r>
+        <w:rPr>
+          <w:b w:val="0"/>
+        </w:rPr>
+        <w:t xml:space="preserve"> </w:t>
+      </w:r>
+      <w:r>
+        <w:rPr>
+          <w:b/>
+        </w:rPr>
+        <w:t>instruction</w:t>
+      </w:r>
+      <w:r>
+        <w:rPr>
+          <w:b w:val="0"/>
+        </w:rPr>
+        <w:t xml:space="preserve"> cards for this paper equipment catalogue: E1 first, capacity 3 people; E2 second, capacity 6. Valid </w:t>
+      </w:r>
+      <w:r>
+        <w:rPr>
+          <w:b/>
+        </w:rPr>
+        <w:t>input</w:t>
+      </w:r>
+      <w:r>
+        <w:rPr>
+          <w:b w:val="0"/>
+        </w:rPr>
+        <w:t xml:space="preserve"> is a whole group size from 1 to 8.</w:t>
+      </w:r>
+    </w:p>
+    <w:p>
+      <w:pPr>
+        <w:spacing w:line="336" w:lineRule="auto" w:after="180"/>
+      </w:pPr>
+      <w:r>
+        <w:rPr>
+          <w:b w:val="0"/>
+        </w:rPr>
+        <w:t xml:space="preserve">Suggest the first item whose capacity is at least the group size; no booking occurs. Include invalid </w:t>
+      </w:r>
+      <w:r>
+        <w:rPr>
+          <w:b/>
+        </w:rPr>
+        <w:t>input</w:t>
+      </w:r>
+      <w:r>
+        <w:rPr>
+          <w:b w:val="0"/>
+        </w:rPr>
+        <w:t xml:space="preserve"> and no match. Write </w:t>
+      </w:r>
+      <w:r>
+        <w:rPr>
+          <w:b/>
+        </w:rPr>
+        <w:t>expected result</w:t>
+      </w:r>
+      <w:r>
+        <w:rPr>
+          <w:b w:val="0"/>
+        </w:rPr>
+        <w:t>s, then operate your cards for groups of 5 and 7.</w:t>
+      </w:r>
+    </w:p>
+    <w:p>
+      <w:pPr>
+        <w:spacing w:line="336" w:lineRule="auto" w:after="180"/>
+      </w:pPr>
+      <w:r>
+        <w:rPr>
+          <w:b w:val="0"/>
+        </w:rPr>
+        <w:t>Record both runs and explain every stopping point.</w:t>
+      </w:r>
+    </w:p>
+    <w:p>
+      <w:pPr>
+        <w:pStyle w:val="Heading3"/>
+      </w:pPr>
+      <w:r>
+        <w:t>My reasoning and evidence</w:t>
+      </w:r>
+    </w:p>
+    <w:p>
+      <w:r>
+        <w:t>________________________________________________________________</w:t>
+      </w:r>
+    </w:p>
+    <w:p>
+      <w:r>
+        <w:t>________________________________________________________________</w:t>
+      </w:r>
+    </w:p>
+    <w:p>
+      <w:r>
+        <w:t>________________________________________________________________</w:t>
+      </w:r>
+    </w:p>
+    <w:p>
+      <w:r>
+        <w:t>________________________________________________________________</w:t>
+      </w:r>
+    </w:p>
+    <w:p>
+      <w:r>
+        <w:t>________________________________________________________________</w:t>
+      </w:r>
+    </w:p>
+    <w:p>
+      <w:r>
+        <w:t>________________________________________________________________</w:t>
+      </w:r>
+    </w:p>
+    <w:p>
+      <w:r>
+        <w:t>________________________________________________________________</w:t>
+      </w:r>
+    </w:p>
+    <w:p>
+      <w:r>
+        <w:t>________________________________________________________________</w:t>
+      </w:r>
+    </w:p>
+    <w:p>
+      <w:pPr>
+        <w:pStyle w:val="Heading1"/>
+      </w:pPr>
+      <w:r>
+        <w:t>18. Extra practice · Use the worked picture</w:t>
+      </w:r>
+    </w:p>
+    <w:p>
+      <w:r>
+        <w:t>Keep the explanation and the support you used.</w:t>
+      </w:r>
+    </w:p>
+    <w:p>
+      <w:pPr>
+        <w:pStyle w:val="Heading2"/>
+      </w:pPr>
+      <w:r>
+        <w:t>Use this when helpful</w:t>
       </w:r>
     </w:p>
     <w:p>
@@ -2174,7 +2161,6 @@
     <w:p>
       <w:pPr>
         <w:spacing w:line="336" w:lineRule="auto" w:after="180"/>
-        <w:shd w:fill="F5F1FB"/>
       </w:pPr>
       <w:r>
         <w:rPr>
@@ -2223,16 +2209,7 @@
     </w:p>
     <w:p>
       <w:pPr>
-        <w:pStyle w:val="Heading3"/>
-      </w:pPr>
-      <w:r>
-        <w:t>Record the help used</w:t>
-      </w:r>
-    </w:p>
-    <w:p>
-      <w:pPr>
         <w:spacing w:line="336" w:lineRule="auto" w:after="180"/>
-        <w:shd w:fill="F1F6F8"/>
       </w:pPr>
       <w:r>
         <w:rPr>
@@ -2317,12 +2294,20 @@
         <w:pStyle w:val="Heading1"/>
       </w:pPr>
       <w:r>
-        <w:t>19. Project portfolio milestone</w:t>
-      </w:r>
-    </w:p>
-    <w:p>
-      <w:r>
-        <w:t>Keep this week’s input, deciding step, result and limit together in the Helpful Classroom Sorter record.</w:t>
+        <w:t>19. Reference · Project portfolio record</w:t>
+      </w:r>
+    </w:p>
+    <w:p>
+      <w:r>
+        <w:t>Extend your main project response when helpful.</w:t>
+      </w:r>
+    </w:p>
+    <w:p>
+      <w:pPr>
+        <w:pStyle w:val="Heading2"/>
+      </w:pPr>
+      <w:r>
+        <w:t>Use this when helpful</w:t>
       </w:r>
     </w:p>
     <w:p>
@@ -2572,12 +2557,559 @@
         <w:pStyle w:val="Heading1"/>
       </w:pPr>
       <w:r>
-        <w:t>20. Supported practice and learning evidence</w:t>
-      </w:r>
-    </w:p>
-    <w:p>
-      <w:r>
-        <w:t>Try the supported questions before comparing with hints and feedback. Record what you repaired and the evidence you retained.</w:t>
+        <w:t>20. Extra practice: pictures, repair and feedback</w:t>
+      </w:r>
+    </w:p>
+    <w:p>
+      <w:r>
+        <w:t>Attempt each question before opening its explanation. Use one browser or paper copy.</w:t>
+      </w:r>
+    </w:p>
+    <w:p>
+      <w:pPr>
+        <w:pStyle w:val="Heading2"/>
+      </w:pPr>
+      <w:r>
+        <w:t>First supported question</w:t>
+      </w:r>
+    </w:p>
+    <w:p>
+      <w:pPr>
+        <w:pStyle w:val="ListBullet"/>
+      </w:pPr>
+      <w:r>
+        <w:t>A fictional team turns a storage-bin specification into movable instruction cards.</w:t>
+      </w:r>
+    </w:p>
+    <w:p>
+      <w:pPr>
+        <w:pStyle w:val="Heading3"/>
+      </w:pPr>
+      <w:r>
+        <w:t>Practice 1: explain the deciding evidence</w:t>
+      </w:r>
+    </w:p>
+    <w:p>
+      <w:pPr>
+        <w:pStyle w:val="ListBullet"/>
+      </w:pPr>
+      <w:r>
+        <w:t>Which labelled step matches this detail? Expected Y, actual X: locate the missing check.</w:t>
+      </w:r>
+    </w:p>
+    <w:p>
+      <w:pPr>
+        <w:pStyle w:val="ListBullet"/>
+      </w:pPr>
+      <w:r>
+        <w:t>1. Actual trace</w:t>
+      </w:r>
+    </w:p>
+    <w:p>
+      <w:pPr>
+        <w:pStyle w:val="ListBullet"/>
+      </w:pPr>
+      <w:r>
+        <w:t>2. Record mismatch</w:t>
+      </w:r>
+    </w:p>
+    <w:p>
+      <w:pPr>
+        <w:pStyle w:val="ListBullet"/>
+      </w:pPr>
+      <w:r>
+        <w:t>3. Operate literally</w:t>
+      </w:r>
+    </w:p>
+    <w:p>
+      <w:pPr>
+        <w:pStyle w:val="ListBullet"/>
+      </w:pPr>
+      <w:r>
+        <w:t>4. Expected result</w:t>
+      </w:r>
+    </w:p>
+    <w:p>
+      <w:pPr>
+        <w:pStyle w:val="Heading3"/>
+      </w:pPr>
+      <w:r>
+        <w:t>My selected conclusion, deciding fact and explanation</w:t>
+      </w:r>
+    </w:p>
+    <w:p>
+      <w:r>
+        <w:t>________________________________________________________________</w:t>
+      </w:r>
+    </w:p>
+    <w:p>
+      <w:r>
+        <w:t>________________________________________________________________</w:t>
+      </w:r>
+    </w:p>
+    <w:p>
+      <w:r>
+        <w:t>________________________________________________________________</w:t>
+      </w:r>
+    </w:p>
+    <w:p>
+      <w:r>
+        <w:t>________________________________________________________________</w:t>
+      </w:r>
+    </w:p>
+    <w:p>
+      <w:r>
+        <w:t>________________________________________________________________</w:t>
+      </w:r>
+    </w:p>
+    <w:p>
+      <w:pPr>
+        <w:pStyle w:val="ListBullet"/>
+      </w:pPr>
+      <w:r>
+        <w:t>Hint if needed: Read the steps in the pictorial case. Match the supplied detail to the stage that performs or records it.</w:t>
+      </w:r>
+    </w:p>
+    <w:p>
+      <w:pPr>
+        <w:pStyle w:val="Heading2"/>
+      </w:pPr>
+      <w:r>
+        <w:t>Check the first explanation · reference / check after trying</w:t>
+      </w:r>
+    </w:p>
+    <w:p>
+      <w:pPr>
+        <w:spacing w:line="336" w:lineRule="auto" w:after="180"/>
+      </w:pPr>
+      <w:r>
+        <w:rPr>
+          <w:b w:val="0"/>
+        </w:rPr>
+        <w:t>After your attempt, compare with the supported explanation: Record mismatch Expected Y, actual X: locate the missing check.</w:t>
+      </w:r>
+    </w:p>
+    <w:p>
+      <w:pPr>
+        <w:spacing w:line="336" w:lineRule="auto" w:after="180"/>
+      </w:pPr>
+      <w:r>
+        <w:rPr>
+          <w:b w:val="0"/>
+        </w:rPr>
+        <w:t xml:space="preserve">A paper </w:t>
+      </w:r>
+      <w:r>
+        <w:rPr>
+          <w:b/>
+        </w:rPr>
+        <w:t>prototype</w:t>
+      </w:r>
+      <w:r>
+        <w:rPr>
+          <w:b w:val="0"/>
+        </w:rPr>
+        <w:t xml:space="preserve"> is executable when another person can follow its </w:t>
+      </w:r>
+      <w:r>
+        <w:rPr>
+          <w:b/>
+        </w:rPr>
+        <w:t>instruction</w:t>
+      </w:r>
+      <w:r>
+        <w:rPr>
+          <w:b w:val="0"/>
+        </w:rPr>
+        <w:t>s without guessing your intention. Record the actual wrong result separately from the expected one.</w:t>
+      </w:r>
+    </w:p>
+    <w:p>
+      <w:pPr>
+        <w:spacing w:line="336" w:lineRule="auto" w:after="180"/>
+      </w:pPr>
+      <w:r>
+        <w:rPr>
+          <w:b w:val="0"/>
+        </w:rPr>
+        <w:t xml:space="preserve">Discovering a missing comparison is useful </w:t>
+      </w:r>
+      <w:r>
+        <w:rPr>
+          <w:b/>
+        </w:rPr>
+        <w:t>evidence</w:t>
+      </w:r>
+      <w:r>
+        <w:rPr>
+          <w:b w:val="0"/>
+        </w:rPr>
+        <w:t xml:space="preserve"> for repair; pretending the </w:t>
+      </w:r>
+      <w:r>
+        <w:rPr>
+          <w:b/>
+        </w:rPr>
+        <w:t>operator</w:t>
+      </w:r>
+      <w:r>
+        <w:rPr>
+          <w:b w:val="0"/>
+        </w:rPr>
+        <w:t xml:space="preserve"> followed the intended rule would hide the defect.</w:t>
+      </w:r>
+    </w:p>
+    <w:p>
+      <w:pPr>
+        <w:pStyle w:val="Heading2"/>
+      </w:pPr>
+      <w:r>
+        <w:t>Changed-case question</w:t>
+      </w:r>
+    </w:p>
+    <w:p>
+      <w:pPr>
+        <w:pStyle w:val="Heading3"/>
+      </w:pPr>
+      <w:r>
+        <w:t>Practice 2: explain the deciding evidence</w:t>
+      </w:r>
+    </w:p>
+    <w:p>
+      <w:pPr>
+        <w:pStyle w:val="ListBullet"/>
+      </w:pPr>
+      <w:r>
+        <w:t>Changed-case practice: Insert “if capacity is below count, continue” before accepting a bin. Which conclusion is supported by the supplied facts?</w:t>
+      </w:r>
+    </w:p>
+    <w:p>
+      <w:pPr>
+        <w:pStyle w:val="ListBullet"/>
+      </w:pPr>
+      <w:r>
+        <w:t>1. This one example guarantees correct results for every future input.</w:t>
+      </w:r>
+    </w:p>
+    <w:p>
+      <w:pPr>
+        <w:pStyle w:val="ListBullet"/>
+      </w:pPr>
+      <w:r>
+        <w:t>2. The revised trace rejects X and accepts Y for 4.</w:t>
+      </w:r>
+    </w:p>
+    <w:p>
+      <w:pPr>
+        <w:pStyle w:val="ListBullet"/>
+      </w:pPr>
+      <w:r>
+        <w:t>3. We can decide the result without examining the changed input or the procedure.</w:t>
+      </w:r>
+    </w:p>
+    <w:p>
+      <w:pPr>
+        <w:pStyle w:val="Heading3"/>
+      </w:pPr>
+      <w:r>
+        <w:t>My selected conclusion, deciding fact and explanation</w:t>
+      </w:r>
+    </w:p>
+    <w:p>
+      <w:r>
+        <w:t>________________________________________________________________</w:t>
+      </w:r>
+    </w:p>
+    <w:p>
+      <w:r>
+        <w:t>________________________________________________________________</w:t>
+      </w:r>
+    </w:p>
+    <w:p>
+      <w:r>
+        <w:t>________________________________________________________________</w:t>
+      </w:r>
+    </w:p>
+    <w:p>
+      <w:r>
+        <w:t>________________________________________________________________</w:t>
+      </w:r>
+    </w:p>
+    <w:p>
+      <w:r>
+        <w:t>________________________________________________________________</w:t>
+      </w:r>
+    </w:p>
+    <w:p>
+      <w:pPr>
+        <w:pStyle w:val="ListBullet"/>
+      </w:pPr>
+      <w:r>
+        <w:t>Hint if needed: Use the changed condition and the deciding step in the pictorial trace. The answer must say what follows from those facts.</w:t>
+      </w:r>
+    </w:p>
+    <w:p>
+      <w:pPr>
+        <w:pStyle w:val="Heading2"/>
+      </w:pPr>
+      <w:r>
+        <w:t>Check the changed case · reference / check after trying</w:t>
+      </w:r>
+    </w:p>
+    <w:p>
+      <w:pPr>
+        <w:spacing w:line="336" w:lineRule="auto" w:after="180"/>
+      </w:pPr>
+      <w:r>
+        <w:rPr>
+          <w:b w:val="0"/>
+        </w:rPr>
+        <w:t xml:space="preserve">After your attempt, compare with the supported explanation: The revised </w:t>
+      </w:r>
+      <w:r>
+        <w:rPr>
+          <w:b/>
+        </w:rPr>
+        <w:t>trace</w:t>
+      </w:r>
+      <w:r>
+        <w:rPr>
+          <w:b w:val="0"/>
+        </w:rPr>
+        <w:t xml:space="preserve"> rejects X and accepts Y for 4. 3&lt;4 is true; 7&lt;4 is false, so Y fits.</w:t>
+      </w:r>
+    </w:p>
+    <w:p>
+      <w:pPr>
+        <w:pStyle w:val="Heading2"/>
+      </w:pPr>
+      <w:r>
+        <w:t>Repair and save your work</w:t>
+      </w:r>
+    </w:p>
+    <w:p>
+      <w:pPr>
+        <w:spacing w:line="336" w:lineRule="auto" w:after="180"/>
+      </w:pPr>
+      <w:r>
+        <w:rPr>
+          <w:b w:val="0"/>
+        </w:rPr>
+        <w:t xml:space="preserve">Review Design the Decision </w:t>
+      </w:r>
+      <w:r>
+        <w:rPr>
+          <w:b/>
+        </w:rPr>
+        <w:t>Process</w:t>
+      </w:r>
+      <w:r>
+        <w:rPr>
+          <w:b w:val="0"/>
+        </w:rPr>
+        <w:t xml:space="preserve"> (ai-1/31). Goal: Design a decision </w:t>
+      </w:r>
+      <w:r>
+        <w:rPr>
+          <w:b/>
+        </w:rPr>
+        <w:t>process</w:t>
+      </w:r>
+      <w:r>
+        <w:rPr>
+          <w:b w:val="0"/>
+        </w:rPr>
+        <w:t xml:space="preserve"> that covers valid, invalid and no-match requests.</w:t>
+      </w:r>
+    </w:p>
+    <w:p>
+      <w:pPr>
+        <w:spacing w:line="336" w:lineRule="auto" w:after="180"/>
+      </w:pPr>
+      <w:r>
+        <w:rPr>
+          <w:b w:val="0"/>
+        </w:rPr>
+        <w:t>Short practice: Where does the first original rejection occur, and why is K3 not originally selected?. Return to this week and explain what you changed.</w:t>
+      </w:r>
+    </w:p>
+    <w:p>
+      <w:pPr>
+        <w:spacing w:line="336" w:lineRule="auto" w:after="180"/>
+      </w:pPr>
+      <w:r>
+        <w:rPr>
+          <w:b w:val="0"/>
+        </w:rPr>
+        <w:t xml:space="preserve">Review Find a Real Problem (ai-1/29). Goal: Describe a specific user difficulty using supplied </w:t>
+      </w:r>
+      <w:r>
+        <w:rPr>
+          <w:b/>
+        </w:rPr>
+        <w:t>evidence</w:t>
+      </w:r>
+      <w:r>
+        <w:rPr>
+          <w:b w:val="0"/>
+        </w:rPr>
+        <w:t xml:space="preserve"> without inventing its cause.</w:t>
+      </w:r>
+    </w:p>
+    <w:p>
+      <w:pPr>
+        <w:spacing w:line="336" w:lineRule="auto" w:after="180"/>
+      </w:pPr>
+      <w:r>
+        <w:rPr>
+          <w:b w:val="0"/>
+        </w:rPr>
+        <w:t xml:space="preserve">Short practice: Write a one-sentence project goal and say what </w:t>
+      </w:r>
+      <w:r>
+        <w:rPr>
+          <w:b/>
+        </w:rPr>
+        <w:t>evidence</w:t>
+      </w:r>
+      <w:r>
+        <w:rPr>
+          <w:b w:val="0"/>
+        </w:rPr>
+        <w:t xml:space="preserve"> would count as a failure.. Return to this week and explain what you changed.</w:t>
+      </w:r>
+    </w:p>
+    <w:p>
+      <w:pPr>
+        <w:spacing w:line="336" w:lineRule="auto" w:after="180"/>
+      </w:pPr>
+      <w:r>
+        <w:rPr>
+          <w:b w:val="0"/>
+        </w:rPr>
+        <w:t xml:space="preserve">Review Prompts Are Design </w:t>
+      </w:r>
+      <w:r>
+        <w:rPr>
+          <w:b/>
+        </w:rPr>
+        <w:t>Instruction</w:t>
+      </w:r>
+      <w:r>
+        <w:rPr>
+          <w:b w:val="0"/>
+        </w:rPr>
+        <w:t xml:space="preserve">s (ai-1/26). Goal: Write a prompt with a clear task, supplied </w:t>
+      </w:r>
+      <w:r>
+        <w:rPr>
+          <w:b/>
+        </w:rPr>
+        <w:t>evidence</w:t>
+      </w:r>
+      <w:r>
+        <w:rPr>
+          <w:b w:val="0"/>
+        </w:rPr>
+        <w:t xml:space="preserve"> and checkable </w:t>
+      </w:r>
+      <w:r>
+        <w:rPr>
+          <w:b/>
+        </w:rPr>
+        <w:t>output</w:t>
+      </w:r>
+      <w:r>
+        <w:rPr>
+          <w:b w:val="0"/>
+        </w:rPr>
+        <w:t xml:space="preserve"> requirements.</w:t>
+      </w:r>
+    </w:p>
+    <w:p>
+      <w:pPr>
+        <w:spacing w:line="336" w:lineRule="auto" w:after="180"/>
+      </w:pPr>
+      <w:r>
+        <w:rPr>
+          <w:b w:val="0"/>
+        </w:rPr>
+        <w:t>Short practice: What must happen if B instead conflicts with another equally authoritative duration record?. Return to this week and explain what you changed.</w:t>
+      </w:r>
+    </w:p>
+    <w:p>
+      <w:pPr>
+        <w:spacing w:line="336" w:lineRule="auto" w:after="180"/>
+      </w:pPr>
+      <w:r>
+        <w:rPr>
+          <w:b w:val="0"/>
+        </w:rPr>
+        <w:t xml:space="preserve">Use Download completed work in the hosted lesson to export your answers, reflections, practice feedback and code-run </w:t>
+      </w:r>
+      <w:r>
+        <w:rPr>
+          <w:b/>
+        </w:rPr>
+        <w:t>evidence</w:t>
+      </w:r>
+      <w:r>
+        <w:rPr>
+          <w:b w:val="0"/>
+        </w:rPr>
+        <w:t>. Open the HTML copy to read or print it.</w:t>
+      </w:r>
+    </w:p>
+    <w:p>
+      <w:pPr>
+        <w:spacing w:line="336" w:lineRule="auto" w:after="180"/>
+      </w:pPr>
+      <w:r>
+        <w:rPr>
+          <w:b w:val="0"/>
+        </w:rPr>
+        <w:t>Drafts stay in this browser when storage is available; clear drafts on a shared device.</w:t>
+      </w:r>
+    </w:p>
+    <w:p>
+      <w:pPr>
+        <w:pStyle w:val="Heading3"/>
+      </w:pPr>
+      <w:r>
+        <w:t>What I repaired, the evidence I kept and the next test</w:t>
+      </w:r>
+    </w:p>
+    <w:p>
+      <w:r>
+        <w:t>________________________________________________________________</w:t>
+      </w:r>
+    </w:p>
+    <w:p>
+      <w:r>
+        <w:t>________________________________________________________________</w:t>
+      </w:r>
+    </w:p>
+    <w:p>
+      <w:r>
+        <w:t>________________________________________________________________</w:t>
+      </w:r>
+    </w:p>
+    <w:p>
+      <w:r>
+        <w:t>________________________________________________________________</w:t>
+      </w:r>
+    </w:p>
+    <w:p>
+      <w:r>
+        <w:t>________________________________________________________________</w:t>
+      </w:r>
+    </w:p>
+    <w:p>
+      <w:pPr>
+        <w:pStyle w:val="Heading2"/>
+      </w:pPr>
+      <w:r>
+        <w:t>Earlier wording, alternatives and picture transcripts · reference / check after trying</w:t>
       </w:r>
     </w:p>
     <w:p>
@@ -2593,104 +3125,10 @@
     </w:p>
     <w:p>
       <w:pPr>
-        <w:spacing w:line="336" w:lineRule="auto" w:after="180"/>
-      </w:pPr>
-      <w:r>
-        <w:rPr>
-          <w:b w:val="0"/>
-        </w:rPr>
-        <w:t xml:space="preserve">A fictional team turns a storage-bin specification into movable </w:t>
-      </w:r>
-      <w:r>
-        <w:rPr>
-          <w:b/>
-        </w:rPr>
-        <w:t>instruction</w:t>
-      </w:r>
-      <w:r>
-        <w:rPr>
-          <w:b w:val="0"/>
-        </w:rPr>
-        <w:t xml:space="preserve"> cards.</w:t>
-      </w:r>
-    </w:p>
-    <w:p>
-      <w:pPr>
         <w:pStyle w:val="Heading3"/>
       </w:pPr>
       <w:r>
-        <w:t>Practice 1: explain the deciding evidence</w:t>
-      </w:r>
-    </w:p>
-    <w:p>
-      <w:pPr>
-        <w:spacing w:line="336" w:lineRule="auto" w:after="180"/>
-      </w:pPr>
-      <w:r>
-        <w:rPr>
-          <w:b w:val="0"/>
-        </w:rPr>
-        <w:t>Which labelled step matches this detail? Expected Y, actual X: locate the missing check.</w:t>
-      </w:r>
-    </w:p>
-    <w:p>
-      <w:pPr>
-        <w:spacing w:line="336" w:lineRule="auto" w:after="180"/>
-        <w:shd w:fill="F4F9FC"/>
-      </w:pPr>
-      <w:r>
-        <w:rPr>
-          <w:b w:val="0"/>
-        </w:rPr>
-        <w:t xml:space="preserve">1. Actual </w:t>
-      </w:r>
-      <w:r>
-        <w:rPr>
-          <w:b/>
-        </w:rPr>
-        <w:t>trace</w:t>
-      </w:r>
-    </w:p>
-    <w:p>
-      <w:pPr>
-        <w:spacing w:line="336" w:lineRule="auto" w:after="180"/>
-        <w:shd w:fill="F4F9FC"/>
-      </w:pPr>
-      <w:r>
-        <w:rPr>
-          <w:b w:val="0"/>
-        </w:rPr>
-        <w:t>2. Record mismatch</w:t>
-      </w:r>
-    </w:p>
-    <w:p>
-      <w:pPr>
-        <w:spacing w:line="336" w:lineRule="auto" w:after="180"/>
-        <w:shd w:fill="F4F9FC"/>
-      </w:pPr>
-      <w:r>
-        <w:rPr>
-          <w:b w:val="0"/>
-        </w:rPr>
-        <w:t>3. Operate literally</w:t>
-      </w:r>
-    </w:p>
-    <w:p>
-      <w:pPr>
-        <w:spacing w:line="336" w:lineRule="auto" w:after="180"/>
-        <w:shd w:fill="F4F9FC"/>
-      </w:pPr>
-      <w:r>
-        <w:rPr>
-          <w:b w:val="0"/>
-        </w:rPr>
-        <w:t xml:space="preserve">4. </w:t>
-      </w:r>
-      <w:r>
-        <w:rPr>
-          <w:b/>
-        </w:rPr>
-        <w:t>Expected result</w:t>
+        <w:t>Repair a missing building block</w:t>
       </w:r>
     </w:p>
     <w:p>
@@ -2698,592 +3136,25 @@
         <w:pStyle w:val="Heading3"/>
       </w:pPr>
       <w:r>
-        <w:t>My selected conclusion, deciding fact and explanation</w:t>
-      </w:r>
-    </w:p>
-    <w:p>
-      <w:r>
-        <w:t>________________________________________________________________</w:t>
-      </w:r>
-    </w:p>
-    <w:p>
-      <w:r>
-        <w:t>________________________________________________________________</w:t>
-      </w:r>
-    </w:p>
-    <w:p>
-      <w:r>
-        <w:t>________________________________________________________________</w:t>
-      </w:r>
-    </w:p>
-    <w:p>
-      <w:r>
-        <w:t>________________________________________________________________</w:t>
-      </w:r>
-    </w:p>
-    <w:p>
-      <w:r>
-        <w:t>________________________________________________________________</w:t>
-      </w:r>
-    </w:p>
-    <w:p>
-      <w:pPr>
-        <w:pStyle w:val="Heading3"/>
-      </w:pPr>
-      <w:r>
-        <w:t>Hint · try first</w:t>
-      </w:r>
-    </w:p>
-    <w:p>
-      <w:pPr>
-        <w:spacing w:line="336" w:lineRule="auto" w:after="180"/>
-        <w:shd w:fill="F1F6F8"/>
-      </w:pPr>
-      <w:r>
-        <w:rPr>
-          <w:b w:val="0"/>
-        </w:rPr>
-        <w:t>Hint if needed: Read the steps in the pictorial case. Match the supplied detail to the stage that performs or records it.</w:t>
-      </w:r>
-    </w:p>
-    <w:p>
-      <w:pPr>
-        <w:pStyle w:val="Heading3"/>
-      </w:pPr>
-      <w:r>
-        <w:t>Feedback · compare after trying</w:t>
-      </w:r>
-    </w:p>
-    <w:p>
-      <w:pPr>
-        <w:spacing w:line="336" w:lineRule="auto" w:after="180"/>
-        <w:shd w:fill="F1F6FC"/>
-      </w:pPr>
-      <w:r>
-        <w:rPr>
-          <w:b w:val="0"/>
-        </w:rPr>
-        <w:t>After your attempt, compare with the supported explanation: Record mismatch Expected Y, actual X: locate the missing check.</w:t>
-      </w:r>
-    </w:p>
-    <w:p>
-      <w:pPr>
-        <w:spacing w:line="336" w:lineRule="auto" w:after="180"/>
-        <w:shd w:fill="F1F6FC"/>
-      </w:pPr>
-      <w:r>
-        <w:rPr>
-          <w:b w:val="0"/>
-        </w:rPr>
-        <w:t xml:space="preserve">A paper </w:t>
-      </w:r>
-      <w:r>
-        <w:rPr>
-          <w:b/>
-        </w:rPr>
-        <w:t>prototype</w:t>
-      </w:r>
-      <w:r>
-        <w:rPr>
-          <w:b w:val="0"/>
-        </w:rPr>
-        <w:t xml:space="preserve"> is executable when another person can follow its </w:t>
-      </w:r>
-      <w:r>
-        <w:rPr>
-          <w:b/>
-        </w:rPr>
-        <w:t>instruction</w:t>
-      </w:r>
-      <w:r>
-        <w:rPr>
-          <w:b w:val="0"/>
-        </w:rPr>
-        <w:t>s without guessing your intention. Record the actual wrong result separately from the expected one.</w:t>
-      </w:r>
-    </w:p>
-    <w:p>
-      <w:pPr>
-        <w:spacing w:line="336" w:lineRule="auto" w:after="180"/>
-        <w:shd w:fill="F1F6FC"/>
-      </w:pPr>
-      <w:r>
-        <w:rPr>
-          <w:b w:val="0"/>
-        </w:rPr>
-        <w:t xml:space="preserve">Discovering a missing comparison is useful </w:t>
-      </w:r>
-      <w:r>
-        <w:rPr>
-          <w:b/>
-        </w:rPr>
-        <w:t>evidence</w:t>
-      </w:r>
-      <w:r>
-        <w:rPr>
-          <w:b w:val="0"/>
-        </w:rPr>
-        <w:t xml:space="preserve"> for repair; pretending the </w:t>
-      </w:r>
-      <w:r>
-        <w:rPr>
-          <w:b/>
-        </w:rPr>
-        <w:t>operator</w:t>
-      </w:r>
-      <w:r>
-        <w:rPr>
-          <w:b w:val="0"/>
-        </w:rPr>
-        <w:t xml:space="preserve"> followed the intended rule would hide the defect.</w:t>
-      </w:r>
-    </w:p>
-    <w:p>
-      <w:pPr>
-        <w:pStyle w:val="Heading3"/>
-      </w:pPr>
-      <w:r>
-        <w:t>Practice 2: explain the deciding evidence</w:t>
-      </w:r>
-    </w:p>
-    <w:p>
-      <w:pPr>
-        <w:pStyle w:val="Heading3"/>
-      </w:pPr>
-      <w:r>
-        <w:t>Changed case · predict first</w:t>
-      </w:r>
-    </w:p>
-    <w:p>
-      <w:pPr>
-        <w:spacing w:line="336" w:lineRule="auto" w:after="180"/>
-        <w:shd w:fill="F5F1FB"/>
-      </w:pPr>
-      <w:r>
-        <w:rPr>
-          <w:b w:val="0"/>
-        </w:rPr>
-        <w:t>Changed-case practice: Insert “if capacity is below count, continue” before accepting a bin. Which conclusion is supported by the supplied facts?</w:t>
-      </w:r>
-    </w:p>
-    <w:p>
-      <w:pPr>
-        <w:spacing w:line="336" w:lineRule="auto" w:after="180"/>
-        <w:shd w:fill="F4F9FC"/>
-      </w:pPr>
-      <w:r>
-        <w:rPr>
-          <w:b w:val="0"/>
-        </w:rPr>
-        <w:t xml:space="preserve">1. This one example guarantees correct results for every future </w:t>
-      </w:r>
-      <w:r>
-        <w:rPr>
-          <w:b/>
-        </w:rPr>
-        <w:t>input</w:t>
-      </w:r>
-      <w:r>
-        <w:rPr>
-          <w:b w:val="0"/>
-        </w:rPr>
-        <w:t>.</w:t>
-      </w:r>
-    </w:p>
-    <w:p>
-      <w:pPr>
-        <w:spacing w:line="336" w:lineRule="auto" w:after="180"/>
-        <w:shd w:fill="F4F9FC"/>
-      </w:pPr>
-      <w:r>
-        <w:rPr>
-          <w:b w:val="0"/>
-        </w:rPr>
-        <w:t xml:space="preserve">2. The revised </w:t>
-      </w:r>
-      <w:r>
-        <w:rPr>
-          <w:b/>
-        </w:rPr>
-        <w:t>trace</w:t>
-      </w:r>
-      <w:r>
-        <w:rPr>
-          <w:b w:val="0"/>
-        </w:rPr>
-        <w:t xml:space="preserve"> rejects X and accepts Y for 4.</w:t>
-      </w:r>
-    </w:p>
-    <w:p>
-      <w:pPr>
-        <w:spacing w:line="336" w:lineRule="auto" w:after="180"/>
-        <w:shd w:fill="F4F9FC"/>
-      </w:pPr>
-      <w:r>
-        <w:rPr>
-          <w:b w:val="0"/>
-        </w:rPr>
-        <w:t xml:space="preserve">3. We can decide the result without examining the changed </w:t>
-      </w:r>
-      <w:r>
-        <w:rPr>
-          <w:b/>
-        </w:rPr>
-        <w:t>input</w:t>
-      </w:r>
-      <w:r>
-        <w:rPr>
-          <w:b w:val="0"/>
-        </w:rPr>
-        <w:t xml:space="preserve"> or the procedure.</w:t>
-      </w:r>
-    </w:p>
-    <w:p>
-      <w:pPr>
-        <w:pStyle w:val="Heading3"/>
-      </w:pPr>
-      <w:r>
-        <w:t>My selected conclusion, deciding fact and explanation</w:t>
-      </w:r>
-    </w:p>
-    <w:p>
-      <w:r>
-        <w:t>________________________________________________________________</w:t>
-      </w:r>
-    </w:p>
-    <w:p>
-      <w:r>
-        <w:t>________________________________________________________________</w:t>
-      </w:r>
-    </w:p>
-    <w:p>
-      <w:r>
-        <w:t>________________________________________________________________</w:t>
-      </w:r>
-    </w:p>
-    <w:p>
-      <w:r>
-        <w:t>________________________________________________________________</w:t>
-      </w:r>
-    </w:p>
-    <w:p>
-      <w:r>
-        <w:t>________________________________________________________________</w:t>
-      </w:r>
-    </w:p>
-    <w:p>
-      <w:pPr>
-        <w:pStyle w:val="Heading3"/>
-      </w:pPr>
-      <w:r>
-        <w:t>Hint · try first</w:t>
-      </w:r>
-    </w:p>
-    <w:p>
-      <w:pPr>
-        <w:spacing w:line="336" w:lineRule="auto" w:after="180"/>
-        <w:shd w:fill="F1F6F8"/>
-      </w:pPr>
-      <w:r>
-        <w:rPr>
-          <w:b w:val="0"/>
-        </w:rPr>
-        <w:t xml:space="preserve">Hint if needed: Use the changed condition and the deciding step in the pictorial </w:t>
-      </w:r>
-      <w:r>
-        <w:rPr>
-          <w:b/>
-        </w:rPr>
-        <w:t>trace</w:t>
-      </w:r>
-      <w:r>
-        <w:rPr>
-          <w:b w:val="0"/>
-        </w:rPr>
-        <w:t>. The answer must say what follows from those facts.</w:t>
-      </w:r>
-    </w:p>
-    <w:p>
-      <w:pPr>
-        <w:pStyle w:val="Heading3"/>
-      </w:pPr>
-      <w:r>
-        <w:t>Feedback · compare after trying</w:t>
-      </w:r>
-    </w:p>
-    <w:p>
-      <w:pPr>
-        <w:spacing w:line="336" w:lineRule="auto" w:after="180"/>
-        <w:shd w:fill="F1F6FC"/>
-      </w:pPr>
-      <w:r>
-        <w:rPr>
-          <w:b w:val="0"/>
-        </w:rPr>
-        <w:t xml:space="preserve">After your attempt, compare with the supported explanation: The revised </w:t>
-      </w:r>
-      <w:r>
-        <w:rPr>
-          <w:b/>
-        </w:rPr>
-        <w:t>trace</w:t>
-      </w:r>
-      <w:r>
-        <w:rPr>
-          <w:b w:val="0"/>
-        </w:rPr>
-        <w:t xml:space="preserve"> rejects X and accepts Y for 4. 3&lt;4 is true; 7&lt;4 is false, so Y fits.</w:t>
-      </w:r>
-    </w:p>
-    <w:p>
-      <w:pPr>
-        <w:pStyle w:val="Heading3"/>
-      </w:pPr>
-      <w:r>
-        <w:t>Repair a missing building block</w:t>
-      </w:r>
-    </w:p>
-    <w:p>
-      <w:pPr>
-        <w:spacing w:line="336" w:lineRule="auto" w:after="180"/>
-      </w:pPr>
-      <w:r>
-        <w:rPr>
-          <w:b w:val="0"/>
-        </w:rPr>
-        <w:t xml:space="preserve">Review Design the Decision </w:t>
-      </w:r>
-      <w:r>
-        <w:rPr>
-          <w:b/>
-        </w:rPr>
-        <w:t>Process</w:t>
-      </w:r>
-      <w:r>
-        <w:rPr>
-          <w:b w:val="0"/>
-        </w:rPr>
-        <w:t xml:space="preserve"> (ai-1/31). Goal: Design a decision </w:t>
-      </w:r>
-      <w:r>
-        <w:rPr>
-          <w:b/>
-        </w:rPr>
-        <w:t>process</w:t>
-      </w:r>
-      <w:r>
-        <w:rPr>
-          <w:b w:val="0"/>
-        </w:rPr>
-        <w:t xml:space="preserve"> that covers valid, invalid and no-match requests.</w:t>
-      </w:r>
-    </w:p>
-    <w:p>
-      <w:pPr>
-        <w:spacing w:line="336" w:lineRule="auto" w:after="180"/>
-      </w:pPr>
-      <w:r>
-        <w:rPr>
-          <w:b w:val="0"/>
-        </w:rPr>
-        <w:t>Short practice: Where does the first original rejection occur, and why is K3 not originally selected?. Return to this week and explain what you changed.</w:t>
-      </w:r>
-    </w:p>
-    <w:p>
-      <w:pPr>
-        <w:spacing w:line="336" w:lineRule="auto" w:after="180"/>
-      </w:pPr>
-      <w:r>
-        <w:rPr>
-          <w:b w:val="0"/>
-        </w:rPr>
-        <w:t xml:space="preserve">Review Find a Real Problem (ai-1/29). Goal: Describe a specific user difficulty using supplied </w:t>
-      </w:r>
-      <w:r>
-        <w:rPr>
-          <w:b/>
-        </w:rPr>
-        <w:t>evidence</w:t>
-      </w:r>
-      <w:r>
-        <w:rPr>
-          <w:b w:val="0"/>
-        </w:rPr>
-        <w:t xml:space="preserve"> without inventing its cause.</w:t>
-      </w:r>
-    </w:p>
-    <w:p>
-      <w:pPr>
-        <w:spacing w:line="336" w:lineRule="auto" w:after="180"/>
-      </w:pPr>
-      <w:r>
-        <w:rPr>
-          <w:b w:val="0"/>
-        </w:rPr>
-        <w:t xml:space="preserve">Short practice: Write a one-sentence project goal and say what </w:t>
-      </w:r>
-      <w:r>
-        <w:rPr>
-          <w:b/>
-        </w:rPr>
-        <w:t>evidence</w:t>
-      </w:r>
-      <w:r>
-        <w:rPr>
-          <w:b w:val="0"/>
-        </w:rPr>
-        <w:t xml:space="preserve"> would count as a failure.. Return to this week and explain what you changed.</w:t>
-      </w:r>
-    </w:p>
-    <w:p>
-      <w:pPr>
-        <w:spacing w:line="336" w:lineRule="auto" w:after="180"/>
-      </w:pPr>
-      <w:r>
-        <w:rPr>
-          <w:b w:val="0"/>
-        </w:rPr>
-        <w:t xml:space="preserve">Review Prompts Are Design </w:t>
-      </w:r>
-      <w:r>
-        <w:rPr>
-          <w:b/>
-        </w:rPr>
-        <w:t>Instruction</w:t>
-      </w:r>
-      <w:r>
-        <w:rPr>
-          <w:b w:val="0"/>
-        </w:rPr>
-        <w:t xml:space="preserve">s (ai-1/26). Goal: Write a prompt with a clear task, supplied </w:t>
-      </w:r>
-      <w:r>
-        <w:rPr>
-          <w:b/>
-        </w:rPr>
-        <w:t>evidence</w:t>
-      </w:r>
-      <w:r>
-        <w:rPr>
-          <w:b w:val="0"/>
-        </w:rPr>
-        <w:t xml:space="preserve"> and checkable </w:t>
-      </w:r>
-      <w:r>
-        <w:rPr>
-          <w:b/>
-        </w:rPr>
-        <w:t>output</w:t>
-      </w:r>
-      <w:r>
-        <w:rPr>
-          <w:b w:val="0"/>
-        </w:rPr>
-        <w:t xml:space="preserve"> requirements.</w:t>
-      </w:r>
-    </w:p>
-    <w:p>
-      <w:pPr>
-        <w:spacing w:line="336" w:lineRule="auto" w:after="180"/>
-      </w:pPr>
-      <w:r>
-        <w:rPr>
-          <w:b w:val="0"/>
-        </w:rPr>
-        <w:t>Short practice: What must happen if B instead conflicts with another equally authoritative duration record?. Return to this week and explain what you changed.</w:t>
-      </w:r>
-    </w:p>
-    <w:p>
-      <w:pPr>
-        <w:pStyle w:val="Heading3"/>
-      </w:pPr>
-      <w:r>
         <w:t>Keep your completed work</w:t>
       </w:r>
     </w:p>
     <w:p>
       <w:pPr>
-        <w:spacing w:line="336" w:lineRule="auto" w:after="180"/>
-      </w:pPr>
-      <w:r>
-        <w:rPr>
-          <w:b w:val="0"/>
-        </w:rPr>
-        <w:t xml:space="preserve">Use Download completed work in the hosted lesson to export your answers, reflections, practice feedback and code-run </w:t>
-      </w:r>
-      <w:r>
-        <w:rPr>
-          <w:b/>
-        </w:rPr>
-        <w:t>evidence</w:t>
-      </w:r>
-      <w:r>
-        <w:rPr>
-          <w:b w:val="0"/>
-        </w:rPr>
-        <w:t>. Open the HTML copy to read or print it.</w:t>
-      </w:r>
-    </w:p>
-    <w:p>
-      <w:pPr>
-        <w:spacing w:line="336" w:lineRule="auto" w:after="180"/>
-      </w:pPr>
-      <w:r>
-        <w:rPr>
-          <w:b w:val="0"/>
-        </w:rPr>
-        <w:t>Drafts stay in this browser when storage is available; clear drafts on a shared device.</w:t>
-      </w:r>
-    </w:p>
-    <w:p>
-      <w:pPr>
-        <w:pStyle w:val="Heading3"/>
-      </w:pPr>
-      <w:r>
-        <w:t>What I repaired, the evidence I kept and the next test</w:t>
-      </w:r>
-    </w:p>
-    <w:p>
-      <w:r>
-        <w:t>________________________________________________________________</w:t>
-      </w:r>
-    </w:p>
-    <w:p>
-      <w:r>
-        <w:t>________________________________________________________________</w:t>
-      </w:r>
-    </w:p>
-    <w:p>
-      <w:r>
-        <w:t>________________________________________________________________</w:t>
-      </w:r>
-    </w:p>
-    <w:p>
-      <w:r>
-        <w:t>________________________________________________________________</w:t>
-      </w:r>
-    </w:p>
-    <w:p>
-      <w:r>
-        <w:t>________________________________________________________________</w:t>
-      </w:r>
-    </w:p>
-    <w:p>
-      <w:pPr>
         <w:pStyle w:val="Heading1"/>
       </w:pPr>
       <w:r>
-        <w:t>21. Visual concept journey</w:t>
-      </w:r>
-    </w:p>
-    <w:p>
-      <w:r>
-        <w:t>Explain each Build a Paper Prototype picture from its labels, then record a relevant limit.</w:t>
-      </w:r>
-    </w:p>
-    <w:p>
-      <w:pPr>
-        <w:pStyle w:val="Heading3"/>
+        <w:t>21. Reference · Six-picture response sheets</w:t>
+      </w:r>
+    </w:p>
+    <w:p>
+      <w:r>
+        <w:t>Choose the image that helps rather than repeating all six.</w:t>
+      </w:r>
+    </w:p>
+    <w:p>
+      <w:pPr>
+        <w:pStyle w:val="Heading2"/>
       </w:pPr>
       <w:r>
         <w:t>01. Build a Paper Prototype: the case</w:t>
@@ -3374,7 +3245,6 @@
     <w:p>
       <w:pPr>
         <w:spacing w:line="336" w:lineRule="auto" w:after="180"/>
-        <w:shd w:fill="F5F1FB"/>
       </w:pPr>
       <w:r>
         <w:rPr>
@@ -3413,7 +3283,7 @@
     </w:p>
     <w:p>
       <w:pPr>
-        <w:pStyle w:val="Heading3"/>
+        <w:pStyle w:val="Heading2"/>
       </w:pPr>
       <w:r>
         <w:t>02. Follow the deciding steps</w:t>
@@ -3511,7 +3381,6 @@
     <w:p>
       <w:pPr>
         <w:spacing w:line="336" w:lineRule="auto" w:after="180"/>
-        <w:shd w:fill="F5F1FB"/>
       </w:pPr>
       <w:r>
         <w:rPr>
@@ -3562,7 +3431,7 @@
     </w:p>
     <w:p>
       <w:pPr>
-        <w:pStyle w:val="Heading3"/>
+        <w:pStyle w:val="Heading2"/>
       </w:pPr>
       <w:r>
         <w:t>03. A paper run that can be checked</w:t>
@@ -3641,7 +3510,6 @@
     <w:p>
       <w:pPr>
         <w:spacing w:line="336" w:lineRule="auto" w:after="180"/>
-        <w:shd w:fill="F5F1FB"/>
       </w:pPr>
       <w:r>
         <w:rPr>
@@ -3680,7 +3548,7 @@
     </w:p>
     <w:p>
       <w:pPr>
-        <w:pStyle w:val="Heading3"/>
+        <w:pStyle w:val="Heading2"/>
       </w:pPr>
       <w:r>
         <w:t>04. Change one thing. Trace what follows.</w:t>
@@ -3771,7 +3639,6 @@
     <w:p>
       <w:pPr>
         <w:spacing w:line="336" w:lineRule="auto" w:after="180"/>
-        <w:shd w:fill="F5F1FB"/>
       </w:pPr>
       <w:r>
         <w:rPr>
@@ -3810,7 +3677,7 @@
     </w:p>
     <w:p>
       <w:pPr>
-        <w:pStyle w:val="Heading3"/>
+        <w:pStyle w:val="Heading2"/>
       </w:pPr>
       <w:r>
         <w:t>05. Connect the explanation to its limit</w:t>
@@ -3948,7 +3815,6 @@
     <w:p>
       <w:pPr>
         <w:spacing w:line="336" w:lineRule="auto" w:after="180"/>
-        <w:shd w:fill="F5F1FB"/>
       </w:pPr>
       <w:r>
         <w:rPr>
@@ -3987,7 +3853,7 @@
     </w:p>
     <w:p>
       <w:pPr>
-        <w:pStyle w:val="Heading3"/>
+        <w:pStyle w:val="Heading2"/>
       </w:pPr>
       <w:r>
         <w:t>06. Make the idea visible in your project</w:t>
@@ -4032,7 +3898,6 @@
     <w:p>
       <w:pPr>
         <w:spacing w:line="336" w:lineRule="auto" w:after="180"/>
-        <w:shd w:fill="F5F1FB"/>
       </w:pPr>
       <w:r>
         <w:rPr>
@@ -4104,7 +3969,6 @@
     <w:p>
       <w:pPr>
         <w:spacing w:line="336" w:lineRule="auto" w:after="180"/>
-        <w:shd w:fill="F5F1FB"/>
       </w:pPr>
       <w:r>
         <w:rPr>
@@ -4116,7 +3980,6 @@
     <w:p>
       <w:pPr>
         <w:spacing w:line="336" w:lineRule="auto" w:after="180"/>
-        <w:shd w:fill="F5F1FB"/>
       </w:pPr>
       <w:r>
         <w:rPr>
@@ -4175,6 +4038,62 @@
     <w:p>
       <w:r>
         <w:t>________________________________________________________________</w:t>
+      </w:r>
+    </w:p>
+    <w:p>
+      <w:pPr>
+        <w:pStyle w:val="Heading2"/>
+      </w:pPr>
+      <w:r>
+        <w:t>Earlier wording, alternatives and picture transcripts · reference / check after trying</w:t>
+      </w:r>
+    </w:p>
+    <w:p>
+      <w:pPr>
+        <w:pStyle w:val="Heading3"/>
+      </w:pPr>
+      <w:r>
+        <w:t>01. Build a Paper Prototype: the case</w:t>
+      </w:r>
+    </w:p>
+    <w:p>
+      <w:pPr>
+        <w:pStyle w:val="Heading3"/>
+      </w:pPr>
+      <w:r>
+        <w:t>02. Follow the deciding steps</w:t>
+      </w:r>
+    </w:p>
+    <w:p>
+      <w:pPr>
+        <w:pStyle w:val="Heading3"/>
+      </w:pPr>
+      <w:r>
+        <w:t>03. A paper run that can be checked</w:t>
+      </w:r>
+    </w:p>
+    <w:p>
+      <w:pPr>
+        <w:pStyle w:val="Heading3"/>
+      </w:pPr>
+      <w:r>
+        <w:t>04. Change one thing. Trace what follows.</w:t>
+      </w:r>
+    </w:p>
+    <w:p>
+      <w:pPr>
+        <w:pStyle w:val="Heading3"/>
+      </w:pPr>
+      <w:r>
+        <w:t>05. Connect the explanation to its limit</w:t>
+      </w:r>
+    </w:p>
+    <w:p>
+      <w:pPr>
+        <w:pStyle w:val="Heading3"/>
+      </w:pPr>
+      <w:r>
+        <w:t>06. Make the idea visible in your project</w:t>
       </w:r>
     </w:p>
     <w:sectPr>
